--- a/git_and_github_commands_part_two_undoing_and_advanced.docx
+++ b/git_and_github_commands_part_two_undoing_and_advanced.docx
@@ -554,6 +554,15 @@
           <w:szCs w:val="36"/>
         </w:rPr>
       </w:pPr>
+    </w:p>
+    <w:p>
+      <w:pPr>
+        <w:jc w:val="both"/>
+        <w:rPr>
+          <w:sz w:val="36"/>
+          <w:szCs w:val="36"/>
+        </w:rPr>
+      </w:pPr>
       <w:r>
         <w:rPr>
           <w:sz w:val="36"/>
@@ -982,6 +991,7 @@
           <w:sz w:val="36"/>
           <w:szCs w:val="36"/>
         </w:rPr>
+        <w:lastRenderedPageBreak/>
         <w:t xml:space="preserve"># </w:t>
       </w:r>
       <w:r>
@@ -1011,7 +1021,6 @@
           <w:sz w:val="36"/>
           <w:szCs w:val="36"/>
         </w:rPr>
-        <w:lastRenderedPageBreak/>
         <w:t>git stash drop stash</w:t>
       </w:r>
       <w:proofErr w:type="gramStart"/>
@@ -1084,6 +1093,15 @@
           <w:szCs w:val="36"/>
         </w:rPr>
       </w:pPr>
+    </w:p>
+    <w:p>
+      <w:pPr>
+        <w:jc w:val="both"/>
+        <w:rPr>
+          <w:sz w:val="36"/>
+          <w:szCs w:val="36"/>
+        </w:rPr>
+      </w:pPr>
       <w:r>
         <w:rPr>
           <w:sz w:val="36"/>
@@ -1496,6 +1514,15 @@
         </w:rPr>
         <w:t xml:space="preserve"> accidentally delete a branch or reset too far.</w:t>
       </w:r>
+    </w:p>
+    <w:p>
+      <w:pPr>
+        <w:jc w:val="both"/>
+        <w:rPr>
+          <w:sz w:val="36"/>
+          <w:szCs w:val="36"/>
+        </w:rPr>
+      </w:pPr>
     </w:p>
     <w:p>
       <w:pPr>
@@ -1563,6 +1590,7 @@
                 <w:sz w:val="36"/>
                 <w:szCs w:val="36"/>
               </w:rPr>
+              <w:lastRenderedPageBreak/>
               <w:t>Situation</w:t>
             </w:r>
           </w:p>
@@ -1674,7 +1702,6 @@
                 <w:sz w:val="36"/>
                 <w:szCs w:val="36"/>
               </w:rPr>
-              <w:lastRenderedPageBreak/>
               <w:t>Undo last commit &amp; erase changes</w:t>
             </w:r>
           </w:p>
@@ -2115,6 +2142,2631 @@
         </w:rPr>
       </w:pPr>
     </w:p>
+    <w:p>
+      <w:pPr>
+        <w:jc w:val="both"/>
+        <w:rPr>
+          <w:b/>
+          <w:bCs/>
+          <w:sz w:val="36"/>
+          <w:szCs w:val="36"/>
+        </w:rPr>
+      </w:pPr>
+      <w:r>
+        <w:rPr>
+          <w:b/>
+          <w:bCs/>
+          <w:sz w:val="36"/>
+          <w:szCs w:val="36"/>
+        </w:rPr>
+        <w:t>GitHub Project:</w:t>
+      </w:r>
+    </w:p>
+    <w:p>
+      <w:pPr>
+        <w:jc w:val="both"/>
+        <w:rPr>
+          <w:sz w:val="36"/>
+          <w:szCs w:val="36"/>
+        </w:rPr>
+      </w:pPr>
+      <w:r>
+        <w:rPr>
+          <w:sz w:val="36"/>
+          <w:szCs w:val="36"/>
+        </w:rPr>
+        <w:t xml:space="preserve"># </w:t>
+      </w:r>
+      <w:r>
+        <w:rPr>
+          <w:b/>
+          <w:bCs/>
+          <w:sz w:val="36"/>
+          <w:szCs w:val="36"/>
+        </w:rPr>
+        <w:t>GitHub</w:t>
+      </w:r>
+      <w:r>
+        <w:rPr>
+          <w:sz w:val="36"/>
+          <w:szCs w:val="36"/>
+        </w:rPr>
+        <w:t xml:space="preserve"> Project</w:t>
+      </w:r>
+      <w:r>
+        <w:rPr>
+          <w:sz w:val="36"/>
+          <w:szCs w:val="36"/>
+        </w:rPr>
+        <w:t>s</w:t>
+      </w:r>
+      <w:r>
+        <w:rPr>
+          <w:sz w:val="36"/>
+          <w:szCs w:val="36"/>
+        </w:rPr>
+        <w:t xml:space="preserve"> is a flexible, spreadsheet-meets-Kanban task management tool that lives inside GitHub.</w:t>
+      </w:r>
+    </w:p>
+    <w:p>
+      <w:pPr>
+        <w:jc w:val="both"/>
+        <w:rPr>
+          <w:sz w:val="36"/>
+          <w:szCs w:val="36"/>
+        </w:rPr>
+      </w:pPr>
+      <w:r>
+        <w:rPr>
+          <w:sz w:val="36"/>
+          <w:szCs w:val="36"/>
+        </w:rPr>
+        <w:t xml:space="preserve"># </w:t>
+      </w:r>
+      <w:r>
+        <w:rPr>
+          <w:sz w:val="36"/>
+          <w:szCs w:val="36"/>
+        </w:rPr>
+        <w:t>Key insight</w:t>
+      </w:r>
+      <w:r>
+        <w:rPr>
+          <w:sz w:val="36"/>
+          <w:szCs w:val="36"/>
+        </w:rPr>
+        <w:t>,</w:t>
+      </w:r>
+      <w:r>
+        <w:rPr>
+          <w:sz w:val="36"/>
+          <w:szCs w:val="36"/>
+        </w:rPr>
+        <w:t xml:space="preserve"> </w:t>
+      </w:r>
+      <w:r>
+        <w:rPr>
+          <w:sz w:val="36"/>
+          <w:szCs w:val="36"/>
+        </w:rPr>
+        <w:t>u</w:t>
+      </w:r>
+      <w:r>
+        <w:rPr>
+          <w:sz w:val="36"/>
+          <w:szCs w:val="36"/>
+        </w:rPr>
+        <w:t xml:space="preserve">nlike </w:t>
+      </w:r>
+      <w:r>
+        <w:rPr>
+          <w:b/>
+          <w:bCs/>
+          <w:sz w:val="36"/>
+          <w:szCs w:val="36"/>
+        </w:rPr>
+        <w:t>Trello</w:t>
+      </w:r>
+      <w:r>
+        <w:rPr>
+          <w:sz w:val="36"/>
+          <w:szCs w:val="36"/>
+        </w:rPr>
+        <w:t xml:space="preserve"> or</w:t>
+      </w:r>
+      <w:r>
+        <w:rPr>
+          <w:b/>
+          <w:bCs/>
+          <w:sz w:val="36"/>
+          <w:szCs w:val="36"/>
+        </w:rPr>
+        <w:t xml:space="preserve"> Jira</w:t>
+      </w:r>
+      <w:r>
+        <w:rPr>
+          <w:sz w:val="36"/>
+          <w:szCs w:val="36"/>
+        </w:rPr>
+        <w:t xml:space="preserve">, </w:t>
+      </w:r>
+      <w:r>
+        <w:rPr>
+          <w:b/>
+          <w:bCs/>
+          <w:sz w:val="36"/>
+          <w:szCs w:val="36"/>
+        </w:rPr>
+        <w:t>GitHub</w:t>
+      </w:r>
+      <w:r>
+        <w:rPr>
+          <w:sz w:val="36"/>
+          <w:szCs w:val="36"/>
+        </w:rPr>
+        <w:t xml:space="preserve"> Projects doesn't just link to our code </w:t>
+      </w:r>
+      <w:r>
+        <w:rPr>
+          <w:sz w:val="36"/>
+          <w:szCs w:val="36"/>
+        </w:rPr>
+        <w:t>but</w:t>
+      </w:r>
+      <w:r>
+        <w:rPr>
+          <w:sz w:val="36"/>
+          <w:szCs w:val="36"/>
+        </w:rPr>
+        <w:t xml:space="preserve"> it IS part of our code infrastructure.</w:t>
+      </w:r>
+      <w:r>
+        <w:rPr>
+          <w:sz w:val="36"/>
+          <w:szCs w:val="36"/>
+        </w:rPr>
+        <w:t xml:space="preserve"> </w:t>
+      </w:r>
+      <w:r>
+        <w:rPr>
+          <w:sz w:val="36"/>
+          <w:szCs w:val="36"/>
+        </w:rPr>
+        <w:lastRenderedPageBreak/>
+        <w:t>Issues and PRs from our repos become "cards" in the board automatically.</w:t>
+      </w:r>
+    </w:p>
+    <w:p>
+      <w:pPr>
+        <w:jc w:val="both"/>
+        <w:rPr>
+          <w:sz w:val="36"/>
+          <w:szCs w:val="36"/>
+        </w:rPr>
+      </w:pPr>
+      <w:r>
+        <w:rPr>
+          <w:sz w:val="36"/>
+          <w:szCs w:val="36"/>
+        </w:rPr>
+        <w:t xml:space="preserve"># </w:t>
+      </w:r>
+      <w:r>
+        <w:rPr>
+          <w:sz w:val="36"/>
+          <w:szCs w:val="36"/>
+        </w:rPr>
+        <w:t>Three core things it gives u</w:t>
+      </w:r>
+      <w:r>
+        <w:rPr>
+          <w:sz w:val="36"/>
+          <w:szCs w:val="36"/>
+        </w:rPr>
+        <w:t>s</w:t>
+      </w:r>
+      <w:r>
+        <w:rPr>
+          <w:sz w:val="36"/>
+          <w:szCs w:val="36"/>
+        </w:rPr>
+        <w:t>:</w:t>
+      </w:r>
+    </w:p>
+    <w:p>
+      <w:pPr>
+        <w:pStyle w:val="ListParagraph"/>
+        <w:numPr>
+          <w:ilvl w:val="0"/>
+          <w:numId w:val="5"/>
+        </w:numPr>
+        <w:jc w:val="both"/>
+        <w:rPr>
+          <w:sz w:val="36"/>
+          <w:szCs w:val="36"/>
+        </w:rPr>
+      </w:pPr>
+      <w:r>
+        <w:rPr>
+          <w:sz w:val="36"/>
+          <w:szCs w:val="36"/>
+        </w:rPr>
+        <w:t>Board view</w:t>
+      </w:r>
+      <w:r>
+        <w:rPr>
+          <w:sz w:val="36"/>
+          <w:szCs w:val="36"/>
+        </w:rPr>
+        <w:t>:</w:t>
+      </w:r>
+      <w:r>
+        <w:rPr>
+          <w:sz w:val="36"/>
+          <w:szCs w:val="36"/>
+        </w:rPr>
+        <w:t xml:space="preserve"> visualize tasks as columns (Backlog → In Progress → Done)</w:t>
+      </w:r>
+    </w:p>
+    <w:p>
+      <w:pPr>
+        <w:pStyle w:val="ListParagraph"/>
+        <w:numPr>
+          <w:ilvl w:val="0"/>
+          <w:numId w:val="5"/>
+        </w:numPr>
+        <w:jc w:val="both"/>
+        <w:rPr>
+          <w:sz w:val="36"/>
+          <w:szCs w:val="36"/>
+        </w:rPr>
+      </w:pPr>
+      <w:r>
+        <w:rPr>
+          <w:sz w:val="36"/>
+          <w:szCs w:val="36"/>
+        </w:rPr>
+        <w:t>Table view</w:t>
+      </w:r>
+      <w:r>
+        <w:rPr>
+          <w:sz w:val="36"/>
+          <w:szCs w:val="36"/>
+        </w:rPr>
+        <w:t>:</w:t>
+      </w:r>
+      <w:r>
+        <w:rPr>
+          <w:sz w:val="36"/>
+          <w:szCs w:val="36"/>
+        </w:rPr>
+        <w:t xml:space="preserve"> spreadsheet-style view of all items with custom fields</w:t>
+      </w:r>
+    </w:p>
+    <w:p>
+      <w:pPr>
+        <w:pStyle w:val="ListParagraph"/>
+        <w:numPr>
+          <w:ilvl w:val="0"/>
+          <w:numId w:val="5"/>
+        </w:numPr>
+        <w:jc w:val="both"/>
+        <w:rPr>
+          <w:sz w:val="36"/>
+          <w:szCs w:val="36"/>
+        </w:rPr>
+      </w:pPr>
+      <w:r>
+        <w:rPr>
+          <w:sz w:val="36"/>
+          <w:szCs w:val="36"/>
+        </w:rPr>
+        <w:t>Roadmap view</w:t>
+      </w:r>
+      <w:r>
+        <w:rPr>
+          <w:sz w:val="36"/>
+          <w:szCs w:val="36"/>
+        </w:rPr>
+        <w:t>:</w:t>
+      </w:r>
+      <w:r>
+        <w:rPr>
+          <w:sz w:val="36"/>
+          <w:szCs w:val="36"/>
+        </w:rPr>
+        <w:t xml:space="preserve"> timeline/Gantt-style view for planning sprints</w:t>
+      </w:r>
+    </w:p>
+    <w:p>
+      <w:pPr>
+        <w:jc w:val="both"/>
+        <w:rPr>
+          <w:sz w:val="36"/>
+          <w:szCs w:val="36"/>
+        </w:rPr>
+      </w:pPr>
+      <w:r>
+        <w:rPr>
+          <w:sz w:val="36"/>
+          <w:szCs w:val="36"/>
+        </w:rPr>
+        <w:t># Mental Model:</w:t>
+      </w:r>
+    </w:p>
+    <w:p>
+      <w:pPr>
+        <w:jc w:val="both"/>
+        <w:rPr>
+          <w:sz w:val="36"/>
+          <w:szCs w:val="36"/>
+        </w:rPr>
+      </w:pPr>
+      <w:r>
+        <w:rPr>
+          <w:sz w:val="36"/>
+          <w:szCs w:val="36"/>
+        </w:rPr>
+        <w:drawing>
+          <wp:inline distT="0" distB="0" distL="0" distR="0" wp14:anchorId="0C54EAAE" wp14:editId="21B93E8B">
+            <wp:extent cx="5731510" cy="4105275"/>
+            <wp:effectExtent l="0" t="0" r="0" b="0"/>
+            <wp:docPr id="1" name="Picture 1"/>
+            <wp:cNvGraphicFramePr>
+              <a:graphicFrameLocks xmlns:a="http://schemas.openxmlformats.org/drawingml/2006/main" noChangeAspect="1"/>
+            </wp:cNvGraphicFramePr>
+            <a:graphic xmlns:a="http://schemas.openxmlformats.org/drawingml/2006/main">
+              <a:graphicData uri="http://schemas.openxmlformats.org/drawingml/2006/picture">
+                <pic:pic xmlns:pic="http://schemas.openxmlformats.org/drawingml/2006/picture">
+                  <pic:nvPicPr>
+                    <pic:cNvPr id="1" name=""/>
+                    <pic:cNvPicPr/>
+                  </pic:nvPicPr>
+                  <pic:blipFill>
+                    <a:blip r:embed="rId5"/>
+                    <a:stretch>
+                      <a:fillRect/>
+                    </a:stretch>
+                  </pic:blipFill>
+                  <pic:spPr>
+                    <a:xfrm>
+                      <a:off x="0" y="0"/>
+                      <a:ext cx="5731510" cy="4105275"/>
+                    </a:xfrm>
+                    <a:prstGeom prst="rect">
+                      <a:avLst/>
+                    </a:prstGeom>
+                  </pic:spPr>
+                </pic:pic>
+              </a:graphicData>
+            </a:graphic>
+          </wp:inline>
+        </w:drawing>
+      </w:r>
+    </w:p>
+    <w:p>
+      <w:pPr>
+        <w:jc w:val="both"/>
+        <w:rPr>
+          <w:sz w:val="36"/>
+          <w:szCs w:val="36"/>
+        </w:rPr>
+      </w:pPr>
+    </w:p>
+    <w:p>
+      <w:pPr>
+        <w:jc w:val="both"/>
+        <w:rPr>
+          <w:sz w:val="36"/>
+          <w:szCs w:val="36"/>
+        </w:rPr>
+      </w:pPr>
+      <w:r>
+        <w:rPr>
+          <w:sz w:val="36"/>
+          <w:szCs w:val="36"/>
+        </w:rPr>
+        <w:t>Importance (Why use it):</w:t>
+      </w:r>
+    </w:p>
+    <w:p>
+      <w:pPr>
+        <w:jc w:val="both"/>
+        <w:rPr>
+          <w:sz w:val="36"/>
+          <w:szCs w:val="36"/>
+        </w:rPr>
+      </w:pPr>
+      <w:r>
+        <w:rPr>
+          <w:sz w:val="36"/>
+          <w:szCs w:val="36"/>
+        </w:rPr>
+        <w:lastRenderedPageBreak/>
+        <w:t xml:space="preserve"># </w:t>
+      </w:r>
+      <w:r>
+        <w:rPr>
+          <w:sz w:val="36"/>
+          <w:szCs w:val="36"/>
+        </w:rPr>
+        <w:t xml:space="preserve">Real developers use </w:t>
+      </w:r>
+      <w:r>
+        <w:rPr>
+          <w:b/>
+          <w:bCs/>
+          <w:sz w:val="36"/>
+          <w:szCs w:val="36"/>
+        </w:rPr>
+        <w:t>GitHub</w:t>
+      </w:r>
+      <w:r>
+        <w:rPr>
+          <w:sz w:val="36"/>
+          <w:szCs w:val="36"/>
+        </w:rPr>
+        <w:t xml:space="preserve"> Projects because:</w:t>
+      </w:r>
+    </w:p>
+    <w:p>
+      <w:pPr>
+        <w:pStyle w:val="ListParagraph"/>
+        <w:numPr>
+          <w:ilvl w:val="0"/>
+          <w:numId w:val="6"/>
+        </w:numPr>
+        <w:jc w:val="both"/>
+        <w:rPr>
+          <w:sz w:val="36"/>
+          <w:szCs w:val="36"/>
+        </w:rPr>
+      </w:pPr>
+      <w:r>
+        <w:rPr>
+          <w:sz w:val="36"/>
+          <w:szCs w:val="36"/>
+        </w:rPr>
+        <w:t xml:space="preserve">Without it: </w:t>
+      </w:r>
+      <w:r>
+        <w:rPr>
+          <w:sz w:val="36"/>
+          <w:szCs w:val="36"/>
+        </w:rPr>
+        <w:t>We</w:t>
+      </w:r>
+      <w:r>
+        <w:rPr>
+          <w:sz w:val="36"/>
+          <w:szCs w:val="36"/>
+        </w:rPr>
+        <w:t xml:space="preserve"> have issues scattered across repos, no idea what's being worked on, team members stepping on each other's work, no sprint planning.</w:t>
+      </w:r>
+    </w:p>
+    <w:p>
+      <w:pPr>
+        <w:pStyle w:val="ListParagraph"/>
+        <w:numPr>
+          <w:ilvl w:val="0"/>
+          <w:numId w:val="6"/>
+        </w:numPr>
+        <w:jc w:val="both"/>
+        <w:rPr>
+          <w:sz w:val="36"/>
+          <w:szCs w:val="36"/>
+        </w:rPr>
+      </w:pPr>
+      <w:r>
+        <w:rPr>
+          <w:sz w:val="36"/>
+          <w:szCs w:val="36"/>
+        </w:rPr>
+        <w:t>With it: One source of truth. Automated workflows. Linked directly to the actual PRs and commits doing the work.</w:t>
+      </w:r>
+    </w:p>
+    <w:p>
+      <w:pPr>
+        <w:jc w:val="both"/>
+        <w:rPr>
+          <w:sz w:val="36"/>
+          <w:szCs w:val="36"/>
+        </w:rPr>
+      </w:pPr>
+      <w:r>
+        <w:rPr>
+          <w:sz w:val="36"/>
+          <w:szCs w:val="36"/>
+        </w:rPr>
+        <w:t xml:space="preserve"># </w:t>
+      </w:r>
+      <w:r>
+        <w:rPr>
+          <w:sz w:val="36"/>
+          <w:szCs w:val="36"/>
+        </w:rPr>
+        <w:t>The killer feature</w:t>
+      </w:r>
+      <w:r>
+        <w:rPr>
+          <w:sz w:val="36"/>
+          <w:szCs w:val="36"/>
+        </w:rPr>
+        <w:t>, wh</w:t>
+      </w:r>
+      <w:r>
+        <w:rPr>
+          <w:sz w:val="36"/>
+          <w:szCs w:val="36"/>
+        </w:rPr>
+        <w:t xml:space="preserve">en </w:t>
+      </w:r>
+      <w:r>
+        <w:rPr>
+          <w:sz w:val="36"/>
+          <w:szCs w:val="36"/>
+        </w:rPr>
+        <w:t>we</w:t>
+      </w:r>
+      <w:r>
+        <w:rPr>
+          <w:sz w:val="36"/>
+          <w:szCs w:val="36"/>
+        </w:rPr>
+        <w:t xml:space="preserve"> close a PR, the linked issue can automatically move to "Done" on our board. Zero manual updating.</w:t>
+      </w:r>
+    </w:p>
+    <w:p>
+      <w:pPr>
+        <w:jc w:val="both"/>
+        <w:rPr>
+          <w:sz w:val="36"/>
+          <w:szCs w:val="36"/>
+        </w:rPr>
+      </w:pPr>
+    </w:p>
+    <w:p>
+      <w:pPr>
+        <w:jc w:val="both"/>
+        <w:rPr>
+          <w:sz w:val="36"/>
+          <w:szCs w:val="36"/>
+        </w:rPr>
+      </w:pPr>
+      <w:r>
+        <w:rPr>
+          <w:sz w:val="36"/>
+          <w:szCs w:val="36"/>
+        </w:rPr>
+        <w:t>Usage (Step-by-Step):</w:t>
+      </w:r>
+    </w:p>
+    <w:p>
+      <w:pPr>
+        <w:jc w:val="both"/>
+        <w:rPr>
+          <w:sz w:val="36"/>
+          <w:szCs w:val="36"/>
+        </w:rPr>
+      </w:pPr>
+      <w:r>
+        <w:rPr>
+          <w:sz w:val="36"/>
+          <w:szCs w:val="36"/>
+        </w:rPr>
+        <w:t>Step 1</w:t>
+      </w:r>
+      <w:r>
+        <w:rPr>
+          <w:sz w:val="36"/>
+          <w:szCs w:val="36"/>
+        </w:rPr>
+        <w:t>,</w:t>
+      </w:r>
+      <w:r>
+        <w:rPr>
+          <w:sz w:val="36"/>
+          <w:szCs w:val="36"/>
+        </w:rPr>
+        <w:t xml:space="preserve"> Create a Project</w:t>
+      </w:r>
+      <w:r>
+        <w:rPr>
+          <w:sz w:val="36"/>
+          <w:szCs w:val="36"/>
+        </w:rPr>
+        <w:t>:</w:t>
+      </w:r>
+    </w:p>
+    <w:p>
+      <w:pPr>
+        <w:jc w:val="both"/>
+        <w:rPr>
+          <w:sz w:val="36"/>
+          <w:szCs w:val="36"/>
+        </w:rPr>
+      </w:pPr>
+      <w:r>
+        <w:rPr>
+          <w:sz w:val="36"/>
+          <w:szCs w:val="36"/>
+        </w:rPr>
+        <w:t xml:space="preserve"># </w:t>
+      </w:r>
+      <w:r>
+        <w:rPr>
+          <w:sz w:val="36"/>
+          <w:szCs w:val="36"/>
+        </w:rPr>
+        <w:t>Go to our GitHub profile or organization → click "Projects" tab → "New Project".</w:t>
+      </w:r>
+      <w:r>
+        <w:rPr>
+          <w:sz w:val="36"/>
+          <w:szCs w:val="36"/>
+        </w:rPr>
+        <w:t xml:space="preserve"> We</w:t>
+      </w:r>
+      <w:r>
+        <w:rPr>
+          <w:sz w:val="36"/>
+          <w:szCs w:val="36"/>
+        </w:rPr>
+        <w:t>'ll be asked to choose a template:</w:t>
+      </w:r>
+    </w:p>
+    <w:p>
+      <w:pPr>
+        <w:pStyle w:val="ListParagraph"/>
+        <w:numPr>
+          <w:ilvl w:val="0"/>
+          <w:numId w:val="7"/>
+        </w:numPr>
+        <w:jc w:val="both"/>
+        <w:rPr>
+          <w:sz w:val="36"/>
+          <w:szCs w:val="36"/>
+        </w:rPr>
+      </w:pPr>
+      <w:r>
+        <w:rPr>
+          <w:sz w:val="36"/>
+          <w:szCs w:val="36"/>
+        </w:rPr>
+        <w:t>Team backlog → good starting point</w:t>
+      </w:r>
+    </w:p>
+    <w:p>
+      <w:pPr>
+        <w:pStyle w:val="ListParagraph"/>
+        <w:numPr>
+          <w:ilvl w:val="0"/>
+          <w:numId w:val="7"/>
+        </w:numPr>
+        <w:jc w:val="both"/>
+        <w:rPr>
+          <w:sz w:val="36"/>
+          <w:szCs w:val="36"/>
+        </w:rPr>
+      </w:pPr>
+      <w:r>
+        <w:rPr>
+          <w:sz w:val="36"/>
+          <w:szCs w:val="36"/>
+        </w:rPr>
+        <w:t>Kanban → classic columns</w:t>
+      </w:r>
+    </w:p>
+    <w:p>
+      <w:pPr>
+        <w:pStyle w:val="ListParagraph"/>
+        <w:numPr>
+          <w:ilvl w:val="0"/>
+          <w:numId w:val="7"/>
+        </w:numPr>
+        <w:jc w:val="both"/>
+        <w:rPr>
+          <w:sz w:val="36"/>
+          <w:szCs w:val="36"/>
+        </w:rPr>
+      </w:pPr>
+      <w:r>
+        <w:rPr>
+          <w:sz w:val="36"/>
+          <w:szCs w:val="36"/>
+        </w:rPr>
+        <w:t>Blank → full custom control</w:t>
+      </w:r>
+    </w:p>
+    <w:p>
+      <w:pPr>
+        <w:jc w:val="both"/>
+        <w:rPr>
+          <w:sz w:val="36"/>
+          <w:szCs w:val="36"/>
+        </w:rPr>
+      </w:pPr>
+    </w:p>
+    <w:p>
+      <w:pPr>
+        <w:jc w:val="both"/>
+        <w:rPr>
+          <w:sz w:val="36"/>
+          <w:szCs w:val="36"/>
+        </w:rPr>
+      </w:pPr>
+      <w:r>
+        <w:rPr>
+          <w:sz w:val="36"/>
+          <w:szCs w:val="36"/>
+        </w:rPr>
+        <w:t>Step-2, Add our repos to it:</w:t>
+      </w:r>
+    </w:p>
+    <w:p>
+      <w:pPr>
+        <w:jc w:val="both"/>
+        <w:rPr>
+          <w:sz w:val="36"/>
+          <w:szCs w:val="36"/>
+        </w:rPr>
+      </w:pPr>
+      <w:r>
+        <w:rPr>
+          <w:sz w:val="36"/>
+          <w:szCs w:val="36"/>
+        </w:rPr>
+        <w:t xml:space="preserve"># </w:t>
+      </w:r>
+      <w:r>
+        <w:rPr>
+          <w:sz w:val="36"/>
+          <w:szCs w:val="36"/>
+        </w:rPr>
+        <w:t>Inside our project → Settings → "Linked repositories" → add our repos.</w:t>
+      </w:r>
+      <w:r>
+        <w:rPr>
+          <w:sz w:val="36"/>
+          <w:szCs w:val="36"/>
+        </w:rPr>
+        <w:t xml:space="preserve"> </w:t>
+      </w:r>
+      <w:r>
+        <w:rPr>
+          <w:sz w:val="36"/>
+          <w:szCs w:val="36"/>
+        </w:rPr>
+        <w:t>This tells GitHub: "pull issues and PRs from these repos into this project."</w:t>
+      </w:r>
+    </w:p>
+    <w:p>
+      <w:pPr>
+        <w:jc w:val="both"/>
+        <w:rPr>
+          <w:sz w:val="36"/>
+          <w:szCs w:val="36"/>
+        </w:rPr>
+      </w:pPr>
+    </w:p>
+    <w:p>
+      <w:pPr>
+        <w:jc w:val="both"/>
+        <w:rPr>
+          <w:sz w:val="36"/>
+          <w:szCs w:val="36"/>
+        </w:rPr>
+      </w:pPr>
+      <w:r>
+        <w:rPr>
+          <w:sz w:val="36"/>
+          <w:szCs w:val="36"/>
+        </w:rPr>
+        <w:t>Step-3, Add issues as items:</w:t>
+      </w:r>
+    </w:p>
+    <w:p>
+      <w:pPr>
+        <w:jc w:val="both"/>
+        <w:rPr>
+          <w:sz w:val="36"/>
+          <w:szCs w:val="36"/>
+        </w:rPr>
+      </w:pPr>
+      <w:r>
+        <w:rPr>
+          <w:sz w:val="36"/>
+          <w:szCs w:val="36"/>
+        </w:rPr>
+        <w:t># There are t</w:t>
+      </w:r>
+      <w:r>
+        <w:rPr>
+          <w:sz w:val="36"/>
+          <w:szCs w:val="36"/>
+        </w:rPr>
+        <w:t>wo ways:</w:t>
+      </w:r>
+    </w:p>
+    <w:p>
+      <w:pPr>
+        <w:pStyle w:val="ListParagraph"/>
+        <w:numPr>
+          <w:ilvl w:val="0"/>
+          <w:numId w:val="8"/>
+        </w:numPr>
+        <w:jc w:val="both"/>
+        <w:rPr>
+          <w:sz w:val="36"/>
+          <w:szCs w:val="36"/>
+        </w:rPr>
+      </w:pPr>
+      <w:r>
+        <w:rPr>
+          <w:sz w:val="36"/>
+          <w:szCs w:val="36"/>
+        </w:rPr>
+        <w:t>Way 1</w:t>
+      </w:r>
+      <w:r>
+        <w:rPr>
+          <w:sz w:val="36"/>
+          <w:szCs w:val="36"/>
+        </w:rPr>
+        <w:t xml:space="preserve">: </w:t>
+      </w:r>
+      <w:r>
+        <w:rPr>
+          <w:sz w:val="36"/>
+          <w:szCs w:val="36"/>
+        </w:rPr>
+        <w:t xml:space="preserve"> From the board: click + Add item at the bottom of any column → type # → search for an issue or PR from our linked repo.</w:t>
+      </w:r>
+    </w:p>
+    <w:p>
+      <w:pPr>
+        <w:pStyle w:val="ListParagraph"/>
+        <w:numPr>
+          <w:ilvl w:val="0"/>
+          <w:numId w:val="8"/>
+        </w:numPr>
+        <w:jc w:val="both"/>
+        <w:rPr>
+          <w:sz w:val="36"/>
+          <w:szCs w:val="36"/>
+        </w:rPr>
+      </w:pPr>
+      <w:r>
+        <w:rPr>
+          <w:sz w:val="36"/>
+          <w:szCs w:val="36"/>
+        </w:rPr>
+        <w:t>Way 2</w:t>
+      </w:r>
+      <w:r>
+        <w:rPr>
+          <w:sz w:val="36"/>
+          <w:szCs w:val="36"/>
+        </w:rPr>
+        <w:t>:</w:t>
+      </w:r>
+      <w:r>
+        <w:rPr>
+          <w:sz w:val="36"/>
+          <w:szCs w:val="36"/>
+        </w:rPr>
+        <w:t xml:space="preserve"> From the issue itself: when you create or view an issue, look for the "Projects" section on the right sidebar → click the gear → select our project.</w:t>
+      </w:r>
+    </w:p>
+    <w:p>
+      <w:pPr>
+        <w:jc w:val="both"/>
+        <w:rPr>
+          <w:sz w:val="36"/>
+          <w:szCs w:val="36"/>
+        </w:rPr>
+      </w:pPr>
+    </w:p>
+    <w:p>
+      <w:pPr>
+        <w:jc w:val="both"/>
+        <w:rPr>
+          <w:sz w:val="36"/>
+          <w:szCs w:val="36"/>
+        </w:rPr>
+      </w:pPr>
+      <w:r>
+        <w:rPr>
+          <w:sz w:val="36"/>
+          <w:szCs w:val="36"/>
+        </w:rPr>
+        <w:t>Step-4, Create Custom Fields:</w:t>
+      </w:r>
+    </w:p>
+    <w:p>
+      <w:pPr>
+        <w:jc w:val="both"/>
+        <w:rPr>
+          <w:sz w:val="36"/>
+          <w:szCs w:val="36"/>
+        </w:rPr>
+      </w:pPr>
+      <w:r>
+        <w:rPr>
+          <w:sz w:val="36"/>
+          <w:szCs w:val="36"/>
+        </w:rPr>
+        <w:t xml:space="preserve"># </w:t>
+      </w:r>
+      <w:r>
+        <w:rPr>
+          <w:sz w:val="36"/>
+          <w:szCs w:val="36"/>
+        </w:rPr>
+        <w:t>This is where Projects v2 becomes powerful. Click the + at the end of the column headers (in table view) to add:</w:t>
+      </w:r>
+    </w:p>
+    <w:p>
+      <w:pPr>
+        <w:pStyle w:val="ListParagraph"/>
+        <w:numPr>
+          <w:ilvl w:val="0"/>
+          <w:numId w:val="9"/>
+        </w:numPr>
+        <w:jc w:val="both"/>
+        <w:rPr>
+          <w:sz w:val="36"/>
+          <w:szCs w:val="36"/>
+        </w:rPr>
+      </w:pPr>
+      <w:r>
+        <w:rPr>
+          <w:sz w:val="36"/>
+          <w:szCs w:val="36"/>
+        </w:rPr>
+        <w:t>Priority → Single select: P0, P1, P2</w:t>
+      </w:r>
+    </w:p>
+    <w:p>
+      <w:pPr>
+        <w:pStyle w:val="ListParagraph"/>
+        <w:numPr>
+          <w:ilvl w:val="0"/>
+          <w:numId w:val="9"/>
+        </w:numPr>
+        <w:jc w:val="both"/>
+        <w:rPr>
+          <w:sz w:val="36"/>
+          <w:szCs w:val="36"/>
+        </w:rPr>
+      </w:pPr>
+      <w:r>
+        <w:rPr>
+          <w:sz w:val="36"/>
+          <w:szCs w:val="36"/>
+        </w:rPr>
+        <w:t>Sprint → Iteration field (GitHub auto-manages 2-week sprints)</w:t>
+      </w:r>
+    </w:p>
+    <w:p>
+      <w:pPr>
+        <w:pStyle w:val="ListParagraph"/>
+        <w:numPr>
+          <w:ilvl w:val="0"/>
+          <w:numId w:val="9"/>
+        </w:numPr>
+        <w:jc w:val="both"/>
+        <w:rPr>
+          <w:sz w:val="36"/>
+          <w:szCs w:val="36"/>
+        </w:rPr>
+      </w:pPr>
+      <w:r>
+        <w:rPr>
+          <w:sz w:val="36"/>
+          <w:szCs w:val="36"/>
+        </w:rPr>
+        <w:t>Story points → Number field</w:t>
+      </w:r>
+    </w:p>
+    <w:p>
+      <w:pPr>
+        <w:pStyle w:val="ListParagraph"/>
+        <w:numPr>
+          <w:ilvl w:val="0"/>
+          <w:numId w:val="9"/>
+        </w:numPr>
+        <w:jc w:val="both"/>
+        <w:rPr>
+          <w:sz w:val="36"/>
+          <w:szCs w:val="36"/>
+        </w:rPr>
+      </w:pPr>
+      <w:r>
+        <w:rPr>
+          <w:sz w:val="36"/>
+          <w:szCs w:val="36"/>
+        </w:rPr>
+        <w:t>Due date → Date field</w:t>
+      </w:r>
+    </w:p>
+    <w:p>
+      <w:pPr>
+        <w:jc w:val="both"/>
+        <w:rPr>
+          <w:sz w:val="36"/>
+          <w:szCs w:val="36"/>
+        </w:rPr>
+      </w:pPr>
+    </w:p>
+    <w:p>
+      <w:pPr>
+        <w:jc w:val="both"/>
+        <w:rPr>
+          <w:sz w:val="36"/>
+          <w:szCs w:val="36"/>
+        </w:rPr>
+      </w:pPr>
+      <w:r>
+        <w:rPr>
+          <w:sz w:val="36"/>
+          <w:szCs w:val="36"/>
+        </w:rPr>
+        <w:t>Step 5</w:t>
+      </w:r>
+      <w:r>
+        <w:rPr>
+          <w:sz w:val="36"/>
+          <w:szCs w:val="36"/>
+        </w:rPr>
+        <w:t>,</w:t>
+      </w:r>
+      <w:r>
+        <w:rPr>
+          <w:sz w:val="36"/>
+          <w:szCs w:val="36"/>
+        </w:rPr>
+        <w:t xml:space="preserve"> Set up automation</w:t>
+      </w:r>
+      <w:r>
+        <w:rPr>
+          <w:sz w:val="36"/>
+          <w:szCs w:val="36"/>
+        </w:rPr>
+        <w:t>:</w:t>
+      </w:r>
+    </w:p>
+    <w:p>
+      <w:pPr>
+        <w:jc w:val="both"/>
+        <w:rPr>
+          <w:sz w:val="36"/>
+          <w:szCs w:val="36"/>
+        </w:rPr>
+      </w:pPr>
+      <w:r>
+        <w:rPr>
+          <w:sz w:val="36"/>
+          <w:szCs w:val="36"/>
+        </w:rPr>
+        <w:t xml:space="preserve"># </w:t>
+      </w:r>
+      <w:r>
+        <w:rPr>
+          <w:sz w:val="36"/>
+          <w:szCs w:val="36"/>
+        </w:rPr>
+        <w:t>Go to our project → "..." menu → "</w:t>
+      </w:r>
+      <w:r>
+        <w:rPr>
+          <w:b/>
+          <w:bCs/>
+          <w:sz w:val="36"/>
+          <w:szCs w:val="36"/>
+        </w:rPr>
+        <w:t>Workflows</w:t>
+      </w:r>
+      <w:r>
+        <w:rPr>
+          <w:sz w:val="36"/>
+          <w:szCs w:val="36"/>
+        </w:rPr>
+        <w:t xml:space="preserve">" → </w:t>
+      </w:r>
+      <w:r>
+        <w:rPr>
+          <w:sz w:val="36"/>
+          <w:szCs w:val="36"/>
+        </w:rPr>
+        <w:t>we</w:t>
+      </w:r>
+      <w:r>
+        <w:rPr>
+          <w:sz w:val="36"/>
+          <w:szCs w:val="36"/>
+        </w:rPr>
+        <w:t>'ll see built-in automations</w:t>
+      </w:r>
+      <w:r>
+        <w:rPr>
+          <w:sz w:val="36"/>
+          <w:szCs w:val="36"/>
+        </w:rPr>
+        <w:t>:</w:t>
+      </w:r>
+    </w:p>
+    <w:p>
+      <w:pPr>
+        <w:jc w:val="both"/>
+        <w:rPr>
+          <w:b/>
+          <w:bCs/>
+          <w:sz w:val="36"/>
+          <w:szCs w:val="36"/>
+        </w:rPr>
+      </w:pPr>
+      <w:r>
+        <w:rPr>
+          <w:b/>
+          <w:bCs/>
+          <w:sz w:val="36"/>
+          <w:szCs w:val="36"/>
+        </w:rPr>
+        <w:t>When: Issue closed</w:t>
+      </w:r>
+    </w:p>
+    <w:p>
+      <w:pPr>
+        <w:jc w:val="both"/>
+        <w:rPr>
+          <w:b/>
+          <w:bCs/>
+          <w:sz w:val="36"/>
+          <w:szCs w:val="36"/>
+        </w:rPr>
+      </w:pPr>
+      <w:r>
+        <w:rPr>
+          <w:b/>
+          <w:bCs/>
+          <w:sz w:val="36"/>
+          <w:szCs w:val="36"/>
+        </w:rPr>
+        <w:lastRenderedPageBreak/>
+        <w:t>Then: Set status to "Done"</w:t>
+      </w:r>
+    </w:p>
+    <w:p>
+      <w:pPr>
+        <w:jc w:val="both"/>
+        <w:rPr>
+          <w:b/>
+          <w:bCs/>
+          <w:sz w:val="36"/>
+          <w:szCs w:val="36"/>
+        </w:rPr>
+      </w:pPr>
+    </w:p>
+    <w:p>
+      <w:pPr>
+        <w:jc w:val="both"/>
+        <w:rPr>
+          <w:b/>
+          <w:bCs/>
+          <w:sz w:val="36"/>
+          <w:szCs w:val="36"/>
+        </w:rPr>
+      </w:pPr>
+      <w:r>
+        <w:rPr>
+          <w:b/>
+          <w:bCs/>
+          <w:sz w:val="36"/>
+          <w:szCs w:val="36"/>
+        </w:rPr>
+        <w:t>When: PR merged</w:t>
+      </w:r>
+    </w:p>
+    <w:p>
+      <w:pPr>
+        <w:jc w:val="both"/>
+        <w:rPr>
+          <w:b/>
+          <w:bCs/>
+          <w:sz w:val="36"/>
+          <w:szCs w:val="36"/>
+        </w:rPr>
+      </w:pPr>
+      <w:r>
+        <w:rPr>
+          <w:b/>
+          <w:bCs/>
+          <w:sz w:val="36"/>
+          <w:szCs w:val="36"/>
+        </w:rPr>
+        <w:t>Then: Set status to "Done"</w:t>
+      </w:r>
+    </w:p>
+    <w:p>
+      <w:pPr>
+        <w:jc w:val="both"/>
+        <w:rPr>
+          <w:b/>
+          <w:bCs/>
+          <w:sz w:val="36"/>
+          <w:szCs w:val="36"/>
+        </w:rPr>
+      </w:pPr>
+    </w:p>
+    <w:p>
+      <w:pPr>
+        <w:jc w:val="both"/>
+        <w:rPr>
+          <w:b/>
+          <w:bCs/>
+          <w:sz w:val="36"/>
+          <w:szCs w:val="36"/>
+        </w:rPr>
+      </w:pPr>
+      <w:r>
+        <w:rPr>
+          <w:b/>
+          <w:bCs/>
+          <w:sz w:val="36"/>
+          <w:szCs w:val="36"/>
+        </w:rPr>
+        <w:t>When: Issue opened</w:t>
+      </w:r>
+    </w:p>
+    <w:p>
+      <w:pPr>
+        <w:jc w:val="both"/>
+        <w:rPr>
+          <w:b/>
+          <w:bCs/>
+          <w:sz w:val="36"/>
+          <w:szCs w:val="36"/>
+        </w:rPr>
+      </w:pPr>
+      <w:r>
+        <w:rPr>
+          <w:b/>
+          <w:bCs/>
+          <w:sz w:val="36"/>
+          <w:szCs w:val="36"/>
+        </w:rPr>
+        <w:t>Then: Set status to "Backlog"</w:t>
+      </w:r>
+    </w:p>
+    <w:p>
+      <w:pPr>
+        <w:jc w:val="both"/>
+        <w:rPr>
+          <w:b/>
+          <w:bCs/>
+          <w:sz w:val="36"/>
+          <w:szCs w:val="36"/>
+        </w:rPr>
+      </w:pPr>
+    </w:p>
+    <w:p>
+      <w:pPr>
+        <w:jc w:val="both"/>
+        <w:rPr>
+          <w:b/>
+          <w:bCs/>
+          <w:sz w:val="36"/>
+          <w:szCs w:val="36"/>
+        </w:rPr>
+      </w:pPr>
+      <w:r>
+        <w:rPr>
+          <w:b/>
+          <w:bCs/>
+          <w:sz w:val="36"/>
+          <w:szCs w:val="36"/>
+        </w:rPr>
+        <w:t>When: PR opened</w:t>
+      </w:r>
+    </w:p>
+    <w:p>
+      <w:pPr>
+        <w:jc w:val="both"/>
+        <w:rPr>
+          <w:b/>
+          <w:bCs/>
+          <w:sz w:val="36"/>
+          <w:szCs w:val="36"/>
+        </w:rPr>
+      </w:pPr>
+      <w:r>
+        <w:rPr>
+          <w:b/>
+          <w:bCs/>
+          <w:sz w:val="36"/>
+          <w:szCs w:val="36"/>
+        </w:rPr>
+        <w:t>Then: Set status to "In Progress"</w:t>
+      </w:r>
+    </w:p>
+    <w:p>
+      <w:pPr>
+        <w:jc w:val="both"/>
+        <w:rPr>
+          <w:sz w:val="36"/>
+          <w:szCs w:val="36"/>
+        </w:rPr>
+      </w:pPr>
+      <w:r>
+        <w:rPr>
+          <w:sz w:val="36"/>
+          <w:szCs w:val="36"/>
+        </w:rPr>
+        <w:t xml:space="preserve"># </w:t>
+      </w:r>
+      <w:r>
+        <w:rPr>
+          <w:sz w:val="36"/>
+          <w:szCs w:val="36"/>
+        </w:rPr>
+        <w:t xml:space="preserve">These are toggle-on automations </w:t>
+      </w:r>
+      <w:r>
+        <w:rPr>
+          <w:sz w:val="36"/>
+          <w:szCs w:val="36"/>
+        </w:rPr>
+        <w:t>like</w:t>
+      </w:r>
+      <w:r>
+        <w:rPr>
+          <w:sz w:val="36"/>
+          <w:szCs w:val="36"/>
+        </w:rPr>
+        <w:t xml:space="preserve"> one click to enable. No code needed.</w:t>
+      </w:r>
+    </w:p>
+    <w:p>
+      <w:pPr>
+        <w:jc w:val="both"/>
+        <w:rPr>
+          <w:sz w:val="36"/>
+          <w:szCs w:val="36"/>
+        </w:rPr>
+      </w:pPr>
+    </w:p>
+    <w:p>
+      <w:pPr>
+        <w:jc w:val="both"/>
+        <w:rPr>
+          <w:sz w:val="36"/>
+          <w:szCs w:val="36"/>
+        </w:rPr>
+      </w:pPr>
+      <w:r>
+        <w:rPr>
+          <w:sz w:val="36"/>
+          <w:szCs w:val="36"/>
+        </w:rPr>
+        <w:t>Step-6, Linking issues to PRs (The Real Workflow):</w:t>
+      </w:r>
+    </w:p>
+    <w:p>
+      <w:pPr>
+        <w:jc w:val="both"/>
+        <w:rPr>
+          <w:sz w:val="36"/>
+          <w:szCs w:val="36"/>
+        </w:rPr>
+      </w:pPr>
+      <w:r>
+        <w:rPr>
+          <w:sz w:val="36"/>
+          <w:szCs w:val="36"/>
+        </w:rPr>
+        <w:t xml:space="preserve"># </w:t>
+      </w:r>
+      <w:r>
+        <w:rPr>
+          <w:sz w:val="36"/>
+          <w:szCs w:val="36"/>
+        </w:rPr>
+        <w:t>This is how it works in practice on a real project:</w:t>
+      </w:r>
+    </w:p>
+    <w:p>
+      <w:pPr>
+        <w:pStyle w:val="ListParagraph"/>
+        <w:numPr>
+          <w:ilvl w:val="0"/>
+          <w:numId w:val="10"/>
+        </w:numPr>
+        <w:jc w:val="both"/>
+        <w:rPr>
+          <w:sz w:val="36"/>
+          <w:szCs w:val="36"/>
+        </w:rPr>
+      </w:pPr>
+      <w:r>
+        <w:rPr>
+          <w:sz w:val="36"/>
+          <w:szCs w:val="36"/>
+        </w:rPr>
+        <w:t>We</w:t>
+      </w:r>
+      <w:r>
+        <w:rPr>
+          <w:sz w:val="36"/>
+          <w:szCs w:val="36"/>
+        </w:rPr>
+        <w:t xml:space="preserve"> create an issue:</w:t>
+      </w:r>
+    </w:p>
+    <w:p>
+      <w:pPr>
+        <w:jc w:val="both"/>
+        <w:rPr>
+          <w:b/>
+          <w:bCs/>
+          <w:sz w:val="36"/>
+          <w:szCs w:val="36"/>
+        </w:rPr>
+      </w:pPr>
+      <w:r>
+        <w:rPr>
+          <w:b/>
+          <w:bCs/>
+          <w:sz w:val="36"/>
+          <w:szCs w:val="36"/>
+        </w:rPr>
+        <w:t>Issue #42: Add login screen UI in Flutter</w:t>
+      </w:r>
+    </w:p>
+    <w:p>
+      <w:pPr>
+        <w:pStyle w:val="ListParagraph"/>
+        <w:numPr>
+          <w:ilvl w:val="0"/>
+          <w:numId w:val="10"/>
+        </w:numPr>
+        <w:jc w:val="both"/>
+        <w:rPr>
+          <w:sz w:val="36"/>
+          <w:szCs w:val="36"/>
+        </w:rPr>
+      </w:pPr>
+      <w:r>
+        <w:rPr>
+          <w:sz w:val="36"/>
+          <w:szCs w:val="36"/>
+        </w:rPr>
+        <w:t>We</w:t>
+      </w:r>
+      <w:r>
+        <w:rPr>
+          <w:sz w:val="36"/>
+          <w:szCs w:val="36"/>
+        </w:rPr>
+        <w:t xml:space="preserve"> create a branch</w:t>
+      </w:r>
+      <w:r>
+        <w:rPr>
+          <w:sz w:val="36"/>
+          <w:szCs w:val="36"/>
+        </w:rPr>
+        <w:t xml:space="preserve"> using git command</w:t>
+      </w:r>
+      <w:r>
+        <w:rPr>
+          <w:sz w:val="36"/>
+          <w:szCs w:val="36"/>
+        </w:rPr>
+        <w:t>:</w:t>
+      </w:r>
+    </w:p>
+    <w:p>
+      <w:pPr>
+        <w:jc w:val="both"/>
+        <w:rPr>
+          <w:b/>
+          <w:bCs/>
+          <w:color w:val="60CAF3" w:themeColor="accent4" w:themeTint="99"/>
+          <w:sz w:val="36"/>
+          <w:szCs w:val="36"/>
+        </w:rPr>
+      </w:pPr>
+      <w:r>
+        <w:rPr>
+          <w:b/>
+          <w:bCs/>
+          <w:color w:val="60CAF3" w:themeColor="accent4" w:themeTint="99"/>
+          <w:sz w:val="36"/>
+          <w:szCs w:val="36"/>
+        </w:rPr>
+        <w:t>git checkout -b feat/login-screen</w:t>
+      </w:r>
+    </w:p>
+    <w:p>
+      <w:pPr>
+        <w:pStyle w:val="ListParagraph"/>
+        <w:numPr>
+          <w:ilvl w:val="0"/>
+          <w:numId w:val="10"/>
+        </w:numPr>
+        <w:jc w:val="both"/>
+        <w:rPr>
+          <w:sz w:val="36"/>
+          <w:szCs w:val="36"/>
+        </w:rPr>
+      </w:pPr>
+      <w:r>
+        <w:rPr>
+          <w:sz w:val="36"/>
+          <w:szCs w:val="36"/>
+        </w:rPr>
+        <w:t>We</w:t>
+      </w:r>
+      <w:r>
+        <w:rPr>
+          <w:sz w:val="36"/>
+          <w:szCs w:val="36"/>
+        </w:rPr>
+        <w:t xml:space="preserve"> write our code, then open a PR with this in the description:</w:t>
+      </w:r>
+    </w:p>
+    <w:p>
+      <w:pPr>
+        <w:jc w:val="both"/>
+        <w:rPr>
+          <w:b/>
+          <w:bCs/>
+          <w:sz w:val="36"/>
+          <w:szCs w:val="36"/>
+        </w:rPr>
+      </w:pPr>
+      <w:r>
+        <w:rPr>
+          <w:b/>
+          <w:bCs/>
+          <w:sz w:val="36"/>
+          <w:szCs w:val="36"/>
+        </w:rPr>
+        <w:lastRenderedPageBreak/>
+        <w:t>Closes #42</w:t>
+      </w:r>
+    </w:p>
+    <w:p>
+      <w:pPr>
+        <w:jc w:val="both"/>
+        <w:rPr>
+          <w:sz w:val="36"/>
+          <w:szCs w:val="36"/>
+        </w:rPr>
+      </w:pPr>
+      <w:r>
+        <w:rPr>
+          <w:sz w:val="36"/>
+          <w:szCs w:val="36"/>
+        </w:rPr>
+        <w:t xml:space="preserve"># </w:t>
+      </w:r>
+      <w:r>
+        <w:rPr>
+          <w:sz w:val="36"/>
+          <w:szCs w:val="36"/>
+        </w:rPr>
+        <w:t xml:space="preserve">That Closes </w:t>
+      </w:r>
+      <w:r>
+        <w:rPr>
+          <w:b/>
+          <w:bCs/>
+          <w:sz w:val="36"/>
+          <w:szCs w:val="36"/>
+        </w:rPr>
+        <w:t>#42</w:t>
+      </w:r>
+      <w:r>
+        <w:rPr>
+          <w:sz w:val="36"/>
+          <w:szCs w:val="36"/>
+        </w:rPr>
+        <w:t xml:space="preserve"> is magic. When the PR merges, GitHub automatically closes issue</w:t>
+      </w:r>
+      <w:r>
+        <w:rPr>
+          <w:b/>
+          <w:bCs/>
+          <w:sz w:val="36"/>
+          <w:szCs w:val="36"/>
+        </w:rPr>
+        <w:t xml:space="preserve"> #42</w:t>
+      </w:r>
+      <w:r>
+        <w:rPr>
+          <w:sz w:val="36"/>
+          <w:szCs w:val="36"/>
+        </w:rPr>
+        <w:t xml:space="preserve">. And if </w:t>
+      </w:r>
+      <w:r>
+        <w:rPr>
+          <w:sz w:val="36"/>
+          <w:szCs w:val="36"/>
+        </w:rPr>
+        <w:t>we</w:t>
+      </w:r>
+      <w:r>
+        <w:rPr>
+          <w:sz w:val="36"/>
+          <w:szCs w:val="36"/>
+        </w:rPr>
+        <w:t xml:space="preserve"> have automation set up, it moves the card to "Done" on our board.</w:t>
+      </w:r>
+    </w:p>
+    <w:p>
+      <w:pPr>
+        <w:jc w:val="both"/>
+        <w:rPr>
+          <w:sz w:val="36"/>
+          <w:szCs w:val="36"/>
+        </w:rPr>
+      </w:pPr>
+    </w:p>
+    <w:p>
+      <w:pPr>
+        <w:jc w:val="both"/>
+        <w:rPr>
+          <w:sz w:val="36"/>
+          <w:szCs w:val="36"/>
+        </w:rPr>
+      </w:pPr>
+      <w:r>
+        <w:rPr>
+          <w:sz w:val="36"/>
+          <w:szCs w:val="36"/>
+        </w:rPr>
+        <w:t>The Flow in our Board:</w:t>
+      </w:r>
+    </w:p>
+    <w:p>
+      <w:pPr>
+        <w:jc w:val="both"/>
+        <w:rPr>
+          <w:sz w:val="36"/>
+          <w:szCs w:val="36"/>
+        </w:rPr>
+      </w:pPr>
+      <w:r>
+        <w:rPr>
+          <w:sz w:val="36"/>
+          <w:szCs w:val="36"/>
+        </w:rPr>
+        <w:t xml:space="preserve"># </w:t>
+      </w:r>
+      <w:r>
+        <w:rPr>
+          <w:sz w:val="36"/>
+          <w:szCs w:val="36"/>
+        </w:rPr>
+        <w:t>Issue</w:t>
+      </w:r>
+      <w:r>
+        <w:rPr>
+          <w:b/>
+          <w:bCs/>
+          <w:sz w:val="36"/>
+          <w:szCs w:val="36"/>
+        </w:rPr>
+        <w:t xml:space="preserve"> #42 </w:t>
+      </w:r>
+      <w:r>
+        <w:rPr>
+          <w:sz w:val="36"/>
+          <w:szCs w:val="36"/>
+        </w:rPr>
+        <w:t xml:space="preserve">starts in </w:t>
+      </w:r>
+      <w:r>
+        <w:rPr>
+          <w:b/>
+          <w:bCs/>
+          <w:sz w:val="36"/>
+          <w:szCs w:val="36"/>
+        </w:rPr>
+        <w:t>Backlog</w:t>
+      </w:r>
+    </w:p>
+    <w:p>
+      <w:pPr>
+        <w:jc w:val="both"/>
+        <w:rPr>
+          <w:b/>
+          <w:bCs/>
+          <w:sz w:val="36"/>
+          <w:szCs w:val="36"/>
+        </w:rPr>
+      </w:pPr>
+      <w:r>
+        <w:rPr>
+          <w:b/>
+          <w:bCs/>
+          <w:sz w:val="36"/>
+          <w:szCs w:val="36"/>
+        </w:rPr>
+        <w:t xml:space="preserve">→ </w:t>
+      </w:r>
+      <w:r>
+        <w:rPr>
+          <w:b/>
+          <w:bCs/>
+          <w:sz w:val="36"/>
+          <w:szCs w:val="36"/>
+        </w:rPr>
+        <w:t>We</w:t>
+      </w:r>
+      <w:r>
+        <w:rPr>
+          <w:b/>
+          <w:bCs/>
+          <w:sz w:val="36"/>
+          <w:szCs w:val="36"/>
+        </w:rPr>
+        <w:t xml:space="preserve"> start working: manually drag to "In Progress"</w:t>
+      </w:r>
+      <w:r>
+        <w:rPr>
+          <w:b/>
+          <w:bCs/>
+          <w:sz w:val="36"/>
+          <w:szCs w:val="36"/>
+        </w:rPr>
+        <w:t xml:space="preserve"> </w:t>
+      </w:r>
+      <w:r>
+        <w:rPr>
+          <w:b/>
+          <w:bCs/>
+          <w:sz w:val="36"/>
+          <w:szCs w:val="36"/>
+        </w:rPr>
+        <w:t>(or automation on PR open)</w:t>
+      </w:r>
+    </w:p>
+    <w:p>
+      <w:pPr>
+        <w:jc w:val="both"/>
+        <w:rPr>
+          <w:b/>
+          <w:bCs/>
+          <w:sz w:val="36"/>
+          <w:szCs w:val="36"/>
+        </w:rPr>
+      </w:pPr>
+      <w:r>
+        <w:rPr>
+          <w:b/>
+          <w:bCs/>
+          <w:sz w:val="36"/>
+          <w:szCs w:val="36"/>
+        </w:rPr>
+        <w:t>→ PR opened for review: moves to "In Review"</w:t>
+      </w:r>
+    </w:p>
+    <w:p>
+      <w:pPr>
+        <w:jc w:val="both"/>
+        <w:rPr>
+          <w:b/>
+          <w:bCs/>
+          <w:sz w:val="36"/>
+          <w:szCs w:val="36"/>
+        </w:rPr>
+      </w:pPr>
+      <w:r>
+        <w:rPr>
+          <w:b/>
+          <w:bCs/>
+          <w:sz w:val="36"/>
+          <w:szCs w:val="36"/>
+        </w:rPr>
+        <w:t>→ PR merged: automatically → "Done", issue closed</w:t>
+      </w:r>
+    </w:p>
+    <w:p>
+      <w:pPr>
+        <w:jc w:val="both"/>
+        <w:rPr>
+          <w:sz w:val="36"/>
+          <w:szCs w:val="36"/>
+        </w:rPr>
+      </w:pPr>
+    </w:p>
+    <w:p>
+      <w:pPr>
+        <w:jc w:val="both"/>
+        <w:rPr>
+          <w:sz w:val="36"/>
+          <w:szCs w:val="36"/>
+        </w:rPr>
+      </w:pPr>
+      <w:r>
+        <w:rPr>
+          <w:sz w:val="36"/>
+          <w:szCs w:val="36"/>
+        </w:rPr>
+        <w:t>Common Mistakes</w:t>
+      </w:r>
+      <w:r>
+        <w:rPr>
+          <w:sz w:val="36"/>
+          <w:szCs w:val="36"/>
+        </w:rPr>
+        <w:t>:</w:t>
+      </w:r>
+    </w:p>
+    <w:p>
+      <w:pPr>
+        <w:jc w:val="both"/>
+        <w:rPr>
+          <w:sz w:val="36"/>
+          <w:szCs w:val="36"/>
+        </w:rPr>
+      </w:pPr>
+      <w:r>
+        <w:rPr>
+          <w:sz w:val="36"/>
+          <w:szCs w:val="36"/>
+        </w:rPr>
+        <w:t xml:space="preserve"># </w:t>
+      </w:r>
+      <w:r>
+        <w:rPr>
+          <w:b/>
+          <w:bCs/>
+          <w:sz w:val="36"/>
+          <w:szCs w:val="36"/>
+        </w:rPr>
+        <w:t>Mistake</w:t>
+      </w:r>
+      <w:r>
+        <w:rPr>
+          <w:b/>
+          <w:bCs/>
+          <w:sz w:val="36"/>
+          <w:szCs w:val="36"/>
+        </w:rPr>
+        <w:t>-</w:t>
+      </w:r>
+      <w:r>
+        <w:rPr>
+          <w:b/>
+          <w:bCs/>
+          <w:sz w:val="36"/>
+          <w:szCs w:val="36"/>
+        </w:rPr>
+        <w:t>1</w:t>
+      </w:r>
+      <w:r>
+        <w:rPr>
+          <w:sz w:val="36"/>
+          <w:szCs w:val="36"/>
+        </w:rPr>
+        <w:t>,</w:t>
+      </w:r>
+      <w:r>
+        <w:rPr>
+          <w:sz w:val="36"/>
+          <w:szCs w:val="36"/>
+        </w:rPr>
+        <w:t xml:space="preserve"> Treating it like Trello (manually managing everything)</w:t>
+      </w:r>
+      <w:r>
+        <w:rPr>
+          <w:sz w:val="36"/>
+          <w:szCs w:val="36"/>
+        </w:rPr>
+        <w:t xml:space="preserve">. </w:t>
+      </w:r>
+      <w:r>
+        <w:rPr>
+          <w:sz w:val="36"/>
+          <w:szCs w:val="36"/>
+        </w:rPr>
+        <w:t xml:space="preserve">Projects shine when </w:t>
+      </w:r>
+      <w:r>
+        <w:rPr>
+          <w:sz w:val="36"/>
+          <w:szCs w:val="36"/>
+        </w:rPr>
+        <w:t>we</w:t>
+      </w:r>
+      <w:r>
+        <w:rPr>
+          <w:sz w:val="36"/>
+          <w:szCs w:val="36"/>
+        </w:rPr>
+        <w:t xml:space="preserve"> link issues and PRs. If </w:t>
+      </w:r>
+      <w:r>
+        <w:rPr>
+          <w:sz w:val="36"/>
+          <w:szCs w:val="36"/>
+        </w:rPr>
+        <w:t>we</w:t>
+      </w:r>
+      <w:r>
+        <w:rPr>
+          <w:sz w:val="36"/>
+          <w:szCs w:val="36"/>
+        </w:rPr>
+        <w:t xml:space="preserve">'re creating "draft notes" instead of real issues, </w:t>
+      </w:r>
+      <w:r>
+        <w:rPr>
+          <w:sz w:val="36"/>
+          <w:szCs w:val="36"/>
+        </w:rPr>
+        <w:t>we</w:t>
+      </w:r>
+      <w:r>
+        <w:rPr>
+          <w:sz w:val="36"/>
+          <w:szCs w:val="36"/>
+        </w:rPr>
+        <w:t xml:space="preserve"> lose all the automation power.</w:t>
+      </w:r>
+    </w:p>
+    <w:p>
+      <w:pPr>
+        <w:jc w:val="both"/>
+        <w:rPr>
+          <w:sz w:val="36"/>
+          <w:szCs w:val="36"/>
+        </w:rPr>
+      </w:pPr>
+      <w:r>
+        <w:rPr>
+          <w:sz w:val="36"/>
+          <w:szCs w:val="36"/>
+        </w:rPr>
+        <w:t xml:space="preserve"># </w:t>
+      </w:r>
+      <w:r>
+        <w:rPr>
+          <w:b/>
+          <w:bCs/>
+          <w:sz w:val="36"/>
+          <w:szCs w:val="36"/>
+        </w:rPr>
+        <w:t>Mistake</w:t>
+      </w:r>
+      <w:r>
+        <w:rPr>
+          <w:b/>
+          <w:bCs/>
+          <w:sz w:val="36"/>
+          <w:szCs w:val="36"/>
+        </w:rPr>
+        <w:t>-</w:t>
+      </w:r>
+      <w:r>
+        <w:rPr>
+          <w:b/>
+          <w:bCs/>
+          <w:sz w:val="36"/>
+          <w:szCs w:val="36"/>
+        </w:rPr>
+        <w:t>2</w:t>
+      </w:r>
+      <w:r>
+        <w:rPr>
+          <w:b/>
+          <w:bCs/>
+          <w:sz w:val="36"/>
+          <w:szCs w:val="36"/>
+        </w:rPr>
+        <w:t>,</w:t>
+      </w:r>
+      <w:r>
+        <w:rPr>
+          <w:sz w:val="36"/>
+          <w:szCs w:val="36"/>
+        </w:rPr>
+        <w:t xml:space="preserve"> N</w:t>
+      </w:r>
+      <w:r>
+        <w:rPr>
+          <w:sz w:val="36"/>
+          <w:szCs w:val="36"/>
+        </w:rPr>
+        <w:t>ot using the "</w:t>
+      </w:r>
+      <w:r>
+        <w:rPr>
+          <w:b/>
+          <w:bCs/>
+          <w:sz w:val="36"/>
+          <w:szCs w:val="36"/>
+        </w:rPr>
+        <w:t>Closes #N</w:t>
+      </w:r>
+      <w:r>
+        <w:rPr>
+          <w:sz w:val="36"/>
+          <w:szCs w:val="36"/>
+        </w:rPr>
+        <w:t>" keyword in PRs</w:t>
+      </w:r>
+      <w:r>
+        <w:rPr>
+          <w:sz w:val="36"/>
+          <w:szCs w:val="36"/>
+        </w:rPr>
+        <w:t xml:space="preserve">. </w:t>
+      </w:r>
+      <w:r>
+        <w:rPr>
+          <w:sz w:val="36"/>
+          <w:szCs w:val="36"/>
+        </w:rPr>
+        <w:t>Most beginners write PRs without linking them to issues. This breaks the automation chain completely.</w:t>
+      </w:r>
+    </w:p>
+    <w:p>
+      <w:pPr>
+        <w:jc w:val="both"/>
+        <w:rPr>
+          <w:sz w:val="36"/>
+          <w:szCs w:val="36"/>
+        </w:rPr>
+      </w:pPr>
+      <w:r>
+        <w:rPr>
+          <w:sz w:val="36"/>
+          <w:szCs w:val="36"/>
+        </w:rPr>
+        <w:t xml:space="preserve"># </w:t>
+      </w:r>
+      <w:r>
+        <w:rPr>
+          <w:b/>
+          <w:bCs/>
+          <w:sz w:val="36"/>
+          <w:szCs w:val="36"/>
+        </w:rPr>
+        <w:t>Mistake</w:t>
+      </w:r>
+      <w:r>
+        <w:rPr>
+          <w:b/>
+          <w:bCs/>
+          <w:sz w:val="36"/>
+          <w:szCs w:val="36"/>
+        </w:rPr>
+        <w:t>-</w:t>
+      </w:r>
+      <w:r>
+        <w:rPr>
+          <w:b/>
+          <w:bCs/>
+          <w:sz w:val="36"/>
+          <w:szCs w:val="36"/>
+        </w:rPr>
+        <w:t>3</w:t>
+      </w:r>
+      <w:r>
+        <w:rPr>
+          <w:sz w:val="36"/>
+          <w:szCs w:val="36"/>
+        </w:rPr>
+        <w:t>,</w:t>
+      </w:r>
+      <w:r>
+        <w:rPr>
+          <w:sz w:val="36"/>
+          <w:szCs w:val="36"/>
+        </w:rPr>
+        <w:t xml:space="preserve"> One giant project for everything</w:t>
+      </w:r>
+      <w:r>
+        <w:rPr>
+          <w:sz w:val="36"/>
+          <w:szCs w:val="36"/>
+        </w:rPr>
+        <w:t xml:space="preserve">. </w:t>
+      </w:r>
+      <w:r>
+        <w:rPr>
+          <w:sz w:val="36"/>
+          <w:szCs w:val="36"/>
+        </w:rPr>
+        <w:t xml:space="preserve">Teams with 5+ repos often put ALL work in one board with no filtering. </w:t>
+      </w:r>
+      <w:r>
+        <w:rPr>
+          <w:sz w:val="36"/>
+          <w:szCs w:val="36"/>
+        </w:rPr>
+        <w:lastRenderedPageBreak/>
+        <w:t>Use views (saved filters) inside our project to show only "Flutter issues" or "this sprint's work."</w:t>
+      </w:r>
+    </w:p>
+    <w:p>
+      <w:pPr>
+        <w:jc w:val="both"/>
+        <w:rPr>
+          <w:sz w:val="36"/>
+          <w:szCs w:val="36"/>
+        </w:rPr>
+      </w:pPr>
+      <w:r>
+        <w:rPr>
+          <w:sz w:val="36"/>
+          <w:szCs w:val="36"/>
+        </w:rPr>
+        <w:t xml:space="preserve"># </w:t>
+      </w:r>
+      <w:r>
+        <w:rPr>
+          <w:b/>
+          <w:bCs/>
+          <w:sz w:val="36"/>
+          <w:szCs w:val="36"/>
+        </w:rPr>
+        <w:t>Mistake</w:t>
+      </w:r>
+      <w:r>
+        <w:rPr>
+          <w:b/>
+          <w:bCs/>
+          <w:sz w:val="36"/>
+          <w:szCs w:val="36"/>
+        </w:rPr>
+        <w:t>-</w:t>
+      </w:r>
+      <w:r>
+        <w:rPr>
+          <w:b/>
+          <w:bCs/>
+          <w:sz w:val="36"/>
+          <w:szCs w:val="36"/>
+        </w:rPr>
+        <w:t>4</w:t>
+      </w:r>
+      <w:r>
+        <w:rPr>
+          <w:sz w:val="36"/>
+          <w:szCs w:val="36"/>
+        </w:rPr>
+        <w:t>,</w:t>
+      </w:r>
+      <w:r>
+        <w:rPr>
+          <w:sz w:val="36"/>
+          <w:szCs w:val="36"/>
+        </w:rPr>
+        <w:t xml:space="preserve"> Ignoring the Roadmap view</w:t>
+      </w:r>
+      <w:r>
+        <w:rPr>
+          <w:sz w:val="36"/>
+          <w:szCs w:val="36"/>
+        </w:rPr>
+        <w:t xml:space="preserve">. </w:t>
+      </w:r>
+      <w:r>
+        <w:rPr>
+          <w:sz w:val="36"/>
+          <w:szCs w:val="36"/>
+        </w:rPr>
+        <w:t xml:space="preserve">Solo </w:t>
+      </w:r>
+      <w:proofErr w:type="spellStart"/>
+      <w:r>
+        <w:rPr>
+          <w:sz w:val="36"/>
+          <w:szCs w:val="36"/>
+        </w:rPr>
+        <w:t>devs</w:t>
+      </w:r>
+      <w:proofErr w:type="spellEnd"/>
+      <w:r>
+        <w:rPr>
+          <w:sz w:val="36"/>
+          <w:szCs w:val="36"/>
+        </w:rPr>
+        <w:t xml:space="preserve"> never touch it. But when </w:t>
+      </w:r>
+      <w:r>
+        <w:rPr>
+          <w:sz w:val="36"/>
+          <w:szCs w:val="36"/>
+        </w:rPr>
+        <w:t>we</w:t>
+      </w:r>
+      <w:r>
+        <w:rPr>
+          <w:sz w:val="36"/>
+          <w:szCs w:val="36"/>
+        </w:rPr>
+        <w:t xml:space="preserve"> start planning features across weeks, the roadmap view (with iteration fields) is how senior </w:t>
+      </w:r>
+      <w:proofErr w:type="spellStart"/>
+      <w:r>
+        <w:rPr>
+          <w:sz w:val="36"/>
+          <w:szCs w:val="36"/>
+        </w:rPr>
+        <w:t>devs</w:t>
+      </w:r>
+      <w:proofErr w:type="spellEnd"/>
+      <w:r>
+        <w:rPr>
+          <w:sz w:val="36"/>
+          <w:szCs w:val="36"/>
+        </w:rPr>
+        <w:t xml:space="preserve"> think about scope.</w:t>
+      </w:r>
+    </w:p>
+    <w:p>
+      <w:pPr>
+        <w:jc w:val="both"/>
+        <w:rPr>
+          <w:sz w:val="36"/>
+          <w:szCs w:val="36"/>
+        </w:rPr>
+      </w:pPr>
+      <w:r>
+        <w:rPr>
+          <w:sz w:val="36"/>
+          <w:szCs w:val="36"/>
+        </w:rPr>
+        <w:t xml:space="preserve"># </w:t>
+      </w:r>
+      <w:r>
+        <w:rPr>
+          <w:b/>
+          <w:bCs/>
+          <w:sz w:val="36"/>
+          <w:szCs w:val="36"/>
+        </w:rPr>
+        <w:t>Mistake 5</w:t>
+      </w:r>
+      <w:r>
+        <w:rPr>
+          <w:sz w:val="36"/>
+          <w:szCs w:val="36"/>
+        </w:rPr>
+        <w:t>,</w:t>
+      </w:r>
+      <w:r>
+        <w:rPr>
+          <w:sz w:val="36"/>
+          <w:szCs w:val="36"/>
+        </w:rPr>
+        <w:t xml:space="preserve"> Not setting up workflows</w:t>
+      </w:r>
+      <w:r>
+        <w:rPr>
+          <w:sz w:val="36"/>
+          <w:szCs w:val="36"/>
+        </w:rPr>
+        <w:t xml:space="preserve">. </w:t>
+      </w:r>
+      <w:r>
+        <w:rPr>
+          <w:sz w:val="36"/>
+          <w:szCs w:val="36"/>
+        </w:rPr>
+        <w:t>The default project has automation OFF. Most beginners drag cards manually every day like it's 2010. Turn on the built-in workflows on day one.</w:t>
+      </w:r>
+    </w:p>
+    <w:p>
+      <w:pPr>
+        <w:jc w:val="both"/>
+        <w:rPr>
+          <w:sz w:val="36"/>
+          <w:szCs w:val="36"/>
+        </w:rPr>
+      </w:pPr>
+    </w:p>
+    <w:p>
+      <w:pPr>
+        <w:jc w:val="both"/>
+        <w:rPr>
+          <w:sz w:val="36"/>
+          <w:szCs w:val="36"/>
+        </w:rPr>
+      </w:pPr>
+      <w:r>
+        <w:rPr>
+          <w:sz w:val="36"/>
+          <w:szCs w:val="36"/>
+        </w:rPr>
+        <w:t>Industry Practices &amp; Advanced Usage</w:t>
+      </w:r>
+    </w:p>
+    <w:p>
+      <w:pPr>
+        <w:jc w:val="both"/>
+        <w:rPr>
+          <w:sz w:val="36"/>
+          <w:szCs w:val="36"/>
+        </w:rPr>
+      </w:pPr>
+      <w:r>
+        <w:rPr>
+          <w:sz w:val="36"/>
+          <w:szCs w:val="36"/>
+        </w:rPr>
+        <w:t xml:space="preserve"># </w:t>
+      </w:r>
+      <w:r>
+        <w:rPr>
+          <w:sz w:val="36"/>
+          <w:szCs w:val="36"/>
+        </w:rPr>
+        <w:t>In real teams at product companies:</w:t>
+      </w:r>
+    </w:p>
+    <w:p>
+      <w:pPr>
+        <w:pStyle w:val="ListParagraph"/>
+        <w:numPr>
+          <w:ilvl w:val="0"/>
+          <w:numId w:val="10"/>
+        </w:numPr>
+        <w:jc w:val="both"/>
+        <w:rPr>
+          <w:sz w:val="36"/>
+          <w:szCs w:val="36"/>
+        </w:rPr>
+      </w:pPr>
+      <w:r>
+        <w:rPr>
+          <w:sz w:val="36"/>
+          <w:szCs w:val="36"/>
+        </w:rPr>
+        <w:t>Sprint planning uses the Iteration field</w:t>
+      </w:r>
+      <w:r>
+        <w:rPr>
+          <w:sz w:val="36"/>
+          <w:szCs w:val="36"/>
+        </w:rPr>
+        <w:t xml:space="preserve">, </w:t>
+      </w:r>
+      <w:r>
+        <w:rPr>
+          <w:sz w:val="36"/>
+          <w:szCs w:val="36"/>
+        </w:rPr>
+        <w:t xml:space="preserve">GitHub auto-creates 2-week iterations and </w:t>
+      </w:r>
+      <w:r>
+        <w:rPr>
+          <w:sz w:val="36"/>
+          <w:szCs w:val="36"/>
+        </w:rPr>
+        <w:t>we</w:t>
+      </w:r>
+      <w:r>
+        <w:rPr>
+          <w:sz w:val="36"/>
+          <w:szCs w:val="36"/>
+        </w:rPr>
+        <w:t xml:space="preserve"> drag issues into the current sprint</w:t>
+      </w:r>
+    </w:p>
+    <w:p>
+      <w:pPr>
+        <w:pStyle w:val="ListParagraph"/>
+        <w:numPr>
+          <w:ilvl w:val="0"/>
+          <w:numId w:val="10"/>
+        </w:numPr>
+        <w:jc w:val="both"/>
+        <w:rPr>
+          <w:sz w:val="36"/>
+          <w:szCs w:val="36"/>
+        </w:rPr>
+      </w:pPr>
+      <w:r>
+        <w:rPr>
+          <w:sz w:val="36"/>
+          <w:szCs w:val="36"/>
+        </w:rPr>
+        <w:t xml:space="preserve">Priority triage happens </w:t>
+      </w:r>
+      <w:r>
+        <w:rPr>
+          <w:sz w:val="36"/>
+          <w:szCs w:val="36"/>
+        </w:rPr>
+        <w:t xml:space="preserve">weekly and </w:t>
+      </w:r>
+      <w:r>
+        <w:rPr>
+          <w:sz w:val="36"/>
+          <w:szCs w:val="36"/>
+        </w:rPr>
+        <w:t xml:space="preserve">filter by Priority: </w:t>
+      </w:r>
+      <w:r>
+        <w:rPr>
+          <w:b/>
+          <w:bCs/>
+          <w:sz w:val="36"/>
+          <w:szCs w:val="36"/>
+        </w:rPr>
+        <w:t>P0</w:t>
+      </w:r>
+      <w:r>
+        <w:rPr>
+          <w:sz w:val="36"/>
+          <w:szCs w:val="36"/>
+        </w:rPr>
+        <w:t xml:space="preserve"> and make sure those are all "In Progress"</w:t>
+      </w:r>
+    </w:p>
+    <w:p>
+      <w:pPr>
+        <w:pStyle w:val="ListParagraph"/>
+        <w:numPr>
+          <w:ilvl w:val="0"/>
+          <w:numId w:val="10"/>
+        </w:numPr>
+        <w:jc w:val="both"/>
+        <w:rPr>
+          <w:sz w:val="36"/>
+          <w:szCs w:val="36"/>
+        </w:rPr>
+      </w:pPr>
+      <w:r>
+        <w:rPr>
+          <w:sz w:val="36"/>
+          <w:szCs w:val="36"/>
+        </w:rPr>
+        <w:t>GitHub Actions + Projects API</w:t>
+      </w:r>
+      <w:r>
+        <w:rPr>
+          <w:sz w:val="36"/>
+          <w:szCs w:val="36"/>
+        </w:rPr>
+        <w:t>,</w:t>
+      </w:r>
+      <w:r>
+        <w:rPr>
+          <w:sz w:val="36"/>
+          <w:szCs w:val="36"/>
+        </w:rPr>
+        <w:t xml:space="preserve"> advanced teams use the </w:t>
+      </w:r>
+      <w:proofErr w:type="spellStart"/>
+      <w:r>
+        <w:rPr>
+          <w:sz w:val="36"/>
+          <w:szCs w:val="36"/>
+        </w:rPr>
+        <w:t>GraphQL</w:t>
+      </w:r>
+      <w:proofErr w:type="spellEnd"/>
+      <w:r>
+        <w:rPr>
+          <w:sz w:val="36"/>
+          <w:szCs w:val="36"/>
+        </w:rPr>
+        <w:t xml:space="preserve"> API to programmatically move cards, create issues, or generate weekly reports</w:t>
+      </w:r>
+    </w:p>
+    <w:p>
+      <w:pPr>
+        <w:pStyle w:val="ListParagraph"/>
+        <w:numPr>
+          <w:ilvl w:val="0"/>
+          <w:numId w:val="10"/>
+        </w:numPr>
+        <w:jc w:val="both"/>
+        <w:rPr>
+          <w:sz w:val="36"/>
+          <w:szCs w:val="36"/>
+        </w:rPr>
+      </w:pPr>
+      <w:r>
+        <w:rPr>
+          <w:sz w:val="36"/>
+          <w:szCs w:val="36"/>
+        </w:rPr>
+        <w:t>Sub-issues (new in 2024) GitHub now supports breaking one issue into sub-tasks directly inside the issue, replacing the old checkbox hack</w:t>
+      </w:r>
+    </w:p>
+    <w:p>
+      <w:pPr>
+        <w:pStyle w:val="ListParagraph"/>
+        <w:numPr>
+          <w:ilvl w:val="0"/>
+          <w:numId w:val="10"/>
+        </w:numPr>
+        <w:jc w:val="both"/>
+        <w:rPr>
+          <w:sz w:val="36"/>
+          <w:szCs w:val="36"/>
+        </w:rPr>
+      </w:pPr>
+      <w:r>
+        <w:rPr>
+          <w:sz w:val="36"/>
+          <w:szCs w:val="36"/>
+        </w:rPr>
+        <w:lastRenderedPageBreak/>
+        <w:t>Milestones vs Projects</w:t>
+      </w:r>
+      <w:r>
+        <w:rPr>
+          <w:sz w:val="36"/>
+          <w:szCs w:val="36"/>
+        </w:rPr>
+        <w:t>,</w:t>
+      </w:r>
+      <w:r>
+        <w:rPr>
+          <w:sz w:val="36"/>
+          <w:szCs w:val="36"/>
+        </w:rPr>
+        <w:t xml:space="preserve"> Milestones are for version-based releases (v1.0, v2.0). Projects are for ongoing workflow management. Senior </w:t>
+      </w:r>
+      <w:proofErr w:type="spellStart"/>
+      <w:r>
+        <w:rPr>
+          <w:sz w:val="36"/>
+          <w:szCs w:val="36"/>
+        </w:rPr>
+        <w:t>devs</w:t>
+      </w:r>
+      <w:proofErr w:type="spellEnd"/>
+      <w:r>
+        <w:rPr>
+          <w:sz w:val="36"/>
+          <w:szCs w:val="36"/>
+        </w:rPr>
+        <w:t xml:space="preserve"> use both together</w:t>
+      </w:r>
+    </w:p>
+    <w:p>
+      <w:pPr>
+        <w:jc w:val="both"/>
+        <w:rPr>
+          <w:b/>
+          <w:bCs/>
+          <w:sz w:val="36"/>
+          <w:szCs w:val="36"/>
+        </w:rPr>
+      </w:pPr>
+    </w:p>
+    <w:p>
+      <w:pPr>
+        <w:jc w:val="both"/>
+        <w:rPr>
+          <w:b/>
+          <w:bCs/>
+          <w:sz w:val="36"/>
+          <w:szCs w:val="36"/>
+        </w:rPr>
+      </w:pPr>
+    </w:p>
+    <w:p>
+      <w:pPr>
+        <w:jc w:val="both"/>
+        <w:rPr>
+          <w:sz w:val="36"/>
+          <w:szCs w:val="36"/>
+        </w:rPr>
+      </w:pPr>
+    </w:p>
     <w:sectPr>
       <w:pgSz w:w="11906" w:h="16838" w:code="9"/>
       <w:pgMar w:top="1440" w:right="1440" w:bottom="1440" w:left="1440" w:header="720" w:footer="720" w:gutter="0"/>
@@ -2390,6 +5042,458 @@
     </w:lvl>
   </w:abstractNum>
   <w:abstractNum w:abstractNumId="2" w15:restartNumberingAfterBreak="0">
+    <w:nsid w:val="40B92F70"/>
+    <w:multiLevelType w:val="hybridMultilevel"/>
+    <w:tmpl w:val="288CC70A"/>
+    <w:lvl w:ilvl="0" w:tplc="04090001">
+      <w:start w:val="1"/>
+      <w:numFmt w:val="bullet"/>
+      <w:lvlText w:val=""/>
+      <w:lvlJc w:val="left"/>
+      <w:pPr>
+        <w:ind w:left="360" w:hanging="360"/>
+      </w:pPr>
+      <w:rPr>
+        <w:rFonts w:ascii="Symbol" w:hAnsi="Symbol" w:hint="default"/>
+      </w:rPr>
+    </w:lvl>
+    <w:lvl w:ilvl="1" w:tplc="04090003" w:tentative="1">
+      <w:start w:val="1"/>
+      <w:numFmt w:val="bullet"/>
+      <w:lvlText w:val="o"/>
+      <w:lvlJc w:val="left"/>
+      <w:pPr>
+        <w:ind w:left="1080" w:hanging="360"/>
+      </w:pPr>
+      <w:rPr>
+        <w:rFonts w:ascii="Courier New" w:hAnsi="Courier New" w:cs="Courier New" w:hint="default"/>
+      </w:rPr>
+    </w:lvl>
+    <w:lvl w:ilvl="2" w:tplc="04090005" w:tentative="1">
+      <w:start w:val="1"/>
+      <w:numFmt w:val="bullet"/>
+      <w:lvlText w:val=""/>
+      <w:lvlJc w:val="left"/>
+      <w:pPr>
+        <w:ind w:left="1800" w:hanging="360"/>
+      </w:pPr>
+      <w:rPr>
+        <w:rFonts w:ascii="Wingdings" w:hAnsi="Wingdings" w:hint="default"/>
+      </w:rPr>
+    </w:lvl>
+    <w:lvl w:ilvl="3" w:tplc="04090001" w:tentative="1">
+      <w:start w:val="1"/>
+      <w:numFmt w:val="bullet"/>
+      <w:lvlText w:val=""/>
+      <w:lvlJc w:val="left"/>
+      <w:pPr>
+        <w:ind w:left="2520" w:hanging="360"/>
+      </w:pPr>
+      <w:rPr>
+        <w:rFonts w:ascii="Symbol" w:hAnsi="Symbol" w:hint="default"/>
+      </w:rPr>
+    </w:lvl>
+    <w:lvl w:ilvl="4" w:tplc="04090003" w:tentative="1">
+      <w:start w:val="1"/>
+      <w:numFmt w:val="bullet"/>
+      <w:lvlText w:val="o"/>
+      <w:lvlJc w:val="left"/>
+      <w:pPr>
+        <w:ind w:left="3240" w:hanging="360"/>
+      </w:pPr>
+      <w:rPr>
+        <w:rFonts w:ascii="Courier New" w:hAnsi="Courier New" w:cs="Courier New" w:hint="default"/>
+      </w:rPr>
+    </w:lvl>
+    <w:lvl w:ilvl="5" w:tplc="04090005" w:tentative="1">
+      <w:start w:val="1"/>
+      <w:numFmt w:val="bullet"/>
+      <w:lvlText w:val=""/>
+      <w:lvlJc w:val="left"/>
+      <w:pPr>
+        <w:ind w:left="3960" w:hanging="360"/>
+      </w:pPr>
+      <w:rPr>
+        <w:rFonts w:ascii="Wingdings" w:hAnsi="Wingdings" w:hint="default"/>
+      </w:rPr>
+    </w:lvl>
+    <w:lvl w:ilvl="6" w:tplc="04090001" w:tentative="1">
+      <w:start w:val="1"/>
+      <w:numFmt w:val="bullet"/>
+      <w:lvlText w:val=""/>
+      <w:lvlJc w:val="left"/>
+      <w:pPr>
+        <w:ind w:left="4680" w:hanging="360"/>
+      </w:pPr>
+      <w:rPr>
+        <w:rFonts w:ascii="Symbol" w:hAnsi="Symbol" w:hint="default"/>
+      </w:rPr>
+    </w:lvl>
+    <w:lvl w:ilvl="7" w:tplc="04090003" w:tentative="1">
+      <w:start w:val="1"/>
+      <w:numFmt w:val="bullet"/>
+      <w:lvlText w:val="o"/>
+      <w:lvlJc w:val="left"/>
+      <w:pPr>
+        <w:ind w:left="5400" w:hanging="360"/>
+      </w:pPr>
+      <w:rPr>
+        <w:rFonts w:ascii="Courier New" w:hAnsi="Courier New" w:cs="Courier New" w:hint="default"/>
+      </w:rPr>
+    </w:lvl>
+    <w:lvl w:ilvl="8" w:tplc="04090005" w:tentative="1">
+      <w:start w:val="1"/>
+      <w:numFmt w:val="bullet"/>
+      <w:lvlText w:val=""/>
+      <w:lvlJc w:val="left"/>
+      <w:pPr>
+        <w:ind w:left="6120" w:hanging="360"/>
+      </w:pPr>
+      <w:rPr>
+        <w:rFonts w:ascii="Wingdings" w:hAnsi="Wingdings" w:hint="default"/>
+      </w:rPr>
+    </w:lvl>
+  </w:abstractNum>
+  <w:abstractNum w:abstractNumId="3" w15:restartNumberingAfterBreak="0">
+    <w:nsid w:val="50685EFB"/>
+    <w:multiLevelType w:val="hybridMultilevel"/>
+    <w:tmpl w:val="CDC81BAC"/>
+    <w:lvl w:ilvl="0" w:tplc="04090001">
+      <w:start w:val="1"/>
+      <w:numFmt w:val="bullet"/>
+      <w:lvlText w:val=""/>
+      <w:lvlJc w:val="left"/>
+      <w:pPr>
+        <w:ind w:left="360" w:hanging="360"/>
+      </w:pPr>
+      <w:rPr>
+        <w:rFonts w:ascii="Symbol" w:hAnsi="Symbol" w:hint="default"/>
+      </w:rPr>
+    </w:lvl>
+    <w:lvl w:ilvl="1" w:tplc="04090003" w:tentative="1">
+      <w:start w:val="1"/>
+      <w:numFmt w:val="bullet"/>
+      <w:lvlText w:val="o"/>
+      <w:lvlJc w:val="left"/>
+      <w:pPr>
+        <w:ind w:left="1080" w:hanging="360"/>
+      </w:pPr>
+      <w:rPr>
+        <w:rFonts w:ascii="Courier New" w:hAnsi="Courier New" w:cs="Courier New" w:hint="default"/>
+      </w:rPr>
+    </w:lvl>
+    <w:lvl w:ilvl="2" w:tplc="04090005" w:tentative="1">
+      <w:start w:val="1"/>
+      <w:numFmt w:val="bullet"/>
+      <w:lvlText w:val=""/>
+      <w:lvlJc w:val="left"/>
+      <w:pPr>
+        <w:ind w:left="1800" w:hanging="360"/>
+      </w:pPr>
+      <w:rPr>
+        <w:rFonts w:ascii="Wingdings" w:hAnsi="Wingdings" w:hint="default"/>
+      </w:rPr>
+    </w:lvl>
+    <w:lvl w:ilvl="3" w:tplc="04090001" w:tentative="1">
+      <w:start w:val="1"/>
+      <w:numFmt w:val="bullet"/>
+      <w:lvlText w:val=""/>
+      <w:lvlJc w:val="left"/>
+      <w:pPr>
+        <w:ind w:left="2520" w:hanging="360"/>
+      </w:pPr>
+      <w:rPr>
+        <w:rFonts w:ascii="Symbol" w:hAnsi="Symbol" w:hint="default"/>
+      </w:rPr>
+    </w:lvl>
+    <w:lvl w:ilvl="4" w:tplc="04090003" w:tentative="1">
+      <w:start w:val="1"/>
+      <w:numFmt w:val="bullet"/>
+      <w:lvlText w:val="o"/>
+      <w:lvlJc w:val="left"/>
+      <w:pPr>
+        <w:ind w:left="3240" w:hanging="360"/>
+      </w:pPr>
+      <w:rPr>
+        <w:rFonts w:ascii="Courier New" w:hAnsi="Courier New" w:cs="Courier New" w:hint="default"/>
+      </w:rPr>
+    </w:lvl>
+    <w:lvl w:ilvl="5" w:tplc="04090005" w:tentative="1">
+      <w:start w:val="1"/>
+      <w:numFmt w:val="bullet"/>
+      <w:lvlText w:val=""/>
+      <w:lvlJc w:val="left"/>
+      <w:pPr>
+        <w:ind w:left="3960" w:hanging="360"/>
+      </w:pPr>
+      <w:rPr>
+        <w:rFonts w:ascii="Wingdings" w:hAnsi="Wingdings" w:hint="default"/>
+      </w:rPr>
+    </w:lvl>
+    <w:lvl w:ilvl="6" w:tplc="04090001" w:tentative="1">
+      <w:start w:val="1"/>
+      <w:numFmt w:val="bullet"/>
+      <w:lvlText w:val=""/>
+      <w:lvlJc w:val="left"/>
+      <w:pPr>
+        <w:ind w:left="4680" w:hanging="360"/>
+      </w:pPr>
+      <w:rPr>
+        <w:rFonts w:ascii="Symbol" w:hAnsi="Symbol" w:hint="default"/>
+      </w:rPr>
+    </w:lvl>
+    <w:lvl w:ilvl="7" w:tplc="04090003" w:tentative="1">
+      <w:start w:val="1"/>
+      <w:numFmt w:val="bullet"/>
+      <w:lvlText w:val="o"/>
+      <w:lvlJc w:val="left"/>
+      <w:pPr>
+        <w:ind w:left="5400" w:hanging="360"/>
+      </w:pPr>
+      <w:rPr>
+        <w:rFonts w:ascii="Courier New" w:hAnsi="Courier New" w:cs="Courier New" w:hint="default"/>
+      </w:rPr>
+    </w:lvl>
+    <w:lvl w:ilvl="8" w:tplc="04090005" w:tentative="1">
+      <w:start w:val="1"/>
+      <w:numFmt w:val="bullet"/>
+      <w:lvlText w:val=""/>
+      <w:lvlJc w:val="left"/>
+      <w:pPr>
+        <w:ind w:left="6120" w:hanging="360"/>
+      </w:pPr>
+      <w:rPr>
+        <w:rFonts w:ascii="Wingdings" w:hAnsi="Wingdings" w:hint="default"/>
+      </w:rPr>
+    </w:lvl>
+  </w:abstractNum>
+  <w:abstractNum w:abstractNumId="4" w15:restartNumberingAfterBreak="0">
+    <w:nsid w:val="50C723DD"/>
+    <w:multiLevelType w:val="hybridMultilevel"/>
+    <w:tmpl w:val="0ED20D7A"/>
+    <w:lvl w:ilvl="0" w:tplc="04090001">
+      <w:start w:val="1"/>
+      <w:numFmt w:val="bullet"/>
+      <w:lvlText w:val=""/>
+      <w:lvlJc w:val="left"/>
+      <w:pPr>
+        <w:ind w:left="360" w:hanging="360"/>
+      </w:pPr>
+      <w:rPr>
+        <w:rFonts w:ascii="Symbol" w:hAnsi="Symbol" w:hint="default"/>
+      </w:rPr>
+    </w:lvl>
+    <w:lvl w:ilvl="1" w:tplc="04090003" w:tentative="1">
+      <w:start w:val="1"/>
+      <w:numFmt w:val="bullet"/>
+      <w:lvlText w:val="o"/>
+      <w:lvlJc w:val="left"/>
+      <w:pPr>
+        <w:ind w:left="1080" w:hanging="360"/>
+      </w:pPr>
+      <w:rPr>
+        <w:rFonts w:ascii="Courier New" w:hAnsi="Courier New" w:cs="Courier New" w:hint="default"/>
+      </w:rPr>
+    </w:lvl>
+    <w:lvl w:ilvl="2" w:tplc="04090005" w:tentative="1">
+      <w:start w:val="1"/>
+      <w:numFmt w:val="bullet"/>
+      <w:lvlText w:val=""/>
+      <w:lvlJc w:val="left"/>
+      <w:pPr>
+        <w:ind w:left="1800" w:hanging="360"/>
+      </w:pPr>
+      <w:rPr>
+        <w:rFonts w:ascii="Wingdings" w:hAnsi="Wingdings" w:hint="default"/>
+      </w:rPr>
+    </w:lvl>
+    <w:lvl w:ilvl="3" w:tplc="04090001" w:tentative="1">
+      <w:start w:val="1"/>
+      <w:numFmt w:val="bullet"/>
+      <w:lvlText w:val=""/>
+      <w:lvlJc w:val="left"/>
+      <w:pPr>
+        <w:ind w:left="2520" w:hanging="360"/>
+      </w:pPr>
+      <w:rPr>
+        <w:rFonts w:ascii="Symbol" w:hAnsi="Symbol" w:hint="default"/>
+      </w:rPr>
+    </w:lvl>
+    <w:lvl w:ilvl="4" w:tplc="04090003" w:tentative="1">
+      <w:start w:val="1"/>
+      <w:numFmt w:val="bullet"/>
+      <w:lvlText w:val="o"/>
+      <w:lvlJc w:val="left"/>
+      <w:pPr>
+        <w:ind w:left="3240" w:hanging="360"/>
+      </w:pPr>
+      <w:rPr>
+        <w:rFonts w:ascii="Courier New" w:hAnsi="Courier New" w:cs="Courier New" w:hint="default"/>
+      </w:rPr>
+    </w:lvl>
+    <w:lvl w:ilvl="5" w:tplc="04090005" w:tentative="1">
+      <w:start w:val="1"/>
+      <w:numFmt w:val="bullet"/>
+      <w:lvlText w:val=""/>
+      <w:lvlJc w:val="left"/>
+      <w:pPr>
+        <w:ind w:left="3960" w:hanging="360"/>
+      </w:pPr>
+      <w:rPr>
+        <w:rFonts w:ascii="Wingdings" w:hAnsi="Wingdings" w:hint="default"/>
+      </w:rPr>
+    </w:lvl>
+    <w:lvl w:ilvl="6" w:tplc="04090001" w:tentative="1">
+      <w:start w:val="1"/>
+      <w:numFmt w:val="bullet"/>
+      <w:lvlText w:val=""/>
+      <w:lvlJc w:val="left"/>
+      <w:pPr>
+        <w:ind w:left="4680" w:hanging="360"/>
+      </w:pPr>
+      <w:rPr>
+        <w:rFonts w:ascii="Symbol" w:hAnsi="Symbol" w:hint="default"/>
+      </w:rPr>
+    </w:lvl>
+    <w:lvl w:ilvl="7" w:tplc="04090003" w:tentative="1">
+      <w:start w:val="1"/>
+      <w:numFmt w:val="bullet"/>
+      <w:lvlText w:val="o"/>
+      <w:lvlJc w:val="left"/>
+      <w:pPr>
+        <w:ind w:left="5400" w:hanging="360"/>
+      </w:pPr>
+      <w:rPr>
+        <w:rFonts w:ascii="Courier New" w:hAnsi="Courier New" w:cs="Courier New" w:hint="default"/>
+      </w:rPr>
+    </w:lvl>
+    <w:lvl w:ilvl="8" w:tplc="04090005" w:tentative="1">
+      <w:start w:val="1"/>
+      <w:numFmt w:val="bullet"/>
+      <w:lvlText w:val=""/>
+      <w:lvlJc w:val="left"/>
+      <w:pPr>
+        <w:ind w:left="6120" w:hanging="360"/>
+      </w:pPr>
+      <w:rPr>
+        <w:rFonts w:ascii="Wingdings" w:hAnsi="Wingdings" w:hint="default"/>
+      </w:rPr>
+    </w:lvl>
+  </w:abstractNum>
+  <w:abstractNum w:abstractNumId="5" w15:restartNumberingAfterBreak="0">
+    <w:nsid w:val="57F227BD"/>
+    <w:multiLevelType w:val="hybridMultilevel"/>
+    <w:tmpl w:val="87821966"/>
+    <w:lvl w:ilvl="0" w:tplc="04090001">
+      <w:start w:val="1"/>
+      <w:numFmt w:val="bullet"/>
+      <w:lvlText w:val=""/>
+      <w:lvlJc w:val="left"/>
+      <w:pPr>
+        <w:ind w:left="360" w:hanging="360"/>
+      </w:pPr>
+      <w:rPr>
+        <w:rFonts w:ascii="Symbol" w:hAnsi="Symbol" w:hint="default"/>
+      </w:rPr>
+    </w:lvl>
+    <w:lvl w:ilvl="1" w:tplc="04090003" w:tentative="1">
+      <w:start w:val="1"/>
+      <w:numFmt w:val="bullet"/>
+      <w:lvlText w:val="o"/>
+      <w:lvlJc w:val="left"/>
+      <w:pPr>
+        <w:ind w:left="1080" w:hanging="360"/>
+      </w:pPr>
+      <w:rPr>
+        <w:rFonts w:ascii="Courier New" w:hAnsi="Courier New" w:cs="Courier New" w:hint="default"/>
+      </w:rPr>
+    </w:lvl>
+    <w:lvl w:ilvl="2" w:tplc="04090005" w:tentative="1">
+      <w:start w:val="1"/>
+      <w:numFmt w:val="bullet"/>
+      <w:lvlText w:val=""/>
+      <w:lvlJc w:val="left"/>
+      <w:pPr>
+        <w:ind w:left="1800" w:hanging="360"/>
+      </w:pPr>
+      <w:rPr>
+        <w:rFonts w:ascii="Wingdings" w:hAnsi="Wingdings" w:hint="default"/>
+      </w:rPr>
+    </w:lvl>
+    <w:lvl w:ilvl="3" w:tplc="04090001" w:tentative="1">
+      <w:start w:val="1"/>
+      <w:numFmt w:val="bullet"/>
+      <w:lvlText w:val=""/>
+      <w:lvlJc w:val="left"/>
+      <w:pPr>
+        <w:ind w:left="2520" w:hanging="360"/>
+      </w:pPr>
+      <w:rPr>
+        <w:rFonts w:ascii="Symbol" w:hAnsi="Symbol" w:hint="default"/>
+      </w:rPr>
+    </w:lvl>
+    <w:lvl w:ilvl="4" w:tplc="04090003" w:tentative="1">
+      <w:start w:val="1"/>
+      <w:numFmt w:val="bullet"/>
+      <w:lvlText w:val="o"/>
+      <w:lvlJc w:val="left"/>
+      <w:pPr>
+        <w:ind w:left="3240" w:hanging="360"/>
+      </w:pPr>
+      <w:rPr>
+        <w:rFonts w:ascii="Courier New" w:hAnsi="Courier New" w:cs="Courier New" w:hint="default"/>
+      </w:rPr>
+    </w:lvl>
+    <w:lvl w:ilvl="5" w:tplc="04090005" w:tentative="1">
+      <w:start w:val="1"/>
+      <w:numFmt w:val="bullet"/>
+      <w:lvlText w:val=""/>
+      <w:lvlJc w:val="left"/>
+      <w:pPr>
+        <w:ind w:left="3960" w:hanging="360"/>
+      </w:pPr>
+      <w:rPr>
+        <w:rFonts w:ascii="Wingdings" w:hAnsi="Wingdings" w:hint="default"/>
+      </w:rPr>
+    </w:lvl>
+    <w:lvl w:ilvl="6" w:tplc="04090001" w:tentative="1">
+      <w:start w:val="1"/>
+      <w:numFmt w:val="bullet"/>
+      <w:lvlText w:val=""/>
+      <w:lvlJc w:val="left"/>
+      <w:pPr>
+        <w:ind w:left="4680" w:hanging="360"/>
+      </w:pPr>
+      <w:rPr>
+        <w:rFonts w:ascii="Symbol" w:hAnsi="Symbol" w:hint="default"/>
+      </w:rPr>
+    </w:lvl>
+    <w:lvl w:ilvl="7" w:tplc="04090003" w:tentative="1">
+      <w:start w:val="1"/>
+      <w:numFmt w:val="bullet"/>
+      <w:lvlText w:val="o"/>
+      <w:lvlJc w:val="left"/>
+      <w:pPr>
+        <w:ind w:left="5400" w:hanging="360"/>
+      </w:pPr>
+      <w:rPr>
+        <w:rFonts w:ascii="Courier New" w:hAnsi="Courier New" w:cs="Courier New" w:hint="default"/>
+      </w:rPr>
+    </w:lvl>
+    <w:lvl w:ilvl="8" w:tplc="04090005" w:tentative="1">
+      <w:start w:val="1"/>
+      <w:numFmt w:val="bullet"/>
+      <w:lvlText w:val=""/>
+      <w:lvlJc w:val="left"/>
+      <w:pPr>
+        <w:ind w:left="6120" w:hanging="360"/>
+      </w:pPr>
+      <w:rPr>
+        <w:rFonts w:ascii="Wingdings" w:hAnsi="Wingdings" w:hint="default"/>
+      </w:rPr>
+    </w:lvl>
+  </w:abstractNum>
+  <w:abstractNum w:abstractNumId="6" w15:restartNumberingAfterBreak="0">
     <w:nsid w:val="5F2F5290"/>
     <w:multiLevelType w:val="multilevel"/>
     <w:tmpl w:val="5F48C196"/>
@@ -2538,7 +5642,233 @@
       </w:rPr>
     </w:lvl>
   </w:abstractNum>
-  <w:abstractNum w:abstractNumId="3" w15:restartNumberingAfterBreak="0">
+  <w:abstractNum w:abstractNumId="7" w15:restartNumberingAfterBreak="0">
+    <w:nsid w:val="71E64614"/>
+    <w:multiLevelType w:val="hybridMultilevel"/>
+    <w:tmpl w:val="4CDAC4AE"/>
+    <w:lvl w:ilvl="0" w:tplc="04090001">
+      <w:start w:val="1"/>
+      <w:numFmt w:val="bullet"/>
+      <w:lvlText w:val=""/>
+      <w:lvlJc w:val="left"/>
+      <w:pPr>
+        <w:ind w:left="360" w:hanging="360"/>
+      </w:pPr>
+      <w:rPr>
+        <w:rFonts w:ascii="Symbol" w:hAnsi="Symbol" w:hint="default"/>
+      </w:rPr>
+    </w:lvl>
+    <w:lvl w:ilvl="1" w:tplc="04090003" w:tentative="1">
+      <w:start w:val="1"/>
+      <w:numFmt w:val="bullet"/>
+      <w:lvlText w:val="o"/>
+      <w:lvlJc w:val="left"/>
+      <w:pPr>
+        <w:ind w:left="1080" w:hanging="360"/>
+      </w:pPr>
+      <w:rPr>
+        <w:rFonts w:ascii="Courier New" w:hAnsi="Courier New" w:cs="Courier New" w:hint="default"/>
+      </w:rPr>
+    </w:lvl>
+    <w:lvl w:ilvl="2" w:tplc="04090005" w:tentative="1">
+      <w:start w:val="1"/>
+      <w:numFmt w:val="bullet"/>
+      <w:lvlText w:val=""/>
+      <w:lvlJc w:val="left"/>
+      <w:pPr>
+        <w:ind w:left="1800" w:hanging="360"/>
+      </w:pPr>
+      <w:rPr>
+        <w:rFonts w:ascii="Wingdings" w:hAnsi="Wingdings" w:hint="default"/>
+      </w:rPr>
+    </w:lvl>
+    <w:lvl w:ilvl="3" w:tplc="04090001" w:tentative="1">
+      <w:start w:val="1"/>
+      <w:numFmt w:val="bullet"/>
+      <w:lvlText w:val=""/>
+      <w:lvlJc w:val="left"/>
+      <w:pPr>
+        <w:ind w:left="2520" w:hanging="360"/>
+      </w:pPr>
+      <w:rPr>
+        <w:rFonts w:ascii="Symbol" w:hAnsi="Symbol" w:hint="default"/>
+      </w:rPr>
+    </w:lvl>
+    <w:lvl w:ilvl="4" w:tplc="04090003" w:tentative="1">
+      <w:start w:val="1"/>
+      <w:numFmt w:val="bullet"/>
+      <w:lvlText w:val="o"/>
+      <w:lvlJc w:val="left"/>
+      <w:pPr>
+        <w:ind w:left="3240" w:hanging="360"/>
+      </w:pPr>
+      <w:rPr>
+        <w:rFonts w:ascii="Courier New" w:hAnsi="Courier New" w:cs="Courier New" w:hint="default"/>
+      </w:rPr>
+    </w:lvl>
+    <w:lvl w:ilvl="5" w:tplc="04090005" w:tentative="1">
+      <w:start w:val="1"/>
+      <w:numFmt w:val="bullet"/>
+      <w:lvlText w:val=""/>
+      <w:lvlJc w:val="left"/>
+      <w:pPr>
+        <w:ind w:left="3960" w:hanging="360"/>
+      </w:pPr>
+      <w:rPr>
+        <w:rFonts w:ascii="Wingdings" w:hAnsi="Wingdings" w:hint="default"/>
+      </w:rPr>
+    </w:lvl>
+    <w:lvl w:ilvl="6" w:tplc="04090001" w:tentative="1">
+      <w:start w:val="1"/>
+      <w:numFmt w:val="bullet"/>
+      <w:lvlText w:val=""/>
+      <w:lvlJc w:val="left"/>
+      <w:pPr>
+        <w:ind w:left="4680" w:hanging="360"/>
+      </w:pPr>
+      <w:rPr>
+        <w:rFonts w:ascii="Symbol" w:hAnsi="Symbol" w:hint="default"/>
+      </w:rPr>
+    </w:lvl>
+    <w:lvl w:ilvl="7" w:tplc="04090003" w:tentative="1">
+      <w:start w:val="1"/>
+      <w:numFmt w:val="bullet"/>
+      <w:lvlText w:val="o"/>
+      <w:lvlJc w:val="left"/>
+      <w:pPr>
+        <w:ind w:left="5400" w:hanging="360"/>
+      </w:pPr>
+      <w:rPr>
+        <w:rFonts w:ascii="Courier New" w:hAnsi="Courier New" w:cs="Courier New" w:hint="default"/>
+      </w:rPr>
+    </w:lvl>
+    <w:lvl w:ilvl="8" w:tplc="04090005" w:tentative="1">
+      <w:start w:val="1"/>
+      <w:numFmt w:val="bullet"/>
+      <w:lvlText w:val=""/>
+      <w:lvlJc w:val="left"/>
+      <w:pPr>
+        <w:ind w:left="6120" w:hanging="360"/>
+      </w:pPr>
+      <w:rPr>
+        <w:rFonts w:ascii="Wingdings" w:hAnsi="Wingdings" w:hint="default"/>
+      </w:rPr>
+    </w:lvl>
+  </w:abstractNum>
+  <w:abstractNum w:abstractNumId="8" w15:restartNumberingAfterBreak="0">
+    <w:nsid w:val="7A9D352E"/>
+    <w:multiLevelType w:val="hybridMultilevel"/>
+    <w:tmpl w:val="CDF831FE"/>
+    <w:lvl w:ilvl="0" w:tplc="04090001">
+      <w:start w:val="1"/>
+      <w:numFmt w:val="bullet"/>
+      <w:lvlText w:val=""/>
+      <w:lvlJc w:val="left"/>
+      <w:pPr>
+        <w:ind w:left="360" w:hanging="360"/>
+      </w:pPr>
+      <w:rPr>
+        <w:rFonts w:ascii="Symbol" w:hAnsi="Symbol" w:hint="default"/>
+      </w:rPr>
+    </w:lvl>
+    <w:lvl w:ilvl="1" w:tplc="04090003" w:tentative="1">
+      <w:start w:val="1"/>
+      <w:numFmt w:val="bullet"/>
+      <w:lvlText w:val="o"/>
+      <w:lvlJc w:val="left"/>
+      <w:pPr>
+        <w:ind w:left="1080" w:hanging="360"/>
+      </w:pPr>
+      <w:rPr>
+        <w:rFonts w:ascii="Courier New" w:hAnsi="Courier New" w:cs="Courier New" w:hint="default"/>
+      </w:rPr>
+    </w:lvl>
+    <w:lvl w:ilvl="2" w:tplc="04090005" w:tentative="1">
+      <w:start w:val="1"/>
+      <w:numFmt w:val="bullet"/>
+      <w:lvlText w:val=""/>
+      <w:lvlJc w:val="left"/>
+      <w:pPr>
+        <w:ind w:left="1800" w:hanging="360"/>
+      </w:pPr>
+      <w:rPr>
+        <w:rFonts w:ascii="Wingdings" w:hAnsi="Wingdings" w:hint="default"/>
+      </w:rPr>
+    </w:lvl>
+    <w:lvl w:ilvl="3" w:tplc="04090001" w:tentative="1">
+      <w:start w:val="1"/>
+      <w:numFmt w:val="bullet"/>
+      <w:lvlText w:val=""/>
+      <w:lvlJc w:val="left"/>
+      <w:pPr>
+        <w:ind w:left="2520" w:hanging="360"/>
+      </w:pPr>
+      <w:rPr>
+        <w:rFonts w:ascii="Symbol" w:hAnsi="Symbol" w:hint="default"/>
+      </w:rPr>
+    </w:lvl>
+    <w:lvl w:ilvl="4" w:tplc="04090003" w:tentative="1">
+      <w:start w:val="1"/>
+      <w:numFmt w:val="bullet"/>
+      <w:lvlText w:val="o"/>
+      <w:lvlJc w:val="left"/>
+      <w:pPr>
+        <w:ind w:left="3240" w:hanging="360"/>
+      </w:pPr>
+      <w:rPr>
+        <w:rFonts w:ascii="Courier New" w:hAnsi="Courier New" w:cs="Courier New" w:hint="default"/>
+      </w:rPr>
+    </w:lvl>
+    <w:lvl w:ilvl="5" w:tplc="04090005" w:tentative="1">
+      <w:start w:val="1"/>
+      <w:numFmt w:val="bullet"/>
+      <w:lvlText w:val=""/>
+      <w:lvlJc w:val="left"/>
+      <w:pPr>
+        <w:ind w:left="3960" w:hanging="360"/>
+      </w:pPr>
+      <w:rPr>
+        <w:rFonts w:ascii="Wingdings" w:hAnsi="Wingdings" w:hint="default"/>
+      </w:rPr>
+    </w:lvl>
+    <w:lvl w:ilvl="6" w:tplc="04090001" w:tentative="1">
+      <w:start w:val="1"/>
+      <w:numFmt w:val="bullet"/>
+      <w:lvlText w:val=""/>
+      <w:lvlJc w:val="left"/>
+      <w:pPr>
+        <w:ind w:left="4680" w:hanging="360"/>
+      </w:pPr>
+      <w:rPr>
+        <w:rFonts w:ascii="Symbol" w:hAnsi="Symbol" w:hint="default"/>
+      </w:rPr>
+    </w:lvl>
+    <w:lvl w:ilvl="7" w:tplc="04090003" w:tentative="1">
+      <w:start w:val="1"/>
+      <w:numFmt w:val="bullet"/>
+      <w:lvlText w:val="o"/>
+      <w:lvlJc w:val="left"/>
+      <w:pPr>
+        <w:ind w:left="5400" w:hanging="360"/>
+      </w:pPr>
+      <w:rPr>
+        <w:rFonts w:ascii="Courier New" w:hAnsi="Courier New" w:cs="Courier New" w:hint="default"/>
+      </w:rPr>
+    </w:lvl>
+    <w:lvl w:ilvl="8" w:tplc="04090005" w:tentative="1">
+      <w:start w:val="1"/>
+      <w:numFmt w:val="bullet"/>
+      <w:lvlText w:val=""/>
+      <w:lvlJc w:val="left"/>
+      <w:pPr>
+        <w:ind w:left="6120" w:hanging="360"/>
+      </w:pPr>
+      <w:rPr>
+        <w:rFonts w:ascii="Wingdings" w:hAnsi="Wingdings" w:hint="default"/>
+      </w:rPr>
+    </w:lvl>
+  </w:abstractNum>
+  <w:abstractNum w:abstractNumId="9" w15:restartNumberingAfterBreak="0">
     <w:nsid w:val="7CB62E1D"/>
     <w:multiLevelType w:val="multilevel"/>
     <w:tmpl w:val="78467252"/>
@@ -2691,13 +6021,31 @@
     <w:abstractNumId w:val="0"/>
   </w:num>
   <w:num w:numId="2" w16cid:durableId="304893228">
-    <w:abstractNumId w:val="2"/>
+    <w:abstractNumId w:val="6"/>
   </w:num>
   <w:num w:numId="3" w16cid:durableId="450636287">
-    <w:abstractNumId w:val="3"/>
+    <w:abstractNumId w:val="9"/>
   </w:num>
   <w:num w:numId="4" w16cid:durableId="1581791556">
     <w:abstractNumId w:val="1"/>
+  </w:num>
+  <w:num w:numId="5" w16cid:durableId="1351684566">
+    <w:abstractNumId w:val="8"/>
+  </w:num>
+  <w:num w:numId="6" w16cid:durableId="1135946889">
+    <w:abstractNumId w:val="4"/>
+  </w:num>
+  <w:num w:numId="7" w16cid:durableId="733553197">
+    <w:abstractNumId w:val="2"/>
+  </w:num>
+  <w:num w:numId="8" w16cid:durableId="121273201">
+    <w:abstractNumId w:val="7"/>
+  </w:num>
+  <w:num w:numId="9" w16cid:durableId="466364774">
+    <w:abstractNumId w:val="5"/>
+  </w:num>
+  <w:num w:numId="10" w16cid:durableId="520557637">
+    <w:abstractNumId w:val="3"/>
   </w:num>
 </w:numbering>
 </file>
@@ -3305,7 +6653,6 @@
   <w:style w:type="character" w:default="1" w:styleId="DefaultParagraphFont">
     <w:name w:val="Default Paragraph Font"/>
     <w:uiPriority w:val="1"/>
-    <w:semiHidden/>
     <w:unhideWhenUsed/>
   </w:style>
   <w:style w:type="table" w:default="1" w:styleId="TableNormal">

--- a/git_and_github_commands_part_two_undoing_and_advanced.docx
+++ b/git_and_github_commands_part_two_undoing_and_advanced.docx
@@ -184,21 +184,12 @@
         </w:rPr>
         <w:t xml:space="preserve"> We can get the commit hash from </w:t>
       </w:r>
-      <w:proofErr w:type="spellStart"/>
-      <w:r>
-        <w:rPr>
-          <w:sz w:val="36"/>
-          <w:szCs w:val="36"/>
-        </w:rPr>
-        <w:t>github</w:t>
-      </w:r>
-      <w:proofErr w:type="spellEnd"/>
-      <w:r>
-        <w:rPr>
-          <w:sz w:val="36"/>
-          <w:szCs w:val="36"/>
-        </w:rPr>
-        <w:t xml:space="preserve"> repo commits and copy that.</w:t>
+      <w:r>
+        <w:rPr>
+          <w:sz w:val="36"/>
+          <w:szCs w:val="36"/>
+        </w:rPr>
+        <w:t>github repo commits and copy that.</w:t>
       </w:r>
     </w:p>
     <w:p>
@@ -220,10 +211,36 @@
           <w:sz w:val="36"/>
           <w:szCs w:val="36"/>
         </w:rPr>
-        <w:t>git reset --hard &lt;</w:t>
-      </w:r>
-      <w:proofErr w:type="spellStart"/>
-      <w:r>
+        <w:t>git reset --hard &lt;commit_hash&gt;</w:t>
+      </w:r>
+    </w:p>
+    <w:p>
+      <w:pPr>
+        <w:jc w:val="both"/>
+        <w:rPr>
+          <w:sz w:val="36"/>
+          <w:szCs w:val="36"/>
+        </w:rPr>
+      </w:pPr>
+      <w:r>
+        <w:rPr>
+          <w:rFonts w:ascii="Segoe UI Emoji" w:hAnsi="Segoe UI Emoji" w:cs="Segoe UI Emoji"/>
+          <w:sz w:val="36"/>
+          <w:szCs w:val="36"/>
+        </w:rPr>
+        <w:t xml:space="preserve"># </w:t>
+      </w:r>
+      <w:r>
+        <w:rPr>
+          <w:sz w:val="36"/>
+          <w:szCs w:val="36"/>
+        </w:rPr>
+        <w:t>Keeps our changes staged (like “un-committing” but not deleting).</w:t>
+      </w:r>
+    </w:p>
+    <w:p>
+      <w:pPr>
+        <w:jc w:val="both"/>
         <w:rPr>
           <w:b/>
           <w:bCs/>
@@ -231,9 +248,7 @@
           <w:sz w:val="36"/>
           <w:szCs w:val="36"/>
         </w:rPr>
-        <w:t>commit_hash</w:t>
-      </w:r>
-      <w:proofErr w:type="spellEnd"/>
+      </w:pPr>
       <w:r>
         <w:rPr>
           <w:b/>
@@ -242,20 +257,21 @@
           <w:sz w:val="36"/>
           <w:szCs w:val="36"/>
         </w:rPr>
-        <w:t>&gt;</w:t>
-      </w:r>
-    </w:p>
-    <w:p>
-      <w:pPr>
-        <w:jc w:val="both"/>
-        <w:rPr>
-          <w:sz w:val="36"/>
-          <w:szCs w:val="36"/>
-        </w:rPr>
-      </w:pPr>
-      <w:r>
-        <w:rPr>
-          <w:rFonts w:ascii="Segoe UI Emoji" w:hAnsi="Segoe UI Emoji" w:cs="Segoe UI Emoji"/>
+        <w:t>git reset --soft &lt;commit_hash&gt;</w:t>
+      </w:r>
+    </w:p>
+    <w:p>
+      <w:pPr>
+        <w:jc w:val="both"/>
+        <w:rPr>
+          <w:b/>
+          <w:bCs/>
+          <w:sz w:val="36"/>
+          <w:szCs w:val="36"/>
+        </w:rPr>
+      </w:pPr>
+      <w:r>
+        <w:rPr>
           <w:sz w:val="36"/>
           <w:szCs w:val="36"/>
         </w:rPr>
@@ -263,10 +279,44 @@
       </w:r>
       <w:r>
         <w:rPr>
-          <w:sz w:val="36"/>
-          <w:szCs w:val="36"/>
-        </w:rPr>
-        <w:t>Keeps our changes staged (like “un-committing” but not deleting).</w:t>
+          <w:b/>
+          <w:bCs/>
+          <w:sz w:val="36"/>
+          <w:szCs w:val="36"/>
+        </w:rPr>
+        <w:t>git revert</w:t>
+      </w:r>
+      <w:r>
+        <w:rPr>
+          <w:b/>
+          <w:bCs/>
+          <w:sz w:val="36"/>
+          <w:szCs w:val="36"/>
+        </w:rPr>
+        <w:t xml:space="preserve">. </w:t>
+      </w:r>
+      <w:r>
+        <w:rPr>
+          <w:sz w:val="36"/>
+          <w:szCs w:val="36"/>
+        </w:rPr>
+        <w:t>Safest way to undo on shared repos.</w:t>
+      </w:r>
+      <w:r>
+        <w:rPr>
+          <w:b/>
+          <w:bCs/>
+          <w:sz w:val="36"/>
+          <w:szCs w:val="36"/>
+        </w:rPr>
+        <w:t xml:space="preserve"> </w:t>
+      </w:r>
+      <w:r>
+        <w:rPr>
+          <w:sz w:val="36"/>
+          <w:szCs w:val="36"/>
+        </w:rPr>
+        <w:t>Creates a new commit that “reverses” the changes from an old commit.</w:t>
       </w:r>
     </w:p>
     <w:p>
@@ -288,143 +338,7 @@
           <w:sz w:val="36"/>
           <w:szCs w:val="36"/>
         </w:rPr>
-        <w:t>git reset --soft &lt;</w:t>
-      </w:r>
-      <w:proofErr w:type="spellStart"/>
-      <w:r>
-        <w:rPr>
-          <w:b/>
-          <w:bCs/>
-          <w:color w:val="D86DCB" w:themeColor="accent5" w:themeTint="99"/>
-          <w:sz w:val="36"/>
-          <w:szCs w:val="36"/>
-        </w:rPr>
-        <w:t>commit_hash</w:t>
-      </w:r>
-      <w:proofErr w:type="spellEnd"/>
-      <w:r>
-        <w:rPr>
-          <w:b/>
-          <w:bCs/>
-          <w:color w:val="D86DCB" w:themeColor="accent5" w:themeTint="99"/>
-          <w:sz w:val="36"/>
-          <w:szCs w:val="36"/>
-        </w:rPr>
-        <w:t>&gt;</w:t>
-      </w:r>
-    </w:p>
-    <w:p>
-      <w:pPr>
-        <w:jc w:val="both"/>
-        <w:rPr>
-          <w:b/>
-          <w:bCs/>
-          <w:sz w:val="36"/>
-          <w:szCs w:val="36"/>
-        </w:rPr>
-      </w:pPr>
-      <w:r>
-        <w:rPr>
-          <w:sz w:val="36"/>
-          <w:szCs w:val="36"/>
-        </w:rPr>
-        <w:t xml:space="preserve"># </w:t>
-      </w:r>
-      <w:r>
-        <w:rPr>
-          <w:b/>
-          <w:bCs/>
-          <w:sz w:val="36"/>
-          <w:szCs w:val="36"/>
-        </w:rPr>
-        <w:t xml:space="preserve">git </w:t>
-      </w:r>
-      <w:proofErr w:type="gramStart"/>
-      <w:r>
-        <w:rPr>
-          <w:b/>
-          <w:bCs/>
-          <w:sz w:val="36"/>
-          <w:szCs w:val="36"/>
-        </w:rPr>
-        <w:t>revert</w:t>
-      </w:r>
-      <w:proofErr w:type="gramEnd"/>
-      <w:r>
-        <w:rPr>
-          <w:b/>
-          <w:bCs/>
-          <w:sz w:val="36"/>
-          <w:szCs w:val="36"/>
-        </w:rPr>
-        <w:t xml:space="preserve">. </w:t>
-      </w:r>
-      <w:r>
-        <w:rPr>
-          <w:sz w:val="36"/>
-          <w:szCs w:val="36"/>
-        </w:rPr>
-        <w:t>Safest way to undo on shared repos.</w:t>
-      </w:r>
-      <w:r>
-        <w:rPr>
-          <w:b/>
-          <w:bCs/>
-          <w:sz w:val="36"/>
-          <w:szCs w:val="36"/>
-        </w:rPr>
-        <w:t xml:space="preserve"> </w:t>
-      </w:r>
-      <w:r>
-        <w:rPr>
-          <w:sz w:val="36"/>
-          <w:szCs w:val="36"/>
-        </w:rPr>
-        <w:t>Creates a new commit that “reverses” the changes from an old commit.</w:t>
-      </w:r>
-    </w:p>
-    <w:p>
-      <w:pPr>
-        <w:jc w:val="both"/>
-        <w:rPr>
-          <w:b/>
-          <w:bCs/>
-          <w:color w:val="D86DCB" w:themeColor="accent5" w:themeTint="99"/>
-          <w:sz w:val="36"/>
-          <w:szCs w:val="36"/>
-        </w:rPr>
-      </w:pPr>
-      <w:r>
-        <w:rPr>
-          <w:b/>
-          <w:bCs/>
-          <w:color w:val="D86DCB" w:themeColor="accent5" w:themeTint="99"/>
-          <w:sz w:val="36"/>
-          <w:szCs w:val="36"/>
-        </w:rPr>
-        <w:t>git revert &lt;</w:t>
-      </w:r>
-      <w:proofErr w:type="spellStart"/>
-      <w:r>
-        <w:rPr>
-          <w:b/>
-          <w:bCs/>
-          <w:color w:val="D86DCB" w:themeColor="accent5" w:themeTint="99"/>
-          <w:sz w:val="36"/>
-          <w:szCs w:val="36"/>
-        </w:rPr>
-        <w:t>commit_hash</w:t>
-      </w:r>
-      <w:proofErr w:type="spellEnd"/>
-      <w:r>
-        <w:rPr>
-          <w:b/>
-          <w:bCs/>
-          <w:color w:val="D86DCB" w:themeColor="accent5" w:themeTint="99"/>
-          <w:sz w:val="36"/>
-          <w:szCs w:val="36"/>
-        </w:rPr>
-        <w:t>&gt;</w:t>
+        <w:t>git revert &lt;commit_hash&gt;</w:t>
       </w:r>
     </w:p>
     <w:p>
@@ -612,23 +526,7 @@
           <w:sz w:val="36"/>
           <w:szCs w:val="36"/>
         </w:rPr>
-        <w:t xml:space="preserve">Undo </w:t>
-      </w:r>
-      <w:proofErr w:type="spellStart"/>
-      <w:r>
-        <w:rPr>
-          <w:sz w:val="36"/>
-          <w:szCs w:val="36"/>
-        </w:rPr>
-        <w:t>unstaged</w:t>
-      </w:r>
-      <w:proofErr w:type="spellEnd"/>
-      <w:r>
-        <w:rPr>
-          <w:sz w:val="36"/>
-          <w:szCs w:val="36"/>
-        </w:rPr>
-        <w:t xml:space="preserve"> changes (reset file to last commit):</w:t>
+        <w:t>Undo unstaged changes (reset file to last commit):</w:t>
       </w:r>
     </w:p>
     <w:p>
@@ -918,20 +816,8 @@
           <w:sz w:val="36"/>
           <w:szCs w:val="36"/>
         </w:rPr>
-        <w:t xml:space="preserve">git stash </w:t>
-      </w:r>
-      <w:proofErr w:type="gramStart"/>
-      <w:r>
-        <w:rPr>
-          <w:b/>
-          <w:bCs/>
-          <w:color w:val="D86DCB" w:themeColor="accent5" w:themeTint="99"/>
-          <w:sz w:val="36"/>
-          <w:szCs w:val="36"/>
-        </w:rPr>
-        <w:t>apply</w:t>
-      </w:r>
-      <w:proofErr w:type="gramEnd"/>
+        <w:t>git stash apply</w:t>
+      </w:r>
     </w:p>
     <w:p>
       <w:pPr>
@@ -1021,10 +907,141 @@
           <w:sz w:val="36"/>
           <w:szCs w:val="36"/>
         </w:rPr>
-        <w:t>git stash drop stash</w:t>
-      </w:r>
-      <w:proofErr w:type="gramStart"/>
-      <w:r>
+        <w:t>git stash drop stash@{0}</w:t>
+      </w:r>
+    </w:p>
+    <w:p>
+      <w:pPr>
+        <w:jc w:val="both"/>
+        <w:rPr>
+          <w:sz w:val="36"/>
+          <w:szCs w:val="36"/>
+        </w:rPr>
+      </w:pPr>
+      <w:r>
+        <w:rPr>
+          <w:sz w:val="36"/>
+          <w:szCs w:val="36"/>
+        </w:rPr>
+        <w:t xml:space="preserve"># </w:t>
+      </w:r>
+      <w:r>
+        <w:rPr>
+          <w:sz w:val="36"/>
+          <w:szCs w:val="36"/>
+        </w:rPr>
+        <w:t>Example workflow:</w:t>
+      </w:r>
+    </w:p>
+    <w:p>
+      <w:pPr>
+        <w:jc w:val="both"/>
+        <w:rPr>
+          <w:sz w:val="36"/>
+          <w:szCs w:val="36"/>
+        </w:rPr>
+      </w:pPr>
+      <w:r>
+        <w:rPr>
+          <w:sz w:val="36"/>
+          <w:szCs w:val="36"/>
+        </w:rPr>
+        <w:t>Editing code → need to pull new changes → stash → pull → apply stash back.</w:t>
+      </w:r>
+    </w:p>
+    <w:p>
+      <w:pPr>
+        <w:jc w:val="both"/>
+        <w:rPr>
+          <w:sz w:val="36"/>
+          <w:szCs w:val="36"/>
+        </w:rPr>
+      </w:pPr>
+    </w:p>
+    <w:p>
+      <w:pPr>
+        <w:jc w:val="both"/>
+        <w:rPr>
+          <w:sz w:val="36"/>
+          <w:szCs w:val="36"/>
+        </w:rPr>
+      </w:pPr>
+      <w:r>
+        <w:rPr>
+          <w:sz w:val="36"/>
+          <w:szCs w:val="36"/>
+        </w:rPr>
+        <w:t>R</w:t>
+      </w:r>
+      <w:r>
+        <w:rPr>
+          <w:sz w:val="36"/>
+          <w:szCs w:val="36"/>
+        </w:rPr>
+        <w:t>ecover Deleted Branches &amp; Commits (git reflog)</w:t>
+      </w:r>
+      <w:r>
+        <w:rPr>
+          <w:sz w:val="36"/>
+          <w:szCs w:val="36"/>
+        </w:rPr>
+        <w:t>:</w:t>
+      </w:r>
+    </w:p>
+    <w:p>
+      <w:pPr>
+        <w:jc w:val="both"/>
+        <w:rPr>
+          <w:sz w:val="36"/>
+          <w:szCs w:val="36"/>
+        </w:rPr>
+      </w:pPr>
+      <w:r>
+        <w:rPr>
+          <w:sz w:val="36"/>
+          <w:szCs w:val="36"/>
+        </w:rPr>
+        <w:t xml:space="preserve"># </w:t>
+      </w:r>
+      <w:r>
+        <w:rPr>
+          <w:sz w:val="36"/>
+          <w:szCs w:val="36"/>
+        </w:rPr>
+        <w:t xml:space="preserve">Even if </w:t>
+      </w:r>
+      <w:r>
+        <w:rPr>
+          <w:sz w:val="36"/>
+          <w:szCs w:val="36"/>
+        </w:rPr>
+        <w:t>we</w:t>
+      </w:r>
+      <w:r>
+        <w:rPr>
+          <w:sz w:val="36"/>
+          <w:szCs w:val="36"/>
+        </w:rPr>
+        <w:t xml:space="preserve"> delete commits or branches, Git usually remembers them in its log.</w:t>
+      </w:r>
+      <w:r>
+        <w:rPr>
+          <w:sz w:val="36"/>
+          <w:szCs w:val="36"/>
+        </w:rPr>
+        <w:t xml:space="preserve"> </w:t>
+      </w:r>
+      <w:r>
+        <w:rPr>
+          <w:sz w:val="36"/>
+          <w:szCs w:val="36"/>
+        </w:rPr>
+        <w:t>View reflog:</w:t>
+      </w:r>
+    </w:p>
+    <w:p>
+      <w:pPr>
+        <w:jc w:val="both"/>
         <w:rPr>
           <w:b/>
           <w:bCs/>
@@ -1032,9 +1049,7 @@
           <w:sz w:val="36"/>
           <w:szCs w:val="36"/>
         </w:rPr>
-        <w:t>@{</w:t>
-      </w:r>
-      <w:proofErr w:type="gramEnd"/>
+      </w:pPr>
       <w:r>
         <w:rPr>
           <w:b/>
@@ -1043,7 +1058,7 @@
           <w:sz w:val="36"/>
           <w:szCs w:val="36"/>
         </w:rPr>
-        <w:t>0}</w:t>
+        <w:t>git reflog</w:t>
       </w:r>
     </w:p>
     <w:p>
@@ -1066,78 +1081,73 @@
           <w:sz w:val="36"/>
           <w:szCs w:val="36"/>
         </w:rPr>
-        <w:t>Example workflow:</w:t>
-      </w:r>
-    </w:p>
-    <w:p>
-      <w:pPr>
-        <w:jc w:val="both"/>
-        <w:rPr>
-          <w:sz w:val="36"/>
-          <w:szCs w:val="36"/>
-        </w:rPr>
-      </w:pPr>
-      <w:r>
-        <w:rPr>
-          <w:sz w:val="36"/>
-          <w:szCs w:val="36"/>
-        </w:rPr>
-        <w:t>Editing code → need to pull new changes → stash → pull → apply stash back.</w:t>
-      </w:r>
-    </w:p>
-    <w:p>
-      <w:pPr>
-        <w:jc w:val="both"/>
-        <w:rPr>
-          <w:sz w:val="36"/>
-          <w:szCs w:val="36"/>
-        </w:rPr>
-      </w:pPr>
-    </w:p>
-    <w:p>
-      <w:pPr>
-        <w:jc w:val="both"/>
-        <w:rPr>
-          <w:sz w:val="36"/>
-          <w:szCs w:val="36"/>
-        </w:rPr>
-      </w:pPr>
-      <w:r>
-        <w:rPr>
-          <w:sz w:val="36"/>
-          <w:szCs w:val="36"/>
-        </w:rPr>
-        <w:t>R</w:t>
-      </w:r>
-      <w:r>
-        <w:rPr>
-          <w:sz w:val="36"/>
-          <w:szCs w:val="36"/>
-        </w:rPr>
-        <w:t xml:space="preserve">ecover Deleted Branches &amp; Commits (git </w:t>
-      </w:r>
-      <w:proofErr w:type="spellStart"/>
-      <w:r>
-        <w:rPr>
-          <w:sz w:val="36"/>
-          <w:szCs w:val="36"/>
-        </w:rPr>
-        <w:t>reflog</w:t>
-      </w:r>
-      <w:proofErr w:type="spellEnd"/>
-      <w:r>
-        <w:rPr>
-          <w:sz w:val="36"/>
-          <w:szCs w:val="36"/>
-        </w:rPr>
-        <w:t>)</w:t>
-      </w:r>
-      <w:r>
-        <w:rPr>
-          <w:sz w:val="36"/>
-          <w:szCs w:val="36"/>
-        </w:rPr>
-        <w:t>:</w:t>
+        <w:t>Output example:</w:t>
+      </w:r>
+    </w:p>
+    <w:p>
+      <w:pPr>
+        <w:jc w:val="both"/>
+        <w:rPr>
+          <w:b/>
+          <w:bCs/>
+          <w:color w:val="D86DCB" w:themeColor="accent5" w:themeTint="99"/>
+          <w:sz w:val="36"/>
+          <w:szCs w:val="36"/>
+        </w:rPr>
+      </w:pPr>
+      <w:r>
+        <w:rPr>
+          <w:b/>
+          <w:bCs/>
+          <w:color w:val="D86DCB" w:themeColor="accent5" w:themeTint="99"/>
+          <w:sz w:val="36"/>
+          <w:szCs w:val="36"/>
+        </w:rPr>
+        <w:t>a1b2c3d HEAD@{0}: commit: Fix bug</w:t>
+      </w:r>
+    </w:p>
+    <w:p>
+      <w:pPr>
+        <w:jc w:val="both"/>
+        <w:rPr>
+          <w:b/>
+          <w:bCs/>
+          <w:color w:val="D86DCB" w:themeColor="accent5" w:themeTint="99"/>
+          <w:sz w:val="36"/>
+          <w:szCs w:val="36"/>
+        </w:rPr>
+      </w:pPr>
+      <w:r>
+        <w:rPr>
+          <w:b/>
+          <w:bCs/>
+          <w:color w:val="D86DCB" w:themeColor="accent5" w:themeTint="99"/>
+          <w:sz w:val="36"/>
+          <w:szCs w:val="36"/>
+        </w:rPr>
+        <w:t>d4e5f6g HEAD@{1}: commit: Add feature</w:t>
+      </w:r>
+    </w:p>
+    <w:p>
+      <w:pPr>
+        <w:jc w:val="both"/>
+        <w:rPr>
+          <w:b/>
+          <w:bCs/>
+          <w:color w:val="D86DCB" w:themeColor="accent5" w:themeTint="99"/>
+          <w:sz w:val="36"/>
+          <w:szCs w:val="36"/>
+        </w:rPr>
+      </w:pPr>
+      <w:r>
+        <w:rPr>
+          <w:b/>
+          <w:bCs/>
+          <w:color w:val="D86DCB" w:themeColor="accent5" w:themeTint="99"/>
+          <w:sz w:val="36"/>
+          <w:szCs w:val="36"/>
+        </w:rPr>
+        <w:t>h7i8j9k HEAD@{2}: checkout: moving from main to feature</w:t>
       </w:r>
     </w:p>
     <w:p>
@@ -1160,7 +1170,45 @@
           <w:sz w:val="36"/>
           <w:szCs w:val="36"/>
         </w:rPr>
-        <w:t xml:space="preserve">Even if </w:t>
+        <w:t>Restore branch:</w:t>
+      </w:r>
+    </w:p>
+    <w:p>
+      <w:pPr>
+        <w:jc w:val="both"/>
+        <w:rPr>
+          <w:b/>
+          <w:bCs/>
+          <w:color w:val="D86DCB" w:themeColor="accent5" w:themeTint="99"/>
+          <w:sz w:val="36"/>
+          <w:szCs w:val="36"/>
+        </w:rPr>
+      </w:pPr>
+      <w:r>
+        <w:rPr>
+          <w:b/>
+          <w:bCs/>
+          <w:color w:val="D86DCB" w:themeColor="accent5" w:themeTint="99"/>
+          <w:sz w:val="36"/>
+          <w:szCs w:val="36"/>
+        </w:rPr>
+        <w:t>git checkout -b recovered_branch &lt;commit_hash&gt;</w:t>
+      </w:r>
+    </w:p>
+    <w:p>
+      <w:pPr>
+        <w:jc w:val="both"/>
+        <w:rPr>
+          <w:sz w:val="36"/>
+          <w:szCs w:val="36"/>
+        </w:rPr>
+      </w:pPr>
+      <w:r>
+        <w:rPr>
+          <w:sz w:val="36"/>
+          <w:szCs w:val="36"/>
+        </w:rPr>
+        <w:t xml:space="preserve">Super useful if </w:t>
       </w:r>
       <w:r>
         <w:rPr>
@@ -1174,344 +1222,6 @@
           <w:sz w:val="36"/>
           <w:szCs w:val="36"/>
         </w:rPr>
-        <w:t xml:space="preserve"> delete commits or branches, Git usually remembers them in its log.</w:t>
-      </w:r>
-      <w:r>
-        <w:rPr>
-          <w:sz w:val="36"/>
-          <w:szCs w:val="36"/>
-        </w:rPr>
-        <w:t xml:space="preserve"> </w:t>
-      </w:r>
-      <w:r>
-        <w:rPr>
-          <w:sz w:val="36"/>
-          <w:szCs w:val="36"/>
-        </w:rPr>
-        <w:t xml:space="preserve">View </w:t>
-      </w:r>
-      <w:proofErr w:type="spellStart"/>
-      <w:r>
-        <w:rPr>
-          <w:sz w:val="36"/>
-          <w:szCs w:val="36"/>
-        </w:rPr>
-        <w:t>reflog</w:t>
-      </w:r>
-      <w:proofErr w:type="spellEnd"/>
-      <w:r>
-        <w:rPr>
-          <w:sz w:val="36"/>
-          <w:szCs w:val="36"/>
-        </w:rPr>
-        <w:t>:</w:t>
-      </w:r>
-    </w:p>
-    <w:p>
-      <w:pPr>
-        <w:jc w:val="both"/>
-        <w:rPr>
-          <w:b/>
-          <w:bCs/>
-          <w:color w:val="D86DCB" w:themeColor="accent5" w:themeTint="99"/>
-          <w:sz w:val="36"/>
-          <w:szCs w:val="36"/>
-        </w:rPr>
-      </w:pPr>
-      <w:r>
-        <w:rPr>
-          <w:b/>
-          <w:bCs/>
-          <w:color w:val="D86DCB" w:themeColor="accent5" w:themeTint="99"/>
-          <w:sz w:val="36"/>
-          <w:szCs w:val="36"/>
-        </w:rPr>
-        <w:t xml:space="preserve">git </w:t>
-      </w:r>
-      <w:proofErr w:type="spellStart"/>
-      <w:r>
-        <w:rPr>
-          <w:b/>
-          <w:bCs/>
-          <w:color w:val="D86DCB" w:themeColor="accent5" w:themeTint="99"/>
-          <w:sz w:val="36"/>
-          <w:szCs w:val="36"/>
-        </w:rPr>
-        <w:t>reflog</w:t>
-      </w:r>
-      <w:proofErr w:type="spellEnd"/>
-    </w:p>
-    <w:p>
-      <w:pPr>
-        <w:jc w:val="both"/>
-        <w:rPr>
-          <w:sz w:val="36"/>
-          <w:szCs w:val="36"/>
-        </w:rPr>
-      </w:pPr>
-      <w:r>
-        <w:rPr>
-          <w:sz w:val="36"/>
-          <w:szCs w:val="36"/>
-        </w:rPr>
-        <w:t xml:space="preserve"># </w:t>
-      </w:r>
-      <w:r>
-        <w:rPr>
-          <w:sz w:val="36"/>
-          <w:szCs w:val="36"/>
-        </w:rPr>
-        <w:t>Output example:</w:t>
-      </w:r>
-    </w:p>
-    <w:p>
-      <w:pPr>
-        <w:jc w:val="both"/>
-        <w:rPr>
-          <w:b/>
-          <w:bCs/>
-          <w:color w:val="D86DCB" w:themeColor="accent5" w:themeTint="99"/>
-          <w:sz w:val="36"/>
-          <w:szCs w:val="36"/>
-        </w:rPr>
-      </w:pPr>
-      <w:r>
-        <w:rPr>
-          <w:b/>
-          <w:bCs/>
-          <w:color w:val="D86DCB" w:themeColor="accent5" w:themeTint="99"/>
-          <w:sz w:val="36"/>
-          <w:szCs w:val="36"/>
-        </w:rPr>
-        <w:t>a1b2c3d HEAD</w:t>
-      </w:r>
-      <w:proofErr w:type="gramStart"/>
-      <w:r>
-        <w:rPr>
-          <w:b/>
-          <w:bCs/>
-          <w:color w:val="D86DCB" w:themeColor="accent5" w:themeTint="99"/>
-          <w:sz w:val="36"/>
-          <w:szCs w:val="36"/>
-        </w:rPr>
-        <w:t>@{</w:t>
-      </w:r>
-      <w:proofErr w:type="gramEnd"/>
-      <w:r>
-        <w:rPr>
-          <w:b/>
-          <w:bCs/>
-          <w:color w:val="D86DCB" w:themeColor="accent5" w:themeTint="99"/>
-          <w:sz w:val="36"/>
-          <w:szCs w:val="36"/>
-        </w:rPr>
-        <w:t>0}: commit: Fix bug</w:t>
-      </w:r>
-    </w:p>
-    <w:p>
-      <w:pPr>
-        <w:jc w:val="both"/>
-        <w:rPr>
-          <w:b/>
-          <w:bCs/>
-          <w:color w:val="D86DCB" w:themeColor="accent5" w:themeTint="99"/>
-          <w:sz w:val="36"/>
-          <w:szCs w:val="36"/>
-        </w:rPr>
-      </w:pPr>
-      <w:r>
-        <w:rPr>
-          <w:b/>
-          <w:bCs/>
-          <w:color w:val="D86DCB" w:themeColor="accent5" w:themeTint="99"/>
-          <w:sz w:val="36"/>
-          <w:szCs w:val="36"/>
-        </w:rPr>
-        <w:t>d4e5f6g HEAD</w:t>
-      </w:r>
-      <w:proofErr w:type="gramStart"/>
-      <w:r>
-        <w:rPr>
-          <w:b/>
-          <w:bCs/>
-          <w:color w:val="D86DCB" w:themeColor="accent5" w:themeTint="99"/>
-          <w:sz w:val="36"/>
-          <w:szCs w:val="36"/>
-        </w:rPr>
-        <w:t>@{</w:t>
-      </w:r>
-      <w:proofErr w:type="gramEnd"/>
-      <w:r>
-        <w:rPr>
-          <w:b/>
-          <w:bCs/>
-          <w:color w:val="D86DCB" w:themeColor="accent5" w:themeTint="99"/>
-          <w:sz w:val="36"/>
-          <w:szCs w:val="36"/>
-        </w:rPr>
-        <w:t>1}: commit: Add feature</w:t>
-      </w:r>
-    </w:p>
-    <w:p>
-      <w:pPr>
-        <w:jc w:val="both"/>
-        <w:rPr>
-          <w:b/>
-          <w:bCs/>
-          <w:color w:val="D86DCB" w:themeColor="accent5" w:themeTint="99"/>
-          <w:sz w:val="36"/>
-          <w:szCs w:val="36"/>
-        </w:rPr>
-      </w:pPr>
-      <w:r>
-        <w:rPr>
-          <w:b/>
-          <w:bCs/>
-          <w:color w:val="D86DCB" w:themeColor="accent5" w:themeTint="99"/>
-          <w:sz w:val="36"/>
-          <w:szCs w:val="36"/>
-        </w:rPr>
-        <w:t>h7i8j9k HEAD</w:t>
-      </w:r>
-      <w:proofErr w:type="gramStart"/>
-      <w:r>
-        <w:rPr>
-          <w:b/>
-          <w:bCs/>
-          <w:color w:val="D86DCB" w:themeColor="accent5" w:themeTint="99"/>
-          <w:sz w:val="36"/>
-          <w:szCs w:val="36"/>
-        </w:rPr>
-        <w:t>@{</w:t>
-      </w:r>
-      <w:proofErr w:type="gramEnd"/>
-      <w:r>
-        <w:rPr>
-          <w:b/>
-          <w:bCs/>
-          <w:color w:val="D86DCB" w:themeColor="accent5" w:themeTint="99"/>
-          <w:sz w:val="36"/>
-          <w:szCs w:val="36"/>
-        </w:rPr>
-        <w:t>2}: checkout: moving from main to feature</w:t>
-      </w:r>
-    </w:p>
-    <w:p>
-      <w:pPr>
-        <w:jc w:val="both"/>
-        <w:rPr>
-          <w:sz w:val="36"/>
-          <w:szCs w:val="36"/>
-        </w:rPr>
-      </w:pPr>
-      <w:r>
-        <w:rPr>
-          <w:sz w:val="36"/>
-          <w:szCs w:val="36"/>
-        </w:rPr>
-        <w:t xml:space="preserve"># </w:t>
-      </w:r>
-      <w:r>
-        <w:rPr>
-          <w:sz w:val="36"/>
-          <w:szCs w:val="36"/>
-        </w:rPr>
-        <w:t>Restore branch:</w:t>
-      </w:r>
-    </w:p>
-    <w:p>
-      <w:pPr>
-        <w:jc w:val="both"/>
-        <w:rPr>
-          <w:b/>
-          <w:bCs/>
-          <w:color w:val="D86DCB" w:themeColor="accent5" w:themeTint="99"/>
-          <w:sz w:val="36"/>
-          <w:szCs w:val="36"/>
-        </w:rPr>
-      </w:pPr>
-      <w:r>
-        <w:rPr>
-          <w:b/>
-          <w:bCs/>
-          <w:color w:val="D86DCB" w:themeColor="accent5" w:themeTint="99"/>
-          <w:sz w:val="36"/>
-          <w:szCs w:val="36"/>
-        </w:rPr>
-        <w:t xml:space="preserve">git checkout -b </w:t>
-      </w:r>
-      <w:proofErr w:type="spellStart"/>
-      <w:r>
-        <w:rPr>
-          <w:b/>
-          <w:bCs/>
-          <w:color w:val="D86DCB" w:themeColor="accent5" w:themeTint="99"/>
-          <w:sz w:val="36"/>
-          <w:szCs w:val="36"/>
-        </w:rPr>
-        <w:t>recovered_branch</w:t>
-      </w:r>
-      <w:proofErr w:type="spellEnd"/>
-      <w:r>
-        <w:rPr>
-          <w:b/>
-          <w:bCs/>
-          <w:color w:val="D86DCB" w:themeColor="accent5" w:themeTint="99"/>
-          <w:sz w:val="36"/>
-          <w:szCs w:val="36"/>
-        </w:rPr>
-        <w:t xml:space="preserve"> &lt;</w:t>
-      </w:r>
-      <w:proofErr w:type="spellStart"/>
-      <w:r>
-        <w:rPr>
-          <w:b/>
-          <w:bCs/>
-          <w:color w:val="D86DCB" w:themeColor="accent5" w:themeTint="99"/>
-          <w:sz w:val="36"/>
-          <w:szCs w:val="36"/>
-        </w:rPr>
-        <w:t>commit_hash</w:t>
-      </w:r>
-      <w:proofErr w:type="spellEnd"/>
-      <w:r>
-        <w:rPr>
-          <w:b/>
-          <w:bCs/>
-          <w:color w:val="D86DCB" w:themeColor="accent5" w:themeTint="99"/>
-          <w:sz w:val="36"/>
-          <w:szCs w:val="36"/>
-        </w:rPr>
-        <w:t>&gt;</w:t>
-      </w:r>
-    </w:p>
-    <w:p>
-      <w:pPr>
-        <w:jc w:val="both"/>
-        <w:rPr>
-          <w:sz w:val="36"/>
-          <w:szCs w:val="36"/>
-        </w:rPr>
-      </w:pPr>
-      <w:r>
-        <w:rPr>
-          <w:sz w:val="36"/>
-          <w:szCs w:val="36"/>
-        </w:rPr>
-        <w:t xml:space="preserve">Super useful if </w:t>
-      </w:r>
-      <w:r>
-        <w:rPr>
-          <w:sz w:val="36"/>
-          <w:szCs w:val="36"/>
-        </w:rPr>
-        <w:t>we</w:t>
-      </w:r>
-      <w:r>
-        <w:rPr>
-          <w:sz w:val="36"/>
-          <w:szCs w:val="36"/>
-        </w:rPr>
         <w:t xml:space="preserve"> accidentally delete a branch or reset too far.</w:t>
       </w:r>
     </w:p>
@@ -1537,23 +1247,7 @@
           <w:sz w:val="36"/>
           <w:szCs w:val="36"/>
         </w:rPr>
-        <w:t xml:space="preserve">Quick </w:t>
-      </w:r>
-      <w:proofErr w:type="spellStart"/>
-      <w:r>
-        <w:rPr>
-          <w:sz w:val="36"/>
-          <w:szCs w:val="36"/>
-        </w:rPr>
-        <w:t>Cheatsheet</w:t>
-      </w:r>
-      <w:proofErr w:type="spellEnd"/>
-      <w:r>
-        <w:rPr>
-          <w:sz w:val="36"/>
-          <w:szCs w:val="36"/>
-        </w:rPr>
-        <w:t>:</w:t>
+        <w:t>Quick Cheatsheet:</w:t>
       </w:r>
     </w:p>
     <w:tbl>
@@ -1783,23 +1477,7 @@
                 <w:sz w:val="36"/>
                 <w:szCs w:val="36"/>
               </w:rPr>
-              <w:t>git revert &lt;</w:t>
-            </w:r>
-            <w:proofErr w:type="spellStart"/>
-            <w:r>
-              <w:rPr>
-                <w:sz w:val="36"/>
-                <w:szCs w:val="36"/>
-              </w:rPr>
-              <w:t>commit_hash</w:t>
-            </w:r>
-            <w:proofErr w:type="spellEnd"/>
-            <w:r>
-              <w:rPr>
-                <w:sz w:val="36"/>
-                <w:szCs w:val="36"/>
-              </w:rPr>
-              <w:t>&gt;</w:t>
+              <w:t>git revert &lt;commit_hash&gt;</w:t>
             </w:r>
           </w:p>
         </w:tc>
@@ -1829,27 +1507,7 @@
                 <w:sz w:val="36"/>
                 <w:szCs w:val="36"/>
               </w:rPr>
-              <w:t xml:space="preserve">Undo </w:t>
-            </w:r>
-            <w:proofErr w:type="spellStart"/>
-            <w:r>
-              <w:rPr>
-                <w:b w:val="0"/>
-                <w:bCs w:val="0"/>
-                <w:sz w:val="36"/>
-                <w:szCs w:val="36"/>
-              </w:rPr>
-              <w:t>unstaged</w:t>
-            </w:r>
-            <w:proofErr w:type="spellEnd"/>
-            <w:r>
-              <w:rPr>
-                <w:b w:val="0"/>
-                <w:bCs w:val="0"/>
-                <w:sz w:val="36"/>
-                <w:szCs w:val="36"/>
-              </w:rPr>
-              <w:t xml:space="preserve"> file changes</w:t>
+              <w:t>Undo unstaged file changes</w:t>
             </w:r>
           </w:p>
         </w:tc>
@@ -2095,39 +1753,7 @@
                 <w:sz w:val="36"/>
                 <w:szCs w:val="36"/>
               </w:rPr>
-              <w:t xml:space="preserve">git </w:t>
-            </w:r>
-            <w:proofErr w:type="spellStart"/>
-            <w:r>
-              <w:rPr>
-                <w:sz w:val="36"/>
-                <w:szCs w:val="36"/>
-              </w:rPr>
-              <w:t>reflog</w:t>
-            </w:r>
-            <w:proofErr w:type="spellEnd"/>
-            <w:r>
-              <w:rPr>
-                <w:sz w:val="36"/>
-                <w:szCs w:val="36"/>
-              </w:rPr>
-              <w:t xml:space="preserve"> + git checkout -b </w:t>
-            </w:r>
-            <w:proofErr w:type="spellStart"/>
-            <w:r>
-              <w:rPr>
-                <w:sz w:val="36"/>
-                <w:szCs w:val="36"/>
-              </w:rPr>
-              <w:t>newbranch</w:t>
-            </w:r>
-            <w:proofErr w:type="spellEnd"/>
-            <w:r>
-              <w:rPr>
-                <w:sz w:val="36"/>
-                <w:szCs w:val="36"/>
-              </w:rPr>
-              <w:t xml:space="preserve"> &lt;hash&gt;</w:t>
+              <w:t>git reflog + git checkout -b newbranch &lt;hash&gt;</w:t>
             </w:r>
           </w:p>
         </w:tc>
@@ -2391,21 +2017,7 @@
           <w:sz w:val="36"/>
           <w:szCs w:val="36"/>
         </w:rPr>
-        <w:t>Board view</w:t>
-      </w:r>
-      <w:r>
-        <w:rPr>
-          <w:sz w:val="36"/>
-          <w:szCs w:val="36"/>
-        </w:rPr>
-        <w:t>:</w:t>
-      </w:r>
-      <w:r>
-        <w:rPr>
-          <w:sz w:val="36"/>
-          <w:szCs w:val="36"/>
-        </w:rPr>
-        <w:t xml:space="preserve"> visualize tasks as columns (Backlog → In Progress → Done)</w:t>
+        <w:t>Board view: visualize tasks as columns (Backlog → In Progress → Done)</w:t>
       </w:r>
     </w:p>
     <w:p>
@@ -2426,21 +2038,7 @@
           <w:sz w:val="36"/>
           <w:szCs w:val="36"/>
         </w:rPr>
-        <w:t>Table view</w:t>
-      </w:r>
-      <w:r>
-        <w:rPr>
-          <w:sz w:val="36"/>
-          <w:szCs w:val="36"/>
-        </w:rPr>
-        <w:t>:</w:t>
-      </w:r>
-      <w:r>
-        <w:rPr>
-          <w:sz w:val="36"/>
-          <w:szCs w:val="36"/>
-        </w:rPr>
-        <w:t xml:space="preserve"> spreadsheet-style view of all items with custom fields</w:t>
+        <w:t>Table view: spreadsheet-style view of all items with custom fields</w:t>
       </w:r>
     </w:p>
     <w:p>
@@ -2461,21 +2059,7 @@
           <w:sz w:val="36"/>
           <w:szCs w:val="36"/>
         </w:rPr>
-        <w:t>Roadmap view</w:t>
-      </w:r>
-      <w:r>
-        <w:rPr>
-          <w:sz w:val="36"/>
-          <w:szCs w:val="36"/>
-        </w:rPr>
-        <w:t>:</w:t>
-      </w:r>
-      <w:r>
-        <w:rPr>
-          <w:sz w:val="36"/>
-          <w:szCs w:val="36"/>
-        </w:rPr>
-        <w:t xml:space="preserve"> timeline/Gantt-style view for planning sprints</w:t>
+        <w:t>Roadmap view: timeline/Gantt-style view for planning sprints</w:t>
       </w:r>
     </w:p>
     <w:p>
@@ -2504,6 +2088,7 @@
       </w:pPr>
       <w:r>
         <w:rPr>
+          <w:noProof/>
           <w:sz w:val="36"/>
           <w:szCs w:val="36"/>
         </w:rPr>
@@ -2627,21 +2212,7 @@
           <w:sz w:val="36"/>
           <w:szCs w:val="36"/>
         </w:rPr>
-        <w:t xml:space="preserve">Without it: </w:t>
-      </w:r>
-      <w:r>
-        <w:rPr>
-          <w:sz w:val="36"/>
-          <w:szCs w:val="36"/>
-        </w:rPr>
-        <w:t>We</w:t>
-      </w:r>
-      <w:r>
-        <w:rPr>
-          <w:sz w:val="36"/>
-          <w:szCs w:val="36"/>
-        </w:rPr>
-        <w:t xml:space="preserve"> have issues scattered across repos, no idea what's being worked on, team members stepping on each other's work, no sprint planning.</w:t>
+        <w:t>Without it: We have issues scattered across repos, no idea what's being worked on, team members stepping on each other's work, no sprint planning.</w:t>
       </w:r>
     </w:p>
     <w:p>
@@ -3006,21 +2577,7 @@
           <w:sz w:val="36"/>
           <w:szCs w:val="36"/>
         </w:rPr>
-        <w:t>Way 1</w:t>
-      </w:r>
-      <w:r>
-        <w:rPr>
-          <w:sz w:val="36"/>
-          <w:szCs w:val="36"/>
-        </w:rPr>
-        <w:t xml:space="preserve">: </w:t>
-      </w:r>
-      <w:r>
-        <w:rPr>
-          <w:sz w:val="36"/>
-          <w:szCs w:val="36"/>
-        </w:rPr>
-        <w:t xml:space="preserve"> From the board: click + Add item at the bottom of any column → type # → search for an issue or PR from our linked repo.</w:t>
+        <w:t>Way 1:  From the board: click + Add item at the bottom of any column → type # → search for an issue or PR from our linked repo.</w:t>
       </w:r>
     </w:p>
     <w:p>
@@ -3041,21 +2598,7 @@
           <w:sz w:val="36"/>
           <w:szCs w:val="36"/>
         </w:rPr>
-        <w:t>Way 2</w:t>
-      </w:r>
-      <w:r>
-        <w:rPr>
-          <w:sz w:val="36"/>
-          <w:szCs w:val="36"/>
-        </w:rPr>
-        <w:t>:</w:t>
-      </w:r>
-      <w:r>
-        <w:rPr>
-          <w:sz w:val="36"/>
-          <w:szCs w:val="36"/>
-        </w:rPr>
-        <w:t xml:space="preserve"> From the issue itself: when you create or view an issue, look for the "Projects" section on the right sidebar → click the gear → select our project.</w:t>
+        <w:t>Way 2: From the issue itself: when you create or view an issue, look for the "Projects" section on the right sidebar → click the gear → select our project.</w:t>
       </w:r>
     </w:p>
     <w:p>
@@ -3103,7 +2646,147 @@
           <w:sz w:val="36"/>
           <w:szCs w:val="36"/>
         </w:rPr>
-        <w:t>This is where Projects v2 becomes powerful. Click the + at the end of the column headers (in table view) to add:</w:t>
+        <w:t>This is where Projects v2 becomes powerful.</w:t>
+      </w:r>
+      <w:r>
+        <w:rPr>
+          <w:sz w:val="36"/>
+          <w:szCs w:val="36"/>
+        </w:rPr>
+        <w:t xml:space="preserve"> First in the Project, create another view (</w:t>
+      </w:r>
+      <w:r>
+        <w:rPr>
+          <w:b/>
+          <w:bCs/>
+          <w:sz w:val="36"/>
+          <w:szCs w:val="36"/>
+        </w:rPr>
+        <w:t>View 2</w:t>
+      </w:r>
+      <w:r>
+        <w:rPr>
+          <w:sz w:val="36"/>
+          <w:szCs w:val="36"/>
+        </w:rPr>
+        <w:t xml:space="preserve">) by clicking on the </w:t>
+      </w:r>
+      <w:r>
+        <w:rPr>
+          <w:b/>
+          <w:bCs/>
+          <w:sz w:val="36"/>
+          <w:szCs w:val="36"/>
+        </w:rPr>
+        <w:t xml:space="preserve">+ </w:t>
+      </w:r>
+      <w:r>
+        <w:rPr>
+          <w:sz w:val="36"/>
+          <w:szCs w:val="36"/>
+        </w:rPr>
+        <w:t xml:space="preserve">icon next to the </w:t>
+      </w:r>
+      <w:r>
+        <w:rPr>
+          <w:b/>
+          <w:bCs/>
+          <w:sz w:val="36"/>
+          <w:szCs w:val="36"/>
+        </w:rPr>
+        <w:t>View 1</w:t>
+      </w:r>
+      <w:r>
+        <w:rPr>
+          <w:b/>
+          <w:bCs/>
+          <w:sz w:val="36"/>
+          <w:szCs w:val="36"/>
+        </w:rPr>
+        <w:t xml:space="preserve"> </w:t>
+      </w:r>
+      <w:r>
+        <w:rPr>
+          <w:sz w:val="36"/>
+          <w:szCs w:val="36"/>
+        </w:rPr>
+        <w:t>and in layout select</w:t>
+      </w:r>
+      <w:r>
+        <w:rPr>
+          <w:b/>
+          <w:bCs/>
+          <w:sz w:val="36"/>
+          <w:szCs w:val="36"/>
+        </w:rPr>
+        <w:t xml:space="preserve"> Table</w:t>
+      </w:r>
+    </w:p>
+    <w:p>
+      <w:pPr>
+        <w:jc w:val="both"/>
+        <w:rPr>
+          <w:sz w:val="36"/>
+          <w:szCs w:val="36"/>
+        </w:rPr>
+      </w:pPr>
+      <w:r>
+        <w:rPr>
+          <w:sz w:val="36"/>
+          <w:szCs w:val="36"/>
+        </w:rPr>
+        <w:t># Then in Table View scroll all the way right on the header row and c</w:t>
+      </w:r>
+      <w:r>
+        <w:rPr>
+          <w:sz w:val="36"/>
+          <w:szCs w:val="36"/>
+        </w:rPr>
+        <w:t xml:space="preserve">lick the </w:t>
+      </w:r>
+      <w:r>
+        <w:rPr>
+          <w:b/>
+          <w:bCs/>
+          <w:sz w:val="36"/>
+          <w:szCs w:val="36"/>
+        </w:rPr>
+        <w:t>+</w:t>
+      </w:r>
+      <w:r>
+        <w:rPr>
+          <w:sz w:val="36"/>
+          <w:szCs w:val="36"/>
+        </w:rPr>
+        <w:t xml:space="preserve"> </w:t>
+      </w:r>
+      <w:r>
+        <w:rPr>
+          <w:sz w:val="36"/>
+          <w:szCs w:val="36"/>
+        </w:rPr>
+        <w:t xml:space="preserve">icon </w:t>
+      </w:r>
+      <w:r>
+        <w:rPr>
+          <w:sz w:val="36"/>
+          <w:szCs w:val="36"/>
+        </w:rPr>
+        <w:t>at the end</w:t>
+      </w:r>
+      <w:r>
+        <w:rPr>
+          <w:sz w:val="36"/>
+          <w:szCs w:val="36"/>
+        </w:rPr>
+        <w:t xml:space="preserve"> </w:t>
+      </w:r>
+      <w:r>
+        <w:rPr>
+          <w:sz w:val="36"/>
+          <w:szCs w:val="36"/>
+        </w:rPr>
+        <w:t>(in table view) to add:</w:t>
       </w:r>
     </w:p>
     <w:p>
@@ -3124,7 +2807,163 @@
           <w:sz w:val="36"/>
           <w:szCs w:val="36"/>
         </w:rPr>
-        <w:t>Priority → Single select: P0, P1, P2</w:t>
+        <w:t>Priority →</w:t>
+      </w:r>
+      <w:r>
+        <w:rPr>
+          <w:sz w:val="36"/>
+          <w:szCs w:val="36"/>
+        </w:rPr>
+        <w:t xml:space="preserve"> Name it </w:t>
+      </w:r>
+      <w:r>
+        <w:rPr>
+          <w:b/>
+          <w:bCs/>
+          <w:sz w:val="36"/>
+          <w:szCs w:val="36"/>
+        </w:rPr>
+        <w:t>Priority</w:t>
+      </w:r>
+      <w:r>
+        <w:rPr>
+          <w:sz w:val="36"/>
+          <w:szCs w:val="36"/>
+        </w:rPr>
+        <w:t xml:space="preserve"> and set field type to </w:t>
+      </w:r>
+      <w:r>
+        <w:rPr>
+          <w:b/>
+          <w:bCs/>
+          <w:sz w:val="36"/>
+          <w:szCs w:val="36"/>
+        </w:rPr>
+        <w:t xml:space="preserve">Single </w:t>
+      </w:r>
+      <w:r>
+        <w:rPr>
+          <w:b/>
+          <w:bCs/>
+          <w:sz w:val="36"/>
+          <w:szCs w:val="36"/>
+        </w:rPr>
+        <w:t>S</w:t>
+      </w:r>
+      <w:r>
+        <w:rPr>
+          <w:b/>
+          <w:bCs/>
+          <w:sz w:val="36"/>
+          <w:szCs w:val="36"/>
+        </w:rPr>
+        <w:t>elect</w:t>
+      </w:r>
+      <w:r>
+        <w:rPr>
+          <w:sz w:val="36"/>
+          <w:szCs w:val="36"/>
+        </w:rPr>
+        <w:t>, then add options like:</w:t>
+      </w:r>
+    </w:p>
+    <w:p>
+      <w:pPr>
+        <w:pStyle w:val="ListParagraph"/>
+        <w:numPr>
+          <w:ilvl w:val="1"/>
+          <w:numId w:val="9"/>
+        </w:numPr>
+        <w:jc w:val="both"/>
+        <w:rPr>
+          <w:sz w:val="36"/>
+          <w:szCs w:val="36"/>
+        </w:rPr>
+      </w:pPr>
+      <w:r>
+        <w:rPr>
+          <w:b/>
+          <w:bCs/>
+          <w:sz w:val="36"/>
+          <w:szCs w:val="36"/>
+        </w:rPr>
+        <w:t>P0</w:t>
+      </w:r>
+      <w:r>
+        <w:rPr>
+          <w:b/>
+          <w:bCs/>
+          <w:sz w:val="36"/>
+          <w:szCs w:val="36"/>
+        </w:rPr>
+        <w:t xml:space="preserve"> </w:t>
+      </w:r>
+      <w:r>
+        <w:rPr>
+          <w:sz w:val="36"/>
+          <w:szCs w:val="36"/>
+        </w:rPr>
+        <w:t>(Critical, must ship now)</w:t>
+      </w:r>
+    </w:p>
+    <w:p>
+      <w:pPr>
+        <w:pStyle w:val="ListParagraph"/>
+        <w:numPr>
+          <w:ilvl w:val="1"/>
+          <w:numId w:val="9"/>
+        </w:numPr>
+        <w:jc w:val="both"/>
+        <w:rPr>
+          <w:sz w:val="36"/>
+          <w:szCs w:val="36"/>
+        </w:rPr>
+      </w:pPr>
+      <w:r>
+        <w:rPr>
+          <w:b/>
+          <w:bCs/>
+          <w:sz w:val="36"/>
+          <w:szCs w:val="36"/>
+        </w:rPr>
+        <w:t>P1</w:t>
+      </w:r>
+      <w:r>
+        <w:rPr>
+          <w:sz w:val="36"/>
+          <w:szCs w:val="36"/>
+        </w:rPr>
+        <w:t xml:space="preserve"> (High priority, this sprint)</w:t>
+      </w:r>
+    </w:p>
+    <w:p>
+      <w:pPr>
+        <w:pStyle w:val="ListParagraph"/>
+        <w:numPr>
+          <w:ilvl w:val="1"/>
+          <w:numId w:val="9"/>
+        </w:numPr>
+        <w:jc w:val="both"/>
+        <w:rPr>
+          <w:sz w:val="36"/>
+          <w:szCs w:val="36"/>
+        </w:rPr>
+      </w:pPr>
+      <w:r>
+        <w:rPr>
+          <w:b/>
+          <w:bCs/>
+          <w:sz w:val="36"/>
+          <w:szCs w:val="36"/>
+        </w:rPr>
+        <w:t>P2</w:t>
+      </w:r>
+      <w:r>
+        <w:rPr>
+          <w:sz w:val="36"/>
+          <w:szCs w:val="36"/>
+        </w:rPr>
+        <w:t xml:space="preserve"> (Nice to have, next sprint)</w:t>
       </w:r>
     </w:p>
     <w:p>
@@ -3187,6 +3026,7 @@
           <w:sz w:val="36"/>
           <w:szCs w:val="36"/>
         </w:rPr>
+        <w:lastRenderedPageBreak/>
         <w:t>Due date → Date field</w:t>
       </w:r>
     </w:p>
@@ -3198,6 +3038,22 @@
           <w:szCs w:val="36"/>
         </w:rPr>
       </w:pPr>
+      <w:r>
+        <w:rPr>
+          <w:sz w:val="36"/>
+          <w:szCs w:val="36"/>
+        </w:rPr>
+        <w:t xml:space="preserve"># Finally, click on view settings and save view </w:t>
+      </w:r>
+    </w:p>
+    <w:p>
+      <w:pPr>
+        <w:jc w:val="both"/>
+        <w:rPr>
+          <w:sz w:val="36"/>
+          <w:szCs w:val="36"/>
+        </w:rPr>
+      </w:pPr>
     </w:p>
     <w:p>
       <w:pPr>
@@ -3333,238 +3189,238 @@
           <w:sz w:val="36"/>
           <w:szCs w:val="36"/>
         </w:rPr>
+        <w:t>Then: Set status to "Done"</w:t>
+      </w:r>
+    </w:p>
+    <w:p>
+      <w:pPr>
+        <w:jc w:val="both"/>
+        <w:rPr>
+          <w:b/>
+          <w:bCs/>
+          <w:sz w:val="36"/>
+          <w:szCs w:val="36"/>
+        </w:rPr>
+      </w:pPr>
+    </w:p>
+    <w:p>
+      <w:pPr>
+        <w:jc w:val="both"/>
+        <w:rPr>
+          <w:b/>
+          <w:bCs/>
+          <w:sz w:val="36"/>
+          <w:szCs w:val="36"/>
+        </w:rPr>
+      </w:pPr>
+      <w:r>
+        <w:rPr>
+          <w:b/>
+          <w:bCs/>
+          <w:sz w:val="36"/>
+          <w:szCs w:val="36"/>
+        </w:rPr>
+        <w:t>When: PR merged</w:t>
+      </w:r>
+    </w:p>
+    <w:p>
+      <w:pPr>
+        <w:jc w:val="both"/>
+        <w:rPr>
+          <w:b/>
+          <w:bCs/>
+          <w:sz w:val="36"/>
+          <w:szCs w:val="36"/>
+        </w:rPr>
+      </w:pPr>
+      <w:r>
+        <w:rPr>
+          <w:b/>
+          <w:bCs/>
+          <w:sz w:val="36"/>
+          <w:szCs w:val="36"/>
+        </w:rPr>
+        <w:t>Then: Set status to "Done"</w:t>
+      </w:r>
+    </w:p>
+    <w:p>
+      <w:pPr>
+        <w:jc w:val="both"/>
+        <w:rPr>
+          <w:b/>
+          <w:bCs/>
+          <w:sz w:val="36"/>
+          <w:szCs w:val="36"/>
+        </w:rPr>
+      </w:pPr>
+    </w:p>
+    <w:p>
+      <w:pPr>
+        <w:jc w:val="both"/>
+        <w:rPr>
+          <w:b/>
+          <w:bCs/>
+          <w:sz w:val="36"/>
+          <w:szCs w:val="36"/>
+        </w:rPr>
+      </w:pPr>
+      <w:r>
+        <w:rPr>
+          <w:b/>
+          <w:bCs/>
+          <w:sz w:val="36"/>
+          <w:szCs w:val="36"/>
+        </w:rPr>
+        <w:t>When: Issue opened</w:t>
+      </w:r>
+    </w:p>
+    <w:p>
+      <w:pPr>
+        <w:jc w:val="both"/>
+        <w:rPr>
+          <w:b/>
+          <w:bCs/>
+          <w:sz w:val="36"/>
+          <w:szCs w:val="36"/>
+        </w:rPr>
+      </w:pPr>
+      <w:r>
+        <w:rPr>
+          <w:b/>
+          <w:bCs/>
+          <w:sz w:val="36"/>
+          <w:szCs w:val="36"/>
+        </w:rPr>
+        <w:t>Then: Set status to "Backlog"</w:t>
+      </w:r>
+    </w:p>
+    <w:p>
+      <w:pPr>
+        <w:jc w:val="both"/>
+        <w:rPr>
+          <w:b/>
+          <w:bCs/>
+          <w:sz w:val="36"/>
+          <w:szCs w:val="36"/>
+        </w:rPr>
+      </w:pPr>
+    </w:p>
+    <w:p>
+      <w:pPr>
+        <w:jc w:val="both"/>
+        <w:rPr>
+          <w:b/>
+          <w:bCs/>
+          <w:sz w:val="36"/>
+          <w:szCs w:val="36"/>
+        </w:rPr>
+      </w:pPr>
+      <w:r>
+        <w:rPr>
+          <w:b/>
+          <w:bCs/>
+          <w:sz w:val="36"/>
+          <w:szCs w:val="36"/>
+        </w:rPr>
+        <w:t>When: PR opened</w:t>
+      </w:r>
+    </w:p>
+    <w:p>
+      <w:pPr>
+        <w:jc w:val="both"/>
+        <w:rPr>
+          <w:b/>
+          <w:bCs/>
+          <w:sz w:val="36"/>
+          <w:szCs w:val="36"/>
+        </w:rPr>
+      </w:pPr>
+      <w:r>
+        <w:rPr>
+          <w:b/>
+          <w:bCs/>
+          <w:sz w:val="36"/>
+          <w:szCs w:val="36"/>
+        </w:rPr>
+        <w:t>Then: Set status to "In Progress"</w:t>
+      </w:r>
+    </w:p>
+    <w:p>
+      <w:pPr>
+        <w:jc w:val="both"/>
+        <w:rPr>
+          <w:sz w:val="36"/>
+          <w:szCs w:val="36"/>
+        </w:rPr>
+      </w:pPr>
+      <w:r>
+        <w:rPr>
+          <w:sz w:val="36"/>
+          <w:szCs w:val="36"/>
+        </w:rPr>
+        <w:t xml:space="preserve"># </w:t>
+      </w:r>
+      <w:r>
+        <w:rPr>
+          <w:sz w:val="36"/>
+          <w:szCs w:val="36"/>
+        </w:rPr>
+        <w:t xml:space="preserve">These are toggle-on automations </w:t>
+      </w:r>
+      <w:r>
+        <w:rPr>
+          <w:sz w:val="36"/>
+          <w:szCs w:val="36"/>
+        </w:rPr>
+        <w:t>like</w:t>
+      </w:r>
+      <w:r>
+        <w:rPr>
+          <w:sz w:val="36"/>
+          <w:szCs w:val="36"/>
+        </w:rPr>
+        <w:t xml:space="preserve"> one click to enable. No code needed.</w:t>
+      </w:r>
+    </w:p>
+    <w:p>
+      <w:pPr>
+        <w:jc w:val="both"/>
+        <w:rPr>
+          <w:sz w:val="36"/>
+          <w:szCs w:val="36"/>
+        </w:rPr>
+      </w:pPr>
+    </w:p>
+    <w:p>
+      <w:pPr>
+        <w:jc w:val="both"/>
+        <w:rPr>
+          <w:sz w:val="36"/>
+          <w:szCs w:val="36"/>
+        </w:rPr>
+      </w:pPr>
+      <w:r>
+        <w:rPr>
+          <w:sz w:val="36"/>
+          <w:szCs w:val="36"/>
+        </w:rPr>
+        <w:t>Step-6, Linking issues to PRs (The Real Workflow):</w:t>
+      </w:r>
+    </w:p>
+    <w:p>
+      <w:pPr>
+        <w:jc w:val="both"/>
+        <w:rPr>
+          <w:sz w:val="36"/>
+          <w:szCs w:val="36"/>
+        </w:rPr>
+      </w:pPr>
+      <w:r>
+        <w:rPr>
+          <w:sz w:val="36"/>
+          <w:szCs w:val="36"/>
+        </w:rPr>
         <w:lastRenderedPageBreak/>
-        <w:t>Then: Set status to "Done"</w:t>
-      </w:r>
-    </w:p>
-    <w:p>
-      <w:pPr>
-        <w:jc w:val="both"/>
-        <w:rPr>
-          <w:b/>
-          <w:bCs/>
-          <w:sz w:val="36"/>
-          <w:szCs w:val="36"/>
-        </w:rPr>
-      </w:pPr>
-    </w:p>
-    <w:p>
-      <w:pPr>
-        <w:jc w:val="both"/>
-        <w:rPr>
-          <w:b/>
-          <w:bCs/>
-          <w:sz w:val="36"/>
-          <w:szCs w:val="36"/>
-        </w:rPr>
-      </w:pPr>
-      <w:r>
-        <w:rPr>
-          <w:b/>
-          <w:bCs/>
-          <w:sz w:val="36"/>
-          <w:szCs w:val="36"/>
-        </w:rPr>
-        <w:t>When: PR merged</w:t>
-      </w:r>
-    </w:p>
-    <w:p>
-      <w:pPr>
-        <w:jc w:val="both"/>
-        <w:rPr>
-          <w:b/>
-          <w:bCs/>
-          <w:sz w:val="36"/>
-          <w:szCs w:val="36"/>
-        </w:rPr>
-      </w:pPr>
-      <w:r>
-        <w:rPr>
-          <w:b/>
-          <w:bCs/>
-          <w:sz w:val="36"/>
-          <w:szCs w:val="36"/>
-        </w:rPr>
-        <w:t>Then: Set status to "Done"</w:t>
-      </w:r>
-    </w:p>
-    <w:p>
-      <w:pPr>
-        <w:jc w:val="both"/>
-        <w:rPr>
-          <w:b/>
-          <w:bCs/>
-          <w:sz w:val="36"/>
-          <w:szCs w:val="36"/>
-        </w:rPr>
-      </w:pPr>
-    </w:p>
-    <w:p>
-      <w:pPr>
-        <w:jc w:val="both"/>
-        <w:rPr>
-          <w:b/>
-          <w:bCs/>
-          <w:sz w:val="36"/>
-          <w:szCs w:val="36"/>
-        </w:rPr>
-      </w:pPr>
-      <w:r>
-        <w:rPr>
-          <w:b/>
-          <w:bCs/>
-          <w:sz w:val="36"/>
-          <w:szCs w:val="36"/>
-        </w:rPr>
-        <w:t>When: Issue opened</w:t>
-      </w:r>
-    </w:p>
-    <w:p>
-      <w:pPr>
-        <w:jc w:val="both"/>
-        <w:rPr>
-          <w:b/>
-          <w:bCs/>
-          <w:sz w:val="36"/>
-          <w:szCs w:val="36"/>
-        </w:rPr>
-      </w:pPr>
-      <w:r>
-        <w:rPr>
-          <w:b/>
-          <w:bCs/>
-          <w:sz w:val="36"/>
-          <w:szCs w:val="36"/>
-        </w:rPr>
-        <w:t>Then: Set status to "Backlog"</w:t>
-      </w:r>
-    </w:p>
-    <w:p>
-      <w:pPr>
-        <w:jc w:val="both"/>
-        <w:rPr>
-          <w:b/>
-          <w:bCs/>
-          <w:sz w:val="36"/>
-          <w:szCs w:val="36"/>
-        </w:rPr>
-      </w:pPr>
-    </w:p>
-    <w:p>
-      <w:pPr>
-        <w:jc w:val="both"/>
-        <w:rPr>
-          <w:b/>
-          <w:bCs/>
-          <w:sz w:val="36"/>
-          <w:szCs w:val="36"/>
-        </w:rPr>
-      </w:pPr>
-      <w:r>
-        <w:rPr>
-          <w:b/>
-          <w:bCs/>
-          <w:sz w:val="36"/>
-          <w:szCs w:val="36"/>
-        </w:rPr>
-        <w:t>When: PR opened</w:t>
-      </w:r>
-    </w:p>
-    <w:p>
-      <w:pPr>
-        <w:jc w:val="both"/>
-        <w:rPr>
-          <w:b/>
-          <w:bCs/>
-          <w:sz w:val="36"/>
-          <w:szCs w:val="36"/>
-        </w:rPr>
-      </w:pPr>
-      <w:r>
-        <w:rPr>
-          <w:b/>
-          <w:bCs/>
-          <w:sz w:val="36"/>
-          <w:szCs w:val="36"/>
-        </w:rPr>
-        <w:t>Then: Set status to "In Progress"</w:t>
-      </w:r>
-    </w:p>
-    <w:p>
-      <w:pPr>
-        <w:jc w:val="both"/>
-        <w:rPr>
-          <w:sz w:val="36"/>
-          <w:szCs w:val="36"/>
-        </w:rPr>
-      </w:pPr>
-      <w:r>
-        <w:rPr>
-          <w:sz w:val="36"/>
-          <w:szCs w:val="36"/>
-        </w:rPr>
-        <w:t xml:space="preserve"># </w:t>
-      </w:r>
-      <w:r>
-        <w:rPr>
-          <w:sz w:val="36"/>
-          <w:szCs w:val="36"/>
-        </w:rPr>
-        <w:t xml:space="preserve">These are toggle-on automations </w:t>
-      </w:r>
-      <w:r>
-        <w:rPr>
-          <w:sz w:val="36"/>
-          <w:szCs w:val="36"/>
-        </w:rPr>
-        <w:t>like</w:t>
-      </w:r>
-      <w:r>
-        <w:rPr>
-          <w:sz w:val="36"/>
-          <w:szCs w:val="36"/>
-        </w:rPr>
-        <w:t xml:space="preserve"> one click to enable. No code needed.</w:t>
-      </w:r>
-    </w:p>
-    <w:p>
-      <w:pPr>
-        <w:jc w:val="both"/>
-        <w:rPr>
-          <w:sz w:val="36"/>
-          <w:szCs w:val="36"/>
-        </w:rPr>
-      </w:pPr>
-    </w:p>
-    <w:p>
-      <w:pPr>
-        <w:jc w:val="both"/>
-        <w:rPr>
-          <w:sz w:val="36"/>
-          <w:szCs w:val="36"/>
-        </w:rPr>
-      </w:pPr>
-      <w:r>
-        <w:rPr>
-          <w:sz w:val="36"/>
-          <w:szCs w:val="36"/>
-        </w:rPr>
-        <w:t>Step-6, Linking issues to PRs (The Real Workflow):</w:t>
-      </w:r>
-    </w:p>
-    <w:p>
-      <w:pPr>
-        <w:jc w:val="both"/>
-        <w:rPr>
-          <w:sz w:val="36"/>
-          <w:szCs w:val="36"/>
-        </w:rPr>
-      </w:pPr>
-      <w:r>
-        <w:rPr>
-          <w:sz w:val="36"/>
-          <w:szCs w:val="36"/>
-        </w:rPr>
         <w:t xml:space="preserve"># </w:t>
       </w:r>
       <w:r>
@@ -3641,14 +3497,7 @@
           <w:sz w:val="36"/>
           <w:szCs w:val="36"/>
         </w:rPr>
-        <w:t>We</w:t>
-      </w:r>
-      <w:r>
-        <w:rPr>
-          <w:sz w:val="36"/>
-          <w:szCs w:val="36"/>
-        </w:rPr>
-        <w:t xml:space="preserve"> create a branch</w:t>
+        <w:t>We create a branch</w:t>
       </w:r>
       <w:r>
         <w:rPr>
@@ -3705,35 +3554,357 @@
           <w:sz w:val="36"/>
           <w:szCs w:val="36"/>
         </w:rPr>
-        <w:t>We</w:t>
-      </w:r>
-      <w:r>
-        <w:rPr>
-          <w:sz w:val="36"/>
-          <w:szCs w:val="36"/>
-        </w:rPr>
-        <w:t xml:space="preserve"> write our code, then open a PR with this in the description:</w:t>
-      </w:r>
-    </w:p>
-    <w:p>
-      <w:pPr>
-        <w:jc w:val="both"/>
-        <w:rPr>
-          <w:b/>
-          <w:bCs/>
-          <w:sz w:val="36"/>
-          <w:szCs w:val="36"/>
-        </w:rPr>
-      </w:pPr>
-      <w:r>
-        <w:rPr>
-          <w:b/>
-          <w:bCs/>
+        <w:t>We write our code, then open a PR with this in the description:</w:t>
+      </w:r>
+    </w:p>
+    <w:p>
+      <w:pPr>
+        <w:jc w:val="both"/>
+        <w:rPr>
+          <w:b/>
+          <w:bCs/>
+          <w:sz w:val="36"/>
+          <w:szCs w:val="36"/>
+        </w:rPr>
+      </w:pPr>
+      <w:r>
+        <w:rPr>
+          <w:b/>
+          <w:bCs/>
+          <w:sz w:val="36"/>
+          <w:szCs w:val="36"/>
+        </w:rPr>
+        <w:t>Closes #42</w:t>
+      </w:r>
+    </w:p>
+    <w:p>
+      <w:pPr>
+        <w:jc w:val="both"/>
+        <w:rPr>
+          <w:sz w:val="36"/>
+          <w:szCs w:val="36"/>
+        </w:rPr>
+      </w:pPr>
+      <w:r>
+        <w:rPr>
+          <w:sz w:val="36"/>
+          <w:szCs w:val="36"/>
+        </w:rPr>
+        <w:t xml:space="preserve"># </w:t>
+      </w:r>
+      <w:r>
+        <w:rPr>
+          <w:sz w:val="36"/>
+          <w:szCs w:val="36"/>
+        </w:rPr>
+        <w:t xml:space="preserve">That Closes </w:t>
+      </w:r>
+      <w:r>
+        <w:rPr>
+          <w:b/>
+          <w:bCs/>
+          <w:sz w:val="36"/>
+          <w:szCs w:val="36"/>
+        </w:rPr>
+        <w:t>#42</w:t>
+      </w:r>
+      <w:r>
+        <w:rPr>
+          <w:sz w:val="36"/>
+          <w:szCs w:val="36"/>
+        </w:rPr>
+        <w:t xml:space="preserve"> is magic. When the PR merges, GitHub automatically closes issue</w:t>
+      </w:r>
+      <w:r>
+        <w:rPr>
+          <w:b/>
+          <w:bCs/>
+          <w:sz w:val="36"/>
+          <w:szCs w:val="36"/>
+        </w:rPr>
+        <w:t xml:space="preserve"> #42</w:t>
+      </w:r>
+      <w:r>
+        <w:rPr>
+          <w:sz w:val="36"/>
+          <w:szCs w:val="36"/>
+        </w:rPr>
+        <w:t xml:space="preserve">. And if </w:t>
+      </w:r>
+      <w:r>
+        <w:rPr>
+          <w:sz w:val="36"/>
+          <w:szCs w:val="36"/>
+        </w:rPr>
+        <w:t>we</w:t>
+      </w:r>
+      <w:r>
+        <w:rPr>
+          <w:sz w:val="36"/>
+          <w:szCs w:val="36"/>
+        </w:rPr>
+        <w:t xml:space="preserve"> have automation set up, it moves the card to "Done" on our board.</w:t>
+      </w:r>
+    </w:p>
+    <w:p>
+      <w:pPr>
+        <w:jc w:val="both"/>
+        <w:rPr>
+          <w:sz w:val="36"/>
+          <w:szCs w:val="36"/>
+        </w:rPr>
+      </w:pPr>
+    </w:p>
+    <w:p>
+      <w:pPr>
+        <w:jc w:val="both"/>
+        <w:rPr>
+          <w:sz w:val="36"/>
+          <w:szCs w:val="36"/>
+        </w:rPr>
+      </w:pPr>
+      <w:r>
+        <w:rPr>
+          <w:sz w:val="36"/>
+          <w:szCs w:val="36"/>
+        </w:rPr>
+        <w:t>The Flow in our Board:</w:t>
+      </w:r>
+    </w:p>
+    <w:p>
+      <w:pPr>
+        <w:jc w:val="both"/>
+        <w:rPr>
+          <w:sz w:val="36"/>
+          <w:szCs w:val="36"/>
+        </w:rPr>
+      </w:pPr>
+      <w:r>
+        <w:rPr>
+          <w:sz w:val="36"/>
+          <w:szCs w:val="36"/>
+        </w:rPr>
+        <w:t xml:space="preserve"># </w:t>
+      </w:r>
+      <w:r>
+        <w:rPr>
+          <w:sz w:val="36"/>
+          <w:szCs w:val="36"/>
+        </w:rPr>
+        <w:t>Issue</w:t>
+      </w:r>
+      <w:r>
+        <w:rPr>
+          <w:b/>
+          <w:bCs/>
+          <w:sz w:val="36"/>
+          <w:szCs w:val="36"/>
+        </w:rPr>
+        <w:t xml:space="preserve"> #42 </w:t>
+      </w:r>
+      <w:r>
+        <w:rPr>
+          <w:sz w:val="36"/>
+          <w:szCs w:val="36"/>
+        </w:rPr>
+        <w:t xml:space="preserve">starts in </w:t>
+      </w:r>
+      <w:r>
+        <w:rPr>
+          <w:b/>
+          <w:bCs/>
+          <w:sz w:val="36"/>
+          <w:szCs w:val="36"/>
+        </w:rPr>
+        <w:t>Backlog</w:t>
+      </w:r>
+    </w:p>
+    <w:p>
+      <w:pPr>
+        <w:jc w:val="both"/>
+        <w:rPr>
+          <w:b/>
+          <w:bCs/>
+          <w:sz w:val="36"/>
+          <w:szCs w:val="36"/>
+        </w:rPr>
+      </w:pPr>
+      <w:r>
+        <w:rPr>
+          <w:b/>
+          <w:bCs/>
+          <w:sz w:val="36"/>
+          <w:szCs w:val="36"/>
+        </w:rPr>
+        <w:t>→ We start working: manually drag to "In Progress" (or automation on PR open)</w:t>
+      </w:r>
+    </w:p>
+    <w:p>
+      <w:pPr>
+        <w:jc w:val="both"/>
+        <w:rPr>
+          <w:b/>
+          <w:bCs/>
+          <w:sz w:val="36"/>
+          <w:szCs w:val="36"/>
+        </w:rPr>
+      </w:pPr>
+      <w:r>
+        <w:rPr>
+          <w:b/>
+          <w:bCs/>
+          <w:sz w:val="36"/>
+          <w:szCs w:val="36"/>
+        </w:rPr>
+        <w:t>→ PR opened for review: moves to "In Review"</w:t>
+      </w:r>
+    </w:p>
+    <w:p>
+      <w:pPr>
+        <w:jc w:val="both"/>
+        <w:rPr>
+          <w:b/>
+          <w:bCs/>
+          <w:sz w:val="36"/>
+          <w:szCs w:val="36"/>
+        </w:rPr>
+      </w:pPr>
+      <w:r>
+        <w:rPr>
+          <w:b/>
+          <w:bCs/>
+          <w:sz w:val="36"/>
+          <w:szCs w:val="36"/>
+        </w:rPr>
+        <w:t>→ PR merged: automatically → "Done", issue closed</w:t>
+      </w:r>
+    </w:p>
+    <w:p>
+      <w:pPr>
+        <w:jc w:val="both"/>
+        <w:rPr>
+          <w:sz w:val="36"/>
+          <w:szCs w:val="36"/>
+        </w:rPr>
+      </w:pPr>
+    </w:p>
+    <w:p>
+      <w:pPr>
+        <w:jc w:val="both"/>
+        <w:rPr>
+          <w:sz w:val="36"/>
+          <w:szCs w:val="36"/>
+        </w:rPr>
+      </w:pPr>
+      <w:r>
+        <w:rPr>
+          <w:sz w:val="36"/>
+          <w:szCs w:val="36"/>
+        </w:rPr>
+        <w:t>Common Mistakes</w:t>
+      </w:r>
+      <w:r>
+        <w:rPr>
+          <w:sz w:val="36"/>
+          <w:szCs w:val="36"/>
+        </w:rPr>
+        <w:t>:</w:t>
+      </w:r>
+    </w:p>
+    <w:p>
+      <w:pPr>
+        <w:jc w:val="both"/>
+        <w:rPr>
+          <w:sz w:val="36"/>
+          <w:szCs w:val="36"/>
+        </w:rPr>
+      </w:pPr>
+      <w:r>
+        <w:rPr>
+          <w:sz w:val="36"/>
+          <w:szCs w:val="36"/>
+        </w:rPr>
+        <w:t xml:space="preserve"># </w:t>
+      </w:r>
+      <w:r>
+        <w:rPr>
+          <w:b/>
+          <w:bCs/>
+          <w:sz w:val="36"/>
+          <w:szCs w:val="36"/>
+        </w:rPr>
+        <w:t>Mistake-1</w:t>
+      </w:r>
+      <w:r>
+        <w:rPr>
+          <w:sz w:val="36"/>
+          <w:szCs w:val="36"/>
+        </w:rPr>
+        <w:t>,</w:t>
+      </w:r>
+      <w:r>
+        <w:rPr>
+          <w:sz w:val="36"/>
+          <w:szCs w:val="36"/>
+        </w:rPr>
+        <w:t xml:space="preserve"> Treating it like Trello (manually managing everything)</w:t>
+      </w:r>
+      <w:r>
+        <w:rPr>
+          <w:sz w:val="36"/>
+          <w:szCs w:val="36"/>
+        </w:rPr>
+        <w:t xml:space="preserve">. </w:t>
+      </w:r>
+      <w:r>
+        <w:rPr>
+          <w:sz w:val="36"/>
+          <w:szCs w:val="36"/>
+        </w:rPr>
+        <w:t xml:space="preserve">Projects shine when </w:t>
+      </w:r>
+      <w:r>
+        <w:rPr>
+          <w:sz w:val="36"/>
+          <w:szCs w:val="36"/>
+        </w:rPr>
+        <w:t>we</w:t>
+      </w:r>
+      <w:r>
+        <w:rPr>
+          <w:sz w:val="36"/>
+          <w:szCs w:val="36"/>
+        </w:rPr>
+        <w:t xml:space="preserve"> link issues and PRs. If </w:t>
+      </w:r>
+      <w:r>
+        <w:rPr>
           <w:sz w:val="36"/>
           <w:szCs w:val="36"/>
         </w:rPr>
         <w:lastRenderedPageBreak/>
-        <w:t>Closes #42</w:t>
+        <w:t>we</w:t>
+      </w:r>
+      <w:r>
+        <w:rPr>
+          <w:sz w:val="36"/>
+          <w:szCs w:val="36"/>
+        </w:rPr>
+        <w:t xml:space="preserve">'re creating "draft notes" instead of real issues, </w:t>
+      </w:r>
+      <w:r>
+        <w:rPr>
+          <w:sz w:val="36"/>
+          <w:szCs w:val="36"/>
+        </w:rPr>
+        <w:t>we</w:t>
+      </w:r>
+      <w:r>
+        <w:rPr>
+          <w:sz w:val="36"/>
+          <w:szCs w:val="36"/>
+        </w:rPr>
+        <w:t xml:space="preserve"> lose all the automation power.</w:t>
       </w:r>
     </w:p>
     <w:p>
@@ -3753,42 +3924,162 @@
       </w:r>
       <w:r>
         <w:rPr>
-          <w:sz w:val="36"/>
-          <w:szCs w:val="36"/>
-        </w:rPr>
-        <w:t xml:space="preserve">That Closes </w:t>
-      </w:r>
-      <w:r>
-        <w:rPr>
-          <w:b/>
-          <w:bCs/>
-          <w:sz w:val="36"/>
-          <w:szCs w:val="36"/>
-        </w:rPr>
-        <w:t>#42</w:t>
-      </w:r>
-      <w:r>
-        <w:rPr>
-          <w:sz w:val="36"/>
-          <w:szCs w:val="36"/>
-        </w:rPr>
-        <w:t xml:space="preserve"> is magic. When the PR merges, GitHub automatically closes issue</w:t>
-      </w:r>
-      <w:r>
-        <w:rPr>
-          <w:b/>
-          <w:bCs/>
-          <w:sz w:val="36"/>
-          <w:szCs w:val="36"/>
-        </w:rPr>
-        <w:t xml:space="preserve"> #42</w:t>
-      </w:r>
-      <w:r>
-        <w:rPr>
-          <w:sz w:val="36"/>
-          <w:szCs w:val="36"/>
-        </w:rPr>
-        <w:t xml:space="preserve">. And if </w:t>
+          <w:b/>
+          <w:bCs/>
+          <w:sz w:val="36"/>
+          <w:szCs w:val="36"/>
+        </w:rPr>
+        <w:t>Mistake-2,</w:t>
+      </w:r>
+      <w:r>
+        <w:rPr>
+          <w:sz w:val="36"/>
+          <w:szCs w:val="36"/>
+        </w:rPr>
+        <w:t xml:space="preserve"> N</w:t>
+      </w:r>
+      <w:r>
+        <w:rPr>
+          <w:sz w:val="36"/>
+          <w:szCs w:val="36"/>
+        </w:rPr>
+        <w:t>ot using the "</w:t>
+      </w:r>
+      <w:r>
+        <w:rPr>
+          <w:b/>
+          <w:bCs/>
+          <w:sz w:val="36"/>
+          <w:szCs w:val="36"/>
+        </w:rPr>
+        <w:t>Closes #N</w:t>
+      </w:r>
+      <w:r>
+        <w:rPr>
+          <w:sz w:val="36"/>
+          <w:szCs w:val="36"/>
+        </w:rPr>
+        <w:t>" keyword in PRs</w:t>
+      </w:r>
+      <w:r>
+        <w:rPr>
+          <w:sz w:val="36"/>
+          <w:szCs w:val="36"/>
+        </w:rPr>
+        <w:t xml:space="preserve">. </w:t>
+      </w:r>
+      <w:r>
+        <w:rPr>
+          <w:sz w:val="36"/>
+          <w:szCs w:val="36"/>
+        </w:rPr>
+        <w:t>Most beginners write PRs without linking them to issues. This breaks the automation chain completely.</w:t>
+      </w:r>
+    </w:p>
+    <w:p>
+      <w:pPr>
+        <w:jc w:val="both"/>
+        <w:rPr>
+          <w:sz w:val="36"/>
+          <w:szCs w:val="36"/>
+        </w:rPr>
+      </w:pPr>
+      <w:r>
+        <w:rPr>
+          <w:sz w:val="36"/>
+          <w:szCs w:val="36"/>
+        </w:rPr>
+        <w:t xml:space="preserve"># </w:t>
+      </w:r>
+      <w:r>
+        <w:rPr>
+          <w:b/>
+          <w:bCs/>
+          <w:sz w:val="36"/>
+          <w:szCs w:val="36"/>
+        </w:rPr>
+        <w:t>Mistake-3</w:t>
+      </w:r>
+      <w:r>
+        <w:rPr>
+          <w:sz w:val="36"/>
+          <w:szCs w:val="36"/>
+        </w:rPr>
+        <w:t>,</w:t>
+      </w:r>
+      <w:r>
+        <w:rPr>
+          <w:sz w:val="36"/>
+          <w:szCs w:val="36"/>
+        </w:rPr>
+        <w:t xml:space="preserve"> One giant project for everything</w:t>
+      </w:r>
+      <w:r>
+        <w:rPr>
+          <w:sz w:val="36"/>
+          <w:szCs w:val="36"/>
+        </w:rPr>
+        <w:t xml:space="preserve">. </w:t>
+      </w:r>
+      <w:r>
+        <w:rPr>
+          <w:sz w:val="36"/>
+          <w:szCs w:val="36"/>
+        </w:rPr>
+        <w:t>Teams with 5+ repos often put ALL work in one board with no filtering. Use views (saved filters) inside our project to show only "Flutter issues" or "this sprint's work."</w:t>
+      </w:r>
+    </w:p>
+    <w:p>
+      <w:pPr>
+        <w:jc w:val="both"/>
+        <w:rPr>
+          <w:sz w:val="36"/>
+          <w:szCs w:val="36"/>
+        </w:rPr>
+      </w:pPr>
+      <w:r>
+        <w:rPr>
+          <w:sz w:val="36"/>
+          <w:szCs w:val="36"/>
+        </w:rPr>
+        <w:t xml:space="preserve"># </w:t>
+      </w:r>
+      <w:r>
+        <w:rPr>
+          <w:b/>
+          <w:bCs/>
+          <w:sz w:val="36"/>
+          <w:szCs w:val="36"/>
+        </w:rPr>
+        <w:t>Mistake-4</w:t>
+      </w:r>
+      <w:r>
+        <w:rPr>
+          <w:sz w:val="36"/>
+          <w:szCs w:val="36"/>
+        </w:rPr>
+        <w:t>,</w:t>
+      </w:r>
+      <w:r>
+        <w:rPr>
+          <w:sz w:val="36"/>
+          <w:szCs w:val="36"/>
+        </w:rPr>
+        <w:t xml:space="preserve"> Ignoring the Roadmap view</w:t>
+      </w:r>
+      <w:r>
+        <w:rPr>
+          <w:sz w:val="36"/>
+          <w:szCs w:val="36"/>
+        </w:rPr>
+        <w:t xml:space="preserve">. </w:t>
+      </w:r>
+      <w:r>
+        <w:rPr>
+          <w:sz w:val="36"/>
+          <w:szCs w:val="36"/>
+        </w:rPr>
+        <w:t xml:space="preserve">Solo devs never touch it. But when </w:t>
       </w:r>
       <w:r>
         <w:rPr>
@@ -3802,613 +4093,7 @@
           <w:sz w:val="36"/>
           <w:szCs w:val="36"/>
         </w:rPr>
-        <w:t xml:space="preserve"> have automation set up, it moves the card to "Done" on our board.</w:t>
-      </w:r>
-    </w:p>
-    <w:p>
-      <w:pPr>
-        <w:jc w:val="both"/>
-        <w:rPr>
-          <w:sz w:val="36"/>
-          <w:szCs w:val="36"/>
-        </w:rPr>
-      </w:pPr>
-    </w:p>
-    <w:p>
-      <w:pPr>
-        <w:jc w:val="both"/>
-        <w:rPr>
-          <w:sz w:val="36"/>
-          <w:szCs w:val="36"/>
-        </w:rPr>
-      </w:pPr>
-      <w:r>
-        <w:rPr>
-          <w:sz w:val="36"/>
-          <w:szCs w:val="36"/>
-        </w:rPr>
-        <w:t>The Flow in our Board:</w:t>
-      </w:r>
-    </w:p>
-    <w:p>
-      <w:pPr>
-        <w:jc w:val="both"/>
-        <w:rPr>
-          <w:sz w:val="36"/>
-          <w:szCs w:val="36"/>
-        </w:rPr>
-      </w:pPr>
-      <w:r>
-        <w:rPr>
-          <w:sz w:val="36"/>
-          <w:szCs w:val="36"/>
-        </w:rPr>
-        <w:t xml:space="preserve"># </w:t>
-      </w:r>
-      <w:r>
-        <w:rPr>
-          <w:sz w:val="36"/>
-          <w:szCs w:val="36"/>
-        </w:rPr>
-        <w:t>Issue</w:t>
-      </w:r>
-      <w:r>
-        <w:rPr>
-          <w:b/>
-          <w:bCs/>
-          <w:sz w:val="36"/>
-          <w:szCs w:val="36"/>
-        </w:rPr>
-        <w:t xml:space="preserve"> #42 </w:t>
-      </w:r>
-      <w:r>
-        <w:rPr>
-          <w:sz w:val="36"/>
-          <w:szCs w:val="36"/>
-        </w:rPr>
-        <w:t xml:space="preserve">starts in </w:t>
-      </w:r>
-      <w:r>
-        <w:rPr>
-          <w:b/>
-          <w:bCs/>
-          <w:sz w:val="36"/>
-          <w:szCs w:val="36"/>
-        </w:rPr>
-        <w:t>Backlog</w:t>
-      </w:r>
-    </w:p>
-    <w:p>
-      <w:pPr>
-        <w:jc w:val="both"/>
-        <w:rPr>
-          <w:b/>
-          <w:bCs/>
-          <w:sz w:val="36"/>
-          <w:szCs w:val="36"/>
-        </w:rPr>
-      </w:pPr>
-      <w:r>
-        <w:rPr>
-          <w:b/>
-          <w:bCs/>
-          <w:sz w:val="36"/>
-          <w:szCs w:val="36"/>
-        </w:rPr>
-        <w:t xml:space="preserve">→ </w:t>
-      </w:r>
-      <w:r>
-        <w:rPr>
-          <w:b/>
-          <w:bCs/>
-          <w:sz w:val="36"/>
-          <w:szCs w:val="36"/>
-        </w:rPr>
-        <w:t>We</w:t>
-      </w:r>
-      <w:r>
-        <w:rPr>
-          <w:b/>
-          <w:bCs/>
-          <w:sz w:val="36"/>
-          <w:szCs w:val="36"/>
-        </w:rPr>
-        <w:t xml:space="preserve"> start working: manually drag to "In Progress"</w:t>
-      </w:r>
-      <w:r>
-        <w:rPr>
-          <w:b/>
-          <w:bCs/>
-          <w:sz w:val="36"/>
-          <w:szCs w:val="36"/>
-        </w:rPr>
-        <w:t xml:space="preserve"> </w:t>
-      </w:r>
-      <w:r>
-        <w:rPr>
-          <w:b/>
-          <w:bCs/>
-          <w:sz w:val="36"/>
-          <w:szCs w:val="36"/>
-        </w:rPr>
-        <w:t>(or automation on PR open)</w:t>
-      </w:r>
-    </w:p>
-    <w:p>
-      <w:pPr>
-        <w:jc w:val="both"/>
-        <w:rPr>
-          <w:b/>
-          <w:bCs/>
-          <w:sz w:val="36"/>
-          <w:szCs w:val="36"/>
-        </w:rPr>
-      </w:pPr>
-      <w:r>
-        <w:rPr>
-          <w:b/>
-          <w:bCs/>
-          <w:sz w:val="36"/>
-          <w:szCs w:val="36"/>
-        </w:rPr>
-        <w:t>→ PR opened for review: moves to "In Review"</w:t>
-      </w:r>
-    </w:p>
-    <w:p>
-      <w:pPr>
-        <w:jc w:val="both"/>
-        <w:rPr>
-          <w:b/>
-          <w:bCs/>
-          <w:sz w:val="36"/>
-          <w:szCs w:val="36"/>
-        </w:rPr>
-      </w:pPr>
-      <w:r>
-        <w:rPr>
-          <w:b/>
-          <w:bCs/>
-          <w:sz w:val="36"/>
-          <w:szCs w:val="36"/>
-        </w:rPr>
-        <w:t>→ PR merged: automatically → "Done", issue closed</w:t>
-      </w:r>
-    </w:p>
-    <w:p>
-      <w:pPr>
-        <w:jc w:val="both"/>
-        <w:rPr>
-          <w:sz w:val="36"/>
-          <w:szCs w:val="36"/>
-        </w:rPr>
-      </w:pPr>
-    </w:p>
-    <w:p>
-      <w:pPr>
-        <w:jc w:val="both"/>
-        <w:rPr>
-          <w:sz w:val="36"/>
-          <w:szCs w:val="36"/>
-        </w:rPr>
-      </w:pPr>
-      <w:r>
-        <w:rPr>
-          <w:sz w:val="36"/>
-          <w:szCs w:val="36"/>
-        </w:rPr>
-        <w:t>Common Mistakes</w:t>
-      </w:r>
-      <w:r>
-        <w:rPr>
-          <w:sz w:val="36"/>
-          <w:szCs w:val="36"/>
-        </w:rPr>
-        <w:t>:</w:t>
-      </w:r>
-    </w:p>
-    <w:p>
-      <w:pPr>
-        <w:jc w:val="both"/>
-        <w:rPr>
-          <w:sz w:val="36"/>
-          <w:szCs w:val="36"/>
-        </w:rPr>
-      </w:pPr>
-      <w:r>
-        <w:rPr>
-          <w:sz w:val="36"/>
-          <w:szCs w:val="36"/>
-        </w:rPr>
-        <w:t xml:space="preserve"># </w:t>
-      </w:r>
-      <w:r>
-        <w:rPr>
-          <w:b/>
-          <w:bCs/>
-          <w:sz w:val="36"/>
-          <w:szCs w:val="36"/>
-        </w:rPr>
-        <w:t>Mistake</w:t>
-      </w:r>
-      <w:r>
-        <w:rPr>
-          <w:b/>
-          <w:bCs/>
-          <w:sz w:val="36"/>
-          <w:szCs w:val="36"/>
-        </w:rPr>
-        <w:t>-</w:t>
-      </w:r>
-      <w:r>
-        <w:rPr>
-          <w:b/>
-          <w:bCs/>
-          <w:sz w:val="36"/>
-          <w:szCs w:val="36"/>
-        </w:rPr>
-        <w:t>1</w:t>
-      </w:r>
-      <w:r>
-        <w:rPr>
-          <w:sz w:val="36"/>
-          <w:szCs w:val="36"/>
-        </w:rPr>
-        <w:t>,</w:t>
-      </w:r>
-      <w:r>
-        <w:rPr>
-          <w:sz w:val="36"/>
-          <w:szCs w:val="36"/>
-        </w:rPr>
-        <w:t xml:space="preserve"> Treating it like Trello (manually managing everything)</w:t>
-      </w:r>
-      <w:r>
-        <w:rPr>
-          <w:sz w:val="36"/>
-          <w:szCs w:val="36"/>
-        </w:rPr>
-        <w:t xml:space="preserve">. </w:t>
-      </w:r>
-      <w:r>
-        <w:rPr>
-          <w:sz w:val="36"/>
-          <w:szCs w:val="36"/>
-        </w:rPr>
-        <w:t xml:space="preserve">Projects shine when </w:t>
-      </w:r>
-      <w:r>
-        <w:rPr>
-          <w:sz w:val="36"/>
-          <w:szCs w:val="36"/>
-        </w:rPr>
-        <w:t>we</w:t>
-      </w:r>
-      <w:r>
-        <w:rPr>
-          <w:sz w:val="36"/>
-          <w:szCs w:val="36"/>
-        </w:rPr>
-        <w:t xml:space="preserve"> link issues and PRs. If </w:t>
-      </w:r>
-      <w:r>
-        <w:rPr>
-          <w:sz w:val="36"/>
-          <w:szCs w:val="36"/>
-        </w:rPr>
-        <w:t>we</w:t>
-      </w:r>
-      <w:r>
-        <w:rPr>
-          <w:sz w:val="36"/>
-          <w:szCs w:val="36"/>
-        </w:rPr>
-        <w:t xml:space="preserve">'re creating "draft notes" instead of real issues, </w:t>
-      </w:r>
-      <w:r>
-        <w:rPr>
-          <w:sz w:val="36"/>
-          <w:szCs w:val="36"/>
-        </w:rPr>
-        <w:t>we</w:t>
-      </w:r>
-      <w:r>
-        <w:rPr>
-          <w:sz w:val="36"/>
-          <w:szCs w:val="36"/>
-        </w:rPr>
-        <w:t xml:space="preserve"> lose all the automation power.</w:t>
-      </w:r>
-    </w:p>
-    <w:p>
-      <w:pPr>
-        <w:jc w:val="both"/>
-        <w:rPr>
-          <w:sz w:val="36"/>
-          <w:szCs w:val="36"/>
-        </w:rPr>
-      </w:pPr>
-      <w:r>
-        <w:rPr>
-          <w:sz w:val="36"/>
-          <w:szCs w:val="36"/>
-        </w:rPr>
-        <w:t xml:space="preserve"># </w:t>
-      </w:r>
-      <w:r>
-        <w:rPr>
-          <w:b/>
-          <w:bCs/>
-          <w:sz w:val="36"/>
-          <w:szCs w:val="36"/>
-        </w:rPr>
-        <w:t>Mistake</w:t>
-      </w:r>
-      <w:r>
-        <w:rPr>
-          <w:b/>
-          <w:bCs/>
-          <w:sz w:val="36"/>
-          <w:szCs w:val="36"/>
-        </w:rPr>
-        <w:t>-</w:t>
-      </w:r>
-      <w:r>
-        <w:rPr>
-          <w:b/>
-          <w:bCs/>
-          <w:sz w:val="36"/>
-          <w:szCs w:val="36"/>
-        </w:rPr>
-        <w:t>2</w:t>
-      </w:r>
-      <w:r>
-        <w:rPr>
-          <w:b/>
-          <w:bCs/>
-          <w:sz w:val="36"/>
-          <w:szCs w:val="36"/>
-        </w:rPr>
-        <w:t>,</w:t>
-      </w:r>
-      <w:r>
-        <w:rPr>
-          <w:sz w:val="36"/>
-          <w:szCs w:val="36"/>
-        </w:rPr>
-        <w:t xml:space="preserve"> N</w:t>
-      </w:r>
-      <w:r>
-        <w:rPr>
-          <w:sz w:val="36"/>
-          <w:szCs w:val="36"/>
-        </w:rPr>
-        <w:t>ot using the "</w:t>
-      </w:r>
-      <w:r>
-        <w:rPr>
-          <w:b/>
-          <w:bCs/>
-          <w:sz w:val="36"/>
-          <w:szCs w:val="36"/>
-        </w:rPr>
-        <w:t>Closes #N</w:t>
-      </w:r>
-      <w:r>
-        <w:rPr>
-          <w:sz w:val="36"/>
-          <w:szCs w:val="36"/>
-        </w:rPr>
-        <w:t>" keyword in PRs</w:t>
-      </w:r>
-      <w:r>
-        <w:rPr>
-          <w:sz w:val="36"/>
-          <w:szCs w:val="36"/>
-        </w:rPr>
-        <w:t xml:space="preserve">. </w:t>
-      </w:r>
-      <w:r>
-        <w:rPr>
-          <w:sz w:val="36"/>
-          <w:szCs w:val="36"/>
-        </w:rPr>
-        <w:t>Most beginners write PRs without linking them to issues. This breaks the automation chain completely.</w:t>
-      </w:r>
-    </w:p>
-    <w:p>
-      <w:pPr>
-        <w:jc w:val="both"/>
-        <w:rPr>
-          <w:sz w:val="36"/>
-          <w:szCs w:val="36"/>
-        </w:rPr>
-      </w:pPr>
-      <w:r>
-        <w:rPr>
-          <w:sz w:val="36"/>
-          <w:szCs w:val="36"/>
-        </w:rPr>
-        <w:t xml:space="preserve"># </w:t>
-      </w:r>
-      <w:r>
-        <w:rPr>
-          <w:b/>
-          <w:bCs/>
-          <w:sz w:val="36"/>
-          <w:szCs w:val="36"/>
-        </w:rPr>
-        <w:t>Mistake</w:t>
-      </w:r>
-      <w:r>
-        <w:rPr>
-          <w:b/>
-          <w:bCs/>
-          <w:sz w:val="36"/>
-          <w:szCs w:val="36"/>
-        </w:rPr>
-        <w:t>-</w:t>
-      </w:r>
-      <w:r>
-        <w:rPr>
-          <w:b/>
-          <w:bCs/>
-          <w:sz w:val="36"/>
-          <w:szCs w:val="36"/>
-        </w:rPr>
-        <w:t>3</w:t>
-      </w:r>
-      <w:r>
-        <w:rPr>
-          <w:sz w:val="36"/>
-          <w:szCs w:val="36"/>
-        </w:rPr>
-        <w:t>,</w:t>
-      </w:r>
-      <w:r>
-        <w:rPr>
-          <w:sz w:val="36"/>
-          <w:szCs w:val="36"/>
-        </w:rPr>
-        <w:t xml:space="preserve"> One giant project for everything</w:t>
-      </w:r>
-      <w:r>
-        <w:rPr>
-          <w:sz w:val="36"/>
-          <w:szCs w:val="36"/>
-        </w:rPr>
-        <w:t xml:space="preserve">. </w:t>
-      </w:r>
-      <w:r>
-        <w:rPr>
-          <w:sz w:val="36"/>
-          <w:szCs w:val="36"/>
-        </w:rPr>
-        <w:t xml:space="preserve">Teams with 5+ repos often put ALL work in one board with no filtering. </w:t>
-      </w:r>
-      <w:r>
-        <w:rPr>
-          <w:sz w:val="36"/>
-          <w:szCs w:val="36"/>
-        </w:rPr>
-        <w:lastRenderedPageBreak/>
-        <w:t>Use views (saved filters) inside our project to show only "Flutter issues" or "this sprint's work."</w:t>
-      </w:r>
-    </w:p>
-    <w:p>
-      <w:pPr>
-        <w:jc w:val="both"/>
-        <w:rPr>
-          <w:sz w:val="36"/>
-          <w:szCs w:val="36"/>
-        </w:rPr>
-      </w:pPr>
-      <w:r>
-        <w:rPr>
-          <w:sz w:val="36"/>
-          <w:szCs w:val="36"/>
-        </w:rPr>
-        <w:t xml:space="preserve"># </w:t>
-      </w:r>
-      <w:r>
-        <w:rPr>
-          <w:b/>
-          <w:bCs/>
-          <w:sz w:val="36"/>
-          <w:szCs w:val="36"/>
-        </w:rPr>
-        <w:t>Mistake</w:t>
-      </w:r>
-      <w:r>
-        <w:rPr>
-          <w:b/>
-          <w:bCs/>
-          <w:sz w:val="36"/>
-          <w:szCs w:val="36"/>
-        </w:rPr>
-        <w:t>-</w:t>
-      </w:r>
-      <w:r>
-        <w:rPr>
-          <w:b/>
-          <w:bCs/>
-          <w:sz w:val="36"/>
-          <w:szCs w:val="36"/>
-        </w:rPr>
-        <w:t>4</w:t>
-      </w:r>
-      <w:r>
-        <w:rPr>
-          <w:sz w:val="36"/>
-          <w:szCs w:val="36"/>
-        </w:rPr>
-        <w:t>,</w:t>
-      </w:r>
-      <w:r>
-        <w:rPr>
-          <w:sz w:val="36"/>
-          <w:szCs w:val="36"/>
-        </w:rPr>
-        <w:t xml:space="preserve"> Ignoring the Roadmap view</w:t>
-      </w:r>
-      <w:r>
-        <w:rPr>
-          <w:sz w:val="36"/>
-          <w:szCs w:val="36"/>
-        </w:rPr>
-        <w:t xml:space="preserve">. </w:t>
-      </w:r>
-      <w:r>
-        <w:rPr>
-          <w:sz w:val="36"/>
-          <w:szCs w:val="36"/>
-        </w:rPr>
-        <w:t xml:space="preserve">Solo </w:t>
-      </w:r>
-      <w:proofErr w:type="spellStart"/>
-      <w:r>
-        <w:rPr>
-          <w:sz w:val="36"/>
-          <w:szCs w:val="36"/>
-        </w:rPr>
-        <w:t>devs</w:t>
-      </w:r>
-      <w:proofErr w:type="spellEnd"/>
-      <w:r>
-        <w:rPr>
-          <w:sz w:val="36"/>
-          <w:szCs w:val="36"/>
-        </w:rPr>
-        <w:t xml:space="preserve"> never touch it. But when </w:t>
-      </w:r>
-      <w:r>
-        <w:rPr>
-          <w:sz w:val="36"/>
-          <w:szCs w:val="36"/>
-        </w:rPr>
-        <w:t>we</w:t>
-      </w:r>
-      <w:r>
-        <w:rPr>
-          <w:sz w:val="36"/>
-          <w:szCs w:val="36"/>
-        </w:rPr>
-        <w:t xml:space="preserve"> start planning features across weeks, the roadmap view (with iteration fields) is how senior </w:t>
-      </w:r>
-      <w:proofErr w:type="spellStart"/>
-      <w:r>
-        <w:rPr>
-          <w:sz w:val="36"/>
-          <w:szCs w:val="36"/>
-        </w:rPr>
-        <w:t>devs</w:t>
-      </w:r>
-      <w:proofErr w:type="spellEnd"/>
-      <w:r>
-        <w:rPr>
-          <w:sz w:val="36"/>
-          <w:szCs w:val="36"/>
-        </w:rPr>
-        <w:t xml:space="preserve"> think about scope.</w:t>
+        <w:t xml:space="preserve"> start planning features across weeks, the roadmap view (with iteration fields) is how senior devs think about scope.</w:t>
       </w:r>
     </w:p>
     <w:p>
@@ -4530,35 +4215,7 @@
           <w:sz w:val="36"/>
           <w:szCs w:val="36"/>
         </w:rPr>
-        <w:t>Sprint planning uses the Iteration field</w:t>
-      </w:r>
-      <w:r>
-        <w:rPr>
-          <w:sz w:val="36"/>
-          <w:szCs w:val="36"/>
-        </w:rPr>
-        <w:t xml:space="preserve">, </w:t>
-      </w:r>
-      <w:r>
-        <w:rPr>
-          <w:sz w:val="36"/>
-          <w:szCs w:val="36"/>
-        </w:rPr>
-        <w:t xml:space="preserve">GitHub auto-creates 2-week iterations and </w:t>
-      </w:r>
-      <w:r>
-        <w:rPr>
-          <w:sz w:val="36"/>
-          <w:szCs w:val="36"/>
-        </w:rPr>
-        <w:t>we</w:t>
-      </w:r>
-      <w:r>
-        <w:rPr>
-          <w:sz w:val="36"/>
-          <w:szCs w:val="36"/>
-        </w:rPr>
-        <w:t xml:space="preserve"> drag issues into the current sprint</w:t>
+        <w:t>Sprint planning uses the Iteration field, GitHub auto-creates 2-week iterations and we drag issues into the current sprint</w:t>
       </w:r>
     </w:p>
     <w:p>
@@ -4579,21 +4236,8 @@
           <w:sz w:val="36"/>
           <w:szCs w:val="36"/>
         </w:rPr>
-        <w:t xml:space="preserve">Priority triage happens </w:t>
-      </w:r>
-      <w:r>
-        <w:rPr>
-          <w:sz w:val="36"/>
-          <w:szCs w:val="36"/>
-        </w:rPr>
-        <w:t xml:space="preserve">weekly and </w:t>
-      </w:r>
-      <w:r>
-        <w:rPr>
-          <w:sz w:val="36"/>
-          <w:szCs w:val="36"/>
-        </w:rPr>
-        <w:t xml:space="preserve">filter by Priority: </w:t>
+        <w:lastRenderedPageBreak/>
+        <w:t xml:space="preserve">Priority triage happens weekly and filter by Priority: </w:t>
       </w:r>
       <w:r>
         <w:rPr>
@@ -4630,37 +4274,7 @@
           <w:sz w:val="36"/>
           <w:szCs w:val="36"/>
         </w:rPr>
-        <w:t>GitHub Actions + Projects API</w:t>
-      </w:r>
-      <w:r>
-        <w:rPr>
-          <w:sz w:val="36"/>
-          <w:szCs w:val="36"/>
-        </w:rPr>
-        <w:t>,</w:t>
-      </w:r>
-      <w:r>
-        <w:rPr>
-          <w:sz w:val="36"/>
-          <w:szCs w:val="36"/>
-        </w:rPr>
-        <w:t xml:space="preserve"> advanced teams use the </w:t>
-      </w:r>
-      <w:proofErr w:type="spellStart"/>
-      <w:r>
-        <w:rPr>
-          <w:sz w:val="36"/>
-          <w:szCs w:val="36"/>
-        </w:rPr>
-        <w:t>GraphQL</w:t>
-      </w:r>
-      <w:proofErr w:type="spellEnd"/>
-      <w:r>
-        <w:rPr>
-          <w:sz w:val="36"/>
-          <w:szCs w:val="36"/>
-        </w:rPr>
-        <w:t xml:space="preserve"> API to programmatically move cards, create issues, or generate weekly reports</w:t>
+        <w:t>GitHub Actions + Projects API, advanced teams use the GraphQL API to programmatically move cards, create issues, or generate weekly reports</w:t>
       </w:r>
     </w:p>
     <w:p>
@@ -4702,38 +4316,7 @@
           <w:sz w:val="36"/>
           <w:szCs w:val="36"/>
         </w:rPr>
-        <w:lastRenderedPageBreak/>
-        <w:t>Milestones vs Projects</w:t>
-      </w:r>
-      <w:r>
-        <w:rPr>
-          <w:sz w:val="36"/>
-          <w:szCs w:val="36"/>
-        </w:rPr>
-        <w:t>,</w:t>
-      </w:r>
-      <w:r>
-        <w:rPr>
-          <w:sz w:val="36"/>
-          <w:szCs w:val="36"/>
-        </w:rPr>
-        <w:t xml:space="preserve"> Milestones are for version-based releases (v1.0, v2.0). Projects are for ongoing workflow management. Senior </w:t>
-      </w:r>
-      <w:proofErr w:type="spellStart"/>
-      <w:r>
-        <w:rPr>
-          <w:sz w:val="36"/>
-          <w:szCs w:val="36"/>
-        </w:rPr>
-        <w:t>devs</w:t>
-      </w:r>
-      <w:proofErr w:type="spellEnd"/>
-      <w:r>
-        <w:rPr>
-          <w:sz w:val="36"/>
-          <w:szCs w:val="36"/>
-        </w:rPr>
-        <w:t xml:space="preserve"> use both together</w:t>
+        <w:t>Milestones vs Projects, Milestones are for version-based releases (v1.0, v2.0). Projects are for ongoing workflow management. Senior devs use both together</w:t>
       </w:r>
     </w:p>
     <w:p>
@@ -5396,13 +4979,13 @@
         <w:rFonts w:ascii="Symbol" w:hAnsi="Symbol" w:hint="default"/>
       </w:rPr>
     </w:lvl>
-    <w:lvl w:ilvl="1" w:tplc="04090003" w:tentative="1">
+    <w:lvl w:ilvl="1" w:tplc="04090003">
       <w:start w:val="1"/>
       <w:numFmt w:val="bullet"/>
       <w:lvlText w:val="o"/>
       <w:lvlJc w:val="left"/>
       <w:pPr>
-        <w:ind w:left="1080" w:hanging="360"/>
+        <w:ind w:left="630" w:hanging="360"/>
       </w:pPr>
       <w:rPr>
         <w:rFonts w:ascii="Courier New" w:hAnsi="Courier New" w:cs="Courier New" w:hint="default"/>
@@ -6653,6 +6236,7 @@
   <w:style w:type="character" w:default="1" w:styleId="DefaultParagraphFont">
     <w:name w:val="Default Paragraph Font"/>
     <w:uiPriority w:val="1"/>
+    <w:semiHidden/>
     <w:unhideWhenUsed/>
   </w:style>
   <w:style w:type="table" w:default="1" w:styleId="TableNormal">

--- a/git_and_github_commands_part_two_undoing_and_advanced.docx
+++ b/git_and_github_commands_part_two_undoing_and_advanced.docx
@@ -184,12 +184,21 @@
         </w:rPr>
         <w:t xml:space="preserve"> We can get the commit hash from </w:t>
       </w:r>
-      <w:r>
-        <w:rPr>
-          <w:sz w:val="36"/>
-          <w:szCs w:val="36"/>
-        </w:rPr>
-        <w:t>github repo commits and copy that.</w:t>
+      <w:proofErr w:type="spellStart"/>
+      <w:r>
+        <w:rPr>
+          <w:sz w:val="36"/>
+          <w:szCs w:val="36"/>
+        </w:rPr>
+        <w:t>github</w:t>
+      </w:r>
+      <w:proofErr w:type="spellEnd"/>
+      <w:r>
+        <w:rPr>
+          <w:sz w:val="36"/>
+          <w:szCs w:val="36"/>
+        </w:rPr>
+        <w:t xml:space="preserve"> repo commits and copy that.</w:t>
       </w:r>
     </w:p>
     <w:p>
@@ -211,7 +220,29 @@
           <w:sz w:val="36"/>
           <w:szCs w:val="36"/>
         </w:rPr>
-        <w:t>git reset --hard &lt;commit_hash&gt;</w:t>
+        <w:t>git reset --hard &lt;</w:t>
+      </w:r>
+      <w:proofErr w:type="spellStart"/>
+      <w:r>
+        <w:rPr>
+          <w:b/>
+          <w:bCs/>
+          <w:color w:val="D86DCB" w:themeColor="accent5" w:themeTint="99"/>
+          <w:sz w:val="36"/>
+          <w:szCs w:val="36"/>
+        </w:rPr>
+        <w:t>commit_hash</w:t>
+      </w:r>
+      <w:proofErr w:type="spellEnd"/>
+      <w:r>
+        <w:rPr>
+          <w:b/>
+          <w:bCs/>
+          <w:color w:val="D86DCB" w:themeColor="accent5" w:themeTint="99"/>
+          <w:sz w:val="36"/>
+          <w:szCs w:val="36"/>
+        </w:rPr>
+        <w:t>&gt;</w:t>
       </w:r>
     </w:p>
     <w:p>
@@ -257,7 +288,29 @@
           <w:sz w:val="36"/>
           <w:szCs w:val="36"/>
         </w:rPr>
-        <w:t>git reset --soft &lt;commit_hash&gt;</w:t>
+        <w:t>git reset --soft &lt;</w:t>
+      </w:r>
+      <w:proofErr w:type="spellStart"/>
+      <w:r>
+        <w:rPr>
+          <w:b/>
+          <w:bCs/>
+          <w:color w:val="D86DCB" w:themeColor="accent5" w:themeTint="99"/>
+          <w:sz w:val="36"/>
+          <w:szCs w:val="36"/>
+        </w:rPr>
+        <w:t>commit_hash</w:t>
+      </w:r>
+      <w:proofErr w:type="spellEnd"/>
+      <w:r>
+        <w:rPr>
+          <w:b/>
+          <w:bCs/>
+          <w:color w:val="D86DCB" w:themeColor="accent5" w:themeTint="99"/>
+          <w:sz w:val="36"/>
+          <w:szCs w:val="36"/>
+        </w:rPr>
+        <w:t>&gt;</w:t>
       </w:r>
     </w:p>
     <w:p>
@@ -284,8 +337,19 @@
           <w:sz w:val="36"/>
           <w:szCs w:val="36"/>
         </w:rPr>
-        <w:t>git revert</w:t>
-      </w:r>
+        <w:t xml:space="preserve">git </w:t>
+      </w:r>
+      <w:proofErr w:type="gramStart"/>
+      <w:r>
+        <w:rPr>
+          <w:b/>
+          <w:bCs/>
+          <w:sz w:val="36"/>
+          <w:szCs w:val="36"/>
+        </w:rPr>
+        <w:t>revert</w:t>
+      </w:r>
+      <w:proofErr w:type="gramEnd"/>
       <w:r>
         <w:rPr>
           <w:b/>
@@ -338,7 +402,29 @@
           <w:sz w:val="36"/>
           <w:szCs w:val="36"/>
         </w:rPr>
-        <w:t>git revert &lt;commit_hash&gt;</w:t>
+        <w:t>git revert &lt;</w:t>
+      </w:r>
+      <w:proofErr w:type="spellStart"/>
+      <w:r>
+        <w:rPr>
+          <w:b/>
+          <w:bCs/>
+          <w:color w:val="D86DCB" w:themeColor="accent5" w:themeTint="99"/>
+          <w:sz w:val="36"/>
+          <w:szCs w:val="36"/>
+        </w:rPr>
+        <w:t>commit_hash</w:t>
+      </w:r>
+      <w:proofErr w:type="spellEnd"/>
+      <w:r>
+        <w:rPr>
+          <w:b/>
+          <w:bCs/>
+          <w:color w:val="D86DCB" w:themeColor="accent5" w:themeTint="99"/>
+          <w:sz w:val="36"/>
+          <w:szCs w:val="36"/>
+        </w:rPr>
+        <w:t>&gt;</w:t>
       </w:r>
     </w:p>
     <w:p>
@@ -526,7 +612,23 @@
           <w:sz w:val="36"/>
           <w:szCs w:val="36"/>
         </w:rPr>
-        <w:t>Undo unstaged changes (reset file to last commit):</w:t>
+        <w:t xml:space="preserve">Undo </w:t>
+      </w:r>
+      <w:proofErr w:type="spellStart"/>
+      <w:r>
+        <w:rPr>
+          <w:sz w:val="36"/>
+          <w:szCs w:val="36"/>
+        </w:rPr>
+        <w:t>unstaged</w:t>
+      </w:r>
+      <w:proofErr w:type="spellEnd"/>
+      <w:r>
+        <w:rPr>
+          <w:sz w:val="36"/>
+          <w:szCs w:val="36"/>
+        </w:rPr>
+        <w:t xml:space="preserve"> changes (reset file to last commit):</w:t>
       </w:r>
     </w:p>
     <w:p>
@@ -816,8 +918,20 @@
           <w:sz w:val="36"/>
           <w:szCs w:val="36"/>
         </w:rPr>
-        <w:t>git stash apply</w:t>
-      </w:r>
+        <w:t xml:space="preserve">git stash </w:t>
+      </w:r>
+      <w:proofErr w:type="gramStart"/>
+      <w:r>
+        <w:rPr>
+          <w:b/>
+          <w:bCs/>
+          <w:color w:val="D86DCB" w:themeColor="accent5" w:themeTint="99"/>
+          <w:sz w:val="36"/>
+          <w:szCs w:val="36"/>
+        </w:rPr>
+        <w:t>apply</w:t>
+      </w:r>
+      <w:proofErr w:type="gramEnd"/>
     </w:p>
     <w:p>
       <w:pPr>
@@ -907,7 +1021,29 @@
           <w:sz w:val="36"/>
           <w:szCs w:val="36"/>
         </w:rPr>
-        <w:t>git stash drop stash@{0}</w:t>
+        <w:t>git stash drop stash</w:t>
+      </w:r>
+      <w:proofErr w:type="gramStart"/>
+      <w:r>
+        <w:rPr>
+          <w:b/>
+          <w:bCs/>
+          <w:color w:val="D86DCB" w:themeColor="accent5" w:themeTint="99"/>
+          <w:sz w:val="36"/>
+          <w:szCs w:val="36"/>
+        </w:rPr>
+        <w:t>@{</w:t>
+      </w:r>
+      <w:proofErr w:type="gramEnd"/>
+      <w:r>
+        <w:rPr>
+          <w:b/>
+          <w:bCs/>
+          <w:color w:val="D86DCB" w:themeColor="accent5" w:themeTint="99"/>
+          <w:sz w:val="36"/>
+          <w:szCs w:val="36"/>
+        </w:rPr>
+        <w:t>0}</w:t>
       </w:r>
     </w:p>
     <w:p>
@@ -978,7 +1114,23 @@
           <w:sz w:val="36"/>
           <w:szCs w:val="36"/>
         </w:rPr>
-        <w:t>ecover Deleted Branches &amp; Commits (git reflog)</w:t>
+        <w:t xml:space="preserve">ecover Deleted Branches &amp; Commits (git </w:t>
+      </w:r>
+      <w:proofErr w:type="spellStart"/>
+      <w:r>
+        <w:rPr>
+          <w:sz w:val="36"/>
+          <w:szCs w:val="36"/>
+        </w:rPr>
+        <w:t>reflog</w:t>
+      </w:r>
+      <w:proofErr w:type="spellEnd"/>
+      <w:r>
+        <w:rPr>
+          <w:sz w:val="36"/>
+          <w:szCs w:val="36"/>
+        </w:rPr>
+        <w:t>)</w:t>
       </w:r>
       <w:r>
         <w:rPr>
@@ -1036,7 +1188,23 @@
           <w:sz w:val="36"/>
           <w:szCs w:val="36"/>
         </w:rPr>
-        <w:t>View reflog:</w:t>
+        <w:t xml:space="preserve">View </w:t>
+      </w:r>
+      <w:proofErr w:type="spellStart"/>
+      <w:r>
+        <w:rPr>
+          <w:sz w:val="36"/>
+          <w:szCs w:val="36"/>
+        </w:rPr>
+        <w:t>reflog</w:t>
+      </w:r>
+      <w:proofErr w:type="spellEnd"/>
+      <w:r>
+        <w:rPr>
+          <w:sz w:val="36"/>
+          <w:szCs w:val="36"/>
+        </w:rPr>
+        <w:t>:</w:t>
       </w:r>
     </w:p>
     <w:p>
@@ -1058,8 +1226,20 @@
           <w:sz w:val="36"/>
           <w:szCs w:val="36"/>
         </w:rPr>
-        <w:t>git reflog</w:t>
-      </w:r>
+        <w:t xml:space="preserve">git </w:t>
+      </w:r>
+      <w:proofErr w:type="spellStart"/>
+      <w:r>
+        <w:rPr>
+          <w:b/>
+          <w:bCs/>
+          <w:color w:val="D86DCB" w:themeColor="accent5" w:themeTint="99"/>
+          <w:sz w:val="36"/>
+          <w:szCs w:val="36"/>
+        </w:rPr>
+        <w:t>reflog</w:t>
+      </w:r>
+      <w:proofErr w:type="spellEnd"/>
     </w:p>
     <w:p>
       <w:pPr>
@@ -1103,12 +1283,10 @@
           <w:sz w:val="36"/>
           <w:szCs w:val="36"/>
         </w:rPr>
-        <w:t>a1b2c3d HEAD@{0}: commit: Fix bug</w:t>
-      </w:r>
-    </w:p>
-    <w:p>
-      <w:pPr>
-        <w:jc w:val="both"/>
+        <w:t>a1b2c3d HEAD</w:t>
+      </w:r>
+      <w:proofErr w:type="gramStart"/>
+      <w:r>
         <w:rPr>
           <w:b/>
           <w:bCs/>
@@ -1116,7 +1294,9 @@
           <w:sz w:val="36"/>
           <w:szCs w:val="36"/>
         </w:rPr>
-      </w:pPr>
+        <w:t>@{</w:t>
+      </w:r>
+      <w:proofErr w:type="gramEnd"/>
       <w:r>
         <w:rPr>
           <w:b/>
@@ -1125,7 +1305,7 @@
           <w:sz w:val="36"/>
           <w:szCs w:val="36"/>
         </w:rPr>
-        <w:t>d4e5f6g HEAD@{1}: commit: Add feature</w:t>
+        <w:t>0}: commit: Fix bug</w:t>
       </w:r>
     </w:p>
     <w:p>
@@ -1147,7 +1327,73 @@
           <w:sz w:val="36"/>
           <w:szCs w:val="36"/>
         </w:rPr>
-        <w:t>h7i8j9k HEAD@{2}: checkout: moving from main to feature</w:t>
+        <w:t>d4e5f6g HEAD</w:t>
+      </w:r>
+      <w:proofErr w:type="gramStart"/>
+      <w:r>
+        <w:rPr>
+          <w:b/>
+          <w:bCs/>
+          <w:color w:val="D86DCB" w:themeColor="accent5" w:themeTint="99"/>
+          <w:sz w:val="36"/>
+          <w:szCs w:val="36"/>
+        </w:rPr>
+        <w:t>@{</w:t>
+      </w:r>
+      <w:proofErr w:type="gramEnd"/>
+      <w:r>
+        <w:rPr>
+          <w:b/>
+          <w:bCs/>
+          <w:color w:val="D86DCB" w:themeColor="accent5" w:themeTint="99"/>
+          <w:sz w:val="36"/>
+          <w:szCs w:val="36"/>
+        </w:rPr>
+        <w:t>1}: commit: Add feature</w:t>
+      </w:r>
+    </w:p>
+    <w:p>
+      <w:pPr>
+        <w:jc w:val="both"/>
+        <w:rPr>
+          <w:b/>
+          <w:bCs/>
+          <w:color w:val="D86DCB" w:themeColor="accent5" w:themeTint="99"/>
+          <w:sz w:val="36"/>
+          <w:szCs w:val="36"/>
+        </w:rPr>
+      </w:pPr>
+      <w:r>
+        <w:rPr>
+          <w:b/>
+          <w:bCs/>
+          <w:color w:val="D86DCB" w:themeColor="accent5" w:themeTint="99"/>
+          <w:sz w:val="36"/>
+          <w:szCs w:val="36"/>
+        </w:rPr>
+        <w:t>h7i8j9k HEAD</w:t>
+      </w:r>
+      <w:proofErr w:type="gramStart"/>
+      <w:r>
+        <w:rPr>
+          <w:b/>
+          <w:bCs/>
+          <w:color w:val="D86DCB" w:themeColor="accent5" w:themeTint="99"/>
+          <w:sz w:val="36"/>
+          <w:szCs w:val="36"/>
+        </w:rPr>
+        <w:t>@{</w:t>
+      </w:r>
+      <w:proofErr w:type="gramEnd"/>
+      <w:r>
+        <w:rPr>
+          <w:b/>
+          <w:bCs/>
+          <w:color w:val="D86DCB" w:themeColor="accent5" w:themeTint="99"/>
+          <w:sz w:val="36"/>
+          <w:szCs w:val="36"/>
+        </w:rPr>
+        <w:t>2}: checkout: moving from main to feature</w:t>
       </w:r>
     </w:p>
     <w:p>
@@ -1192,7 +1438,51 @@
           <w:sz w:val="36"/>
           <w:szCs w:val="36"/>
         </w:rPr>
-        <w:t>git checkout -b recovered_branch &lt;commit_hash&gt;</w:t>
+        <w:t xml:space="preserve">git checkout -b </w:t>
+      </w:r>
+      <w:proofErr w:type="spellStart"/>
+      <w:r>
+        <w:rPr>
+          <w:b/>
+          <w:bCs/>
+          <w:color w:val="D86DCB" w:themeColor="accent5" w:themeTint="99"/>
+          <w:sz w:val="36"/>
+          <w:szCs w:val="36"/>
+        </w:rPr>
+        <w:t>recovered_branch</w:t>
+      </w:r>
+      <w:proofErr w:type="spellEnd"/>
+      <w:r>
+        <w:rPr>
+          <w:b/>
+          <w:bCs/>
+          <w:color w:val="D86DCB" w:themeColor="accent5" w:themeTint="99"/>
+          <w:sz w:val="36"/>
+          <w:szCs w:val="36"/>
+        </w:rPr>
+        <w:t xml:space="preserve"> &lt;</w:t>
+      </w:r>
+      <w:proofErr w:type="spellStart"/>
+      <w:r>
+        <w:rPr>
+          <w:b/>
+          <w:bCs/>
+          <w:color w:val="D86DCB" w:themeColor="accent5" w:themeTint="99"/>
+          <w:sz w:val="36"/>
+          <w:szCs w:val="36"/>
+        </w:rPr>
+        <w:t>commit_hash</w:t>
+      </w:r>
+      <w:proofErr w:type="spellEnd"/>
+      <w:r>
+        <w:rPr>
+          <w:b/>
+          <w:bCs/>
+          <w:color w:val="D86DCB" w:themeColor="accent5" w:themeTint="99"/>
+          <w:sz w:val="36"/>
+          <w:szCs w:val="36"/>
+        </w:rPr>
+        <w:t>&gt;</w:t>
       </w:r>
     </w:p>
     <w:p>
@@ -1247,7 +1537,23 @@
           <w:sz w:val="36"/>
           <w:szCs w:val="36"/>
         </w:rPr>
-        <w:t>Quick Cheatsheet:</w:t>
+        <w:t xml:space="preserve">Quick </w:t>
+      </w:r>
+      <w:proofErr w:type="spellStart"/>
+      <w:r>
+        <w:rPr>
+          <w:sz w:val="36"/>
+          <w:szCs w:val="36"/>
+        </w:rPr>
+        <w:t>Cheatsheet</w:t>
+      </w:r>
+      <w:proofErr w:type="spellEnd"/>
+      <w:r>
+        <w:rPr>
+          <w:sz w:val="36"/>
+          <w:szCs w:val="36"/>
+        </w:rPr>
+        <w:t>:</w:t>
       </w:r>
     </w:p>
     <w:tbl>
@@ -1477,7 +1783,23 @@
                 <w:sz w:val="36"/>
                 <w:szCs w:val="36"/>
               </w:rPr>
-              <w:t>git revert &lt;commit_hash&gt;</w:t>
+              <w:t>git revert &lt;</w:t>
+            </w:r>
+            <w:proofErr w:type="spellStart"/>
+            <w:r>
+              <w:rPr>
+                <w:sz w:val="36"/>
+                <w:szCs w:val="36"/>
+              </w:rPr>
+              <w:t>commit_hash</w:t>
+            </w:r>
+            <w:proofErr w:type="spellEnd"/>
+            <w:r>
+              <w:rPr>
+                <w:sz w:val="36"/>
+                <w:szCs w:val="36"/>
+              </w:rPr>
+              <w:t>&gt;</w:t>
             </w:r>
           </w:p>
         </w:tc>
@@ -1507,7 +1829,27 @@
                 <w:sz w:val="36"/>
                 <w:szCs w:val="36"/>
               </w:rPr>
-              <w:t>Undo unstaged file changes</w:t>
+              <w:t xml:space="preserve">Undo </w:t>
+            </w:r>
+            <w:proofErr w:type="spellStart"/>
+            <w:r>
+              <w:rPr>
+                <w:b w:val="0"/>
+                <w:bCs w:val="0"/>
+                <w:sz w:val="36"/>
+                <w:szCs w:val="36"/>
+              </w:rPr>
+              <w:t>unstaged</w:t>
+            </w:r>
+            <w:proofErr w:type="spellEnd"/>
+            <w:r>
+              <w:rPr>
+                <w:b w:val="0"/>
+                <w:bCs w:val="0"/>
+                <w:sz w:val="36"/>
+                <w:szCs w:val="36"/>
+              </w:rPr>
+              <w:t xml:space="preserve"> file changes</w:t>
             </w:r>
           </w:p>
         </w:tc>
@@ -1753,7 +2095,39 @@
                 <w:sz w:val="36"/>
                 <w:szCs w:val="36"/>
               </w:rPr>
-              <w:t>git reflog + git checkout -b newbranch &lt;hash&gt;</w:t>
+              <w:t xml:space="preserve">git </w:t>
+            </w:r>
+            <w:proofErr w:type="spellStart"/>
+            <w:r>
+              <w:rPr>
+                <w:sz w:val="36"/>
+                <w:szCs w:val="36"/>
+              </w:rPr>
+              <w:t>reflog</w:t>
+            </w:r>
+            <w:proofErr w:type="spellEnd"/>
+            <w:r>
+              <w:rPr>
+                <w:sz w:val="36"/>
+                <w:szCs w:val="36"/>
+              </w:rPr>
+              <w:t xml:space="preserve"> + git checkout -b </w:t>
+            </w:r>
+            <w:proofErr w:type="spellStart"/>
+            <w:r>
+              <w:rPr>
+                <w:sz w:val="36"/>
+                <w:szCs w:val="36"/>
+              </w:rPr>
+              <w:t>newbranch</w:t>
+            </w:r>
+            <w:proofErr w:type="spellEnd"/>
+            <w:r>
+              <w:rPr>
+                <w:sz w:val="36"/>
+                <w:szCs w:val="36"/>
+              </w:rPr>
+              <w:t xml:space="preserve"> &lt;hash&gt;</w:t>
             </w:r>
           </w:p>
         </w:tc>
@@ -2814,7 +3188,23 @@
           <w:sz w:val="36"/>
           <w:szCs w:val="36"/>
         </w:rPr>
-        <w:t xml:space="preserve"> Name it </w:t>
+        <w:t xml:space="preserve"> Name </w:t>
+      </w:r>
+      <w:proofErr w:type="gramStart"/>
+      <w:r>
+        <w:rPr>
+          <w:sz w:val="36"/>
+          <w:szCs w:val="36"/>
+        </w:rPr>
+        <w:t>it</w:t>
+      </w:r>
+      <w:proofErr w:type="gramEnd"/>
+      <w:r>
+        <w:rPr>
+          <w:sz w:val="36"/>
+          <w:szCs w:val="36"/>
+        </w:rPr>
+        <w:t xml:space="preserve"> </w:t>
       </w:r>
       <w:r>
         <w:rPr>
@@ -3654,6 +4044,315 @@
           <w:szCs w:val="36"/>
         </w:rPr>
       </w:pPr>
+      <w:r>
+        <w:rPr>
+          <w:sz w:val="36"/>
+          <w:szCs w:val="36"/>
+        </w:rPr>
+        <w:t># The full list of keywords GitHub recognizes; all do the same thing:</w:t>
+      </w:r>
+    </w:p>
+    <w:p>
+      <w:pPr>
+        <w:jc w:val="both"/>
+        <w:rPr>
+          <w:b/>
+          <w:bCs/>
+          <w:sz w:val="36"/>
+          <w:szCs w:val="36"/>
+        </w:rPr>
+      </w:pPr>
+      <w:r>
+        <w:rPr>
+          <w:b/>
+          <w:bCs/>
+          <w:sz w:val="36"/>
+          <w:szCs w:val="36"/>
+        </w:rPr>
+        <w:t>close #1</w:t>
+      </w:r>
+    </w:p>
+    <w:p>
+      <w:pPr>
+        <w:jc w:val="both"/>
+        <w:rPr>
+          <w:b/>
+          <w:bCs/>
+          <w:sz w:val="36"/>
+          <w:szCs w:val="36"/>
+        </w:rPr>
+      </w:pPr>
+      <w:r>
+        <w:rPr>
+          <w:b/>
+          <w:bCs/>
+          <w:sz w:val="36"/>
+          <w:szCs w:val="36"/>
+        </w:rPr>
+        <w:t>closes #1</w:t>
+      </w:r>
+    </w:p>
+    <w:p>
+      <w:pPr>
+        <w:jc w:val="both"/>
+        <w:rPr>
+          <w:b/>
+          <w:bCs/>
+          <w:sz w:val="36"/>
+          <w:szCs w:val="36"/>
+        </w:rPr>
+      </w:pPr>
+      <w:r>
+        <w:rPr>
+          <w:b/>
+          <w:bCs/>
+          <w:sz w:val="36"/>
+          <w:szCs w:val="36"/>
+        </w:rPr>
+        <w:t>closed #1</w:t>
+      </w:r>
+    </w:p>
+    <w:p>
+      <w:pPr>
+        <w:jc w:val="both"/>
+        <w:rPr>
+          <w:b/>
+          <w:bCs/>
+          <w:sz w:val="36"/>
+          <w:szCs w:val="36"/>
+        </w:rPr>
+      </w:pPr>
+      <w:r>
+        <w:rPr>
+          <w:b/>
+          <w:bCs/>
+          <w:sz w:val="36"/>
+          <w:szCs w:val="36"/>
+        </w:rPr>
+        <w:t>fix #1</w:t>
+      </w:r>
+    </w:p>
+    <w:p>
+      <w:pPr>
+        <w:jc w:val="both"/>
+        <w:rPr>
+          <w:b/>
+          <w:bCs/>
+          <w:sz w:val="36"/>
+          <w:szCs w:val="36"/>
+        </w:rPr>
+      </w:pPr>
+      <w:r>
+        <w:rPr>
+          <w:b/>
+          <w:bCs/>
+          <w:sz w:val="36"/>
+          <w:szCs w:val="36"/>
+        </w:rPr>
+        <w:t>fixes #1</w:t>
+      </w:r>
+    </w:p>
+    <w:p>
+      <w:pPr>
+        <w:jc w:val="both"/>
+        <w:rPr>
+          <w:b/>
+          <w:bCs/>
+          <w:sz w:val="36"/>
+          <w:szCs w:val="36"/>
+        </w:rPr>
+      </w:pPr>
+      <w:r>
+        <w:rPr>
+          <w:b/>
+          <w:bCs/>
+          <w:sz w:val="36"/>
+          <w:szCs w:val="36"/>
+        </w:rPr>
+        <w:t>fixed #1</w:t>
+      </w:r>
+    </w:p>
+    <w:p>
+      <w:pPr>
+        <w:jc w:val="both"/>
+        <w:rPr>
+          <w:b/>
+          <w:bCs/>
+          <w:sz w:val="36"/>
+          <w:szCs w:val="36"/>
+        </w:rPr>
+      </w:pPr>
+      <w:r>
+        <w:rPr>
+          <w:b/>
+          <w:bCs/>
+          <w:sz w:val="36"/>
+          <w:szCs w:val="36"/>
+        </w:rPr>
+        <w:t>resolve #1</w:t>
+      </w:r>
+    </w:p>
+    <w:p>
+      <w:pPr>
+        <w:jc w:val="both"/>
+        <w:rPr>
+          <w:b/>
+          <w:bCs/>
+          <w:sz w:val="36"/>
+          <w:szCs w:val="36"/>
+        </w:rPr>
+      </w:pPr>
+      <w:r>
+        <w:rPr>
+          <w:b/>
+          <w:bCs/>
+          <w:sz w:val="36"/>
+          <w:szCs w:val="36"/>
+        </w:rPr>
+        <w:t>resolves #1</w:t>
+      </w:r>
+    </w:p>
+    <w:p>
+      <w:pPr>
+        <w:jc w:val="both"/>
+        <w:rPr>
+          <w:b/>
+          <w:bCs/>
+          <w:sz w:val="36"/>
+          <w:szCs w:val="36"/>
+        </w:rPr>
+      </w:pPr>
+      <w:r>
+        <w:rPr>
+          <w:b/>
+          <w:bCs/>
+          <w:sz w:val="36"/>
+          <w:szCs w:val="36"/>
+        </w:rPr>
+        <w:t>resolved #1</w:t>
+      </w:r>
+    </w:p>
+    <w:p>
+      <w:pPr>
+        <w:jc w:val="both"/>
+        <w:rPr>
+          <w:sz w:val="36"/>
+          <w:szCs w:val="36"/>
+        </w:rPr>
+      </w:pPr>
+      <w:r>
+        <w:rPr>
+          <w:sz w:val="36"/>
+          <w:szCs w:val="36"/>
+        </w:rPr>
+        <w:lastRenderedPageBreak/>
+        <w:t># Don’t do this. It’s wrong and only closes #1 (issue)</w:t>
+      </w:r>
+    </w:p>
+    <w:p>
+      <w:pPr>
+        <w:jc w:val="both"/>
+        <w:rPr>
+          <w:b/>
+          <w:bCs/>
+          <w:sz w:val="36"/>
+          <w:szCs w:val="36"/>
+        </w:rPr>
+      </w:pPr>
+      <w:r>
+        <w:rPr>
+          <w:b/>
+          <w:bCs/>
+          <w:sz w:val="36"/>
+          <w:szCs w:val="36"/>
+        </w:rPr>
+        <w:t>Closes #1, #2, #3</w:t>
+      </w:r>
+    </w:p>
+    <w:p>
+      <w:pPr>
+        <w:jc w:val="both"/>
+        <w:rPr>
+          <w:sz w:val="36"/>
+          <w:szCs w:val="36"/>
+        </w:rPr>
+      </w:pPr>
+      <w:r>
+        <w:rPr>
+          <w:sz w:val="36"/>
+          <w:szCs w:val="36"/>
+        </w:rPr>
+        <w:t># Right way, closes all three</w:t>
+      </w:r>
+    </w:p>
+    <w:p>
+      <w:pPr>
+        <w:jc w:val="both"/>
+        <w:rPr>
+          <w:b/>
+          <w:bCs/>
+          <w:sz w:val="36"/>
+          <w:szCs w:val="36"/>
+        </w:rPr>
+      </w:pPr>
+      <w:r>
+        <w:rPr>
+          <w:b/>
+          <w:bCs/>
+          <w:sz w:val="36"/>
+          <w:szCs w:val="36"/>
+        </w:rPr>
+        <w:t>Closes #1</w:t>
+      </w:r>
+    </w:p>
+    <w:p>
+      <w:pPr>
+        <w:jc w:val="both"/>
+        <w:rPr>
+          <w:b/>
+          <w:bCs/>
+          <w:sz w:val="36"/>
+          <w:szCs w:val="36"/>
+        </w:rPr>
+      </w:pPr>
+      <w:r>
+        <w:rPr>
+          <w:b/>
+          <w:bCs/>
+          <w:sz w:val="36"/>
+          <w:szCs w:val="36"/>
+        </w:rPr>
+        <w:t>Closes #2</w:t>
+      </w:r>
+    </w:p>
+    <w:p>
+      <w:pPr>
+        <w:jc w:val="both"/>
+        <w:rPr>
+          <w:b/>
+          <w:bCs/>
+          <w:sz w:val="36"/>
+          <w:szCs w:val="36"/>
+        </w:rPr>
+      </w:pPr>
+      <w:r>
+        <w:rPr>
+          <w:b/>
+          <w:bCs/>
+          <w:sz w:val="36"/>
+          <w:szCs w:val="36"/>
+        </w:rPr>
+        <w:t>Closes #3</w:t>
+      </w:r>
+    </w:p>
+    <w:p>
+      <w:pPr>
+        <w:jc w:val="both"/>
+        <w:rPr>
+          <w:sz w:val="36"/>
+          <w:szCs w:val="36"/>
+        </w:rPr>
+      </w:pPr>
     </w:p>
     <w:p>
       <w:pPr>
@@ -3882,7 +4581,226 @@
           <w:sz w:val="36"/>
           <w:szCs w:val="36"/>
         </w:rPr>
+        <w:t>we</w:t>
+      </w:r>
+      <w:r>
+        <w:rPr>
+          <w:sz w:val="36"/>
+          <w:szCs w:val="36"/>
+        </w:rPr>
+        <w:t xml:space="preserve">'re creating "draft notes" instead of real issues, </w:t>
+      </w:r>
+      <w:r>
+        <w:rPr>
+          <w:sz w:val="36"/>
+          <w:szCs w:val="36"/>
+        </w:rPr>
+        <w:t>we</w:t>
+      </w:r>
+      <w:r>
+        <w:rPr>
+          <w:sz w:val="36"/>
+          <w:szCs w:val="36"/>
+        </w:rPr>
+        <w:t xml:space="preserve"> lose all the automation power.</w:t>
+      </w:r>
+    </w:p>
+    <w:p>
+      <w:pPr>
+        <w:jc w:val="both"/>
+        <w:rPr>
+          <w:sz w:val="36"/>
+          <w:szCs w:val="36"/>
+        </w:rPr>
+      </w:pPr>
+      <w:r>
+        <w:rPr>
+          <w:sz w:val="36"/>
+          <w:szCs w:val="36"/>
+        </w:rPr>
+        <w:t xml:space="preserve"># </w:t>
+      </w:r>
+      <w:r>
+        <w:rPr>
+          <w:b/>
+          <w:bCs/>
+          <w:sz w:val="36"/>
+          <w:szCs w:val="36"/>
+        </w:rPr>
+        <w:t>Mistake-2,</w:t>
+      </w:r>
+      <w:r>
+        <w:rPr>
+          <w:sz w:val="36"/>
+          <w:szCs w:val="36"/>
+        </w:rPr>
+        <w:t xml:space="preserve"> N</w:t>
+      </w:r>
+      <w:r>
+        <w:rPr>
+          <w:sz w:val="36"/>
+          <w:szCs w:val="36"/>
+        </w:rPr>
+        <w:t>ot using the "</w:t>
+      </w:r>
+      <w:r>
+        <w:rPr>
+          <w:b/>
+          <w:bCs/>
+          <w:sz w:val="36"/>
+          <w:szCs w:val="36"/>
+        </w:rPr>
+        <w:t>Closes #N</w:t>
+      </w:r>
+      <w:r>
+        <w:rPr>
+          <w:sz w:val="36"/>
+          <w:szCs w:val="36"/>
+        </w:rPr>
+        <w:t>" keyword in PRs</w:t>
+      </w:r>
+      <w:r>
+        <w:rPr>
+          <w:sz w:val="36"/>
+          <w:szCs w:val="36"/>
+        </w:rPr>
+        <w:t xml:space="preserve">. </w:t>
+      </w:r>
+      <w:r>
+        <w:rPr>
+          <w:sz w:val="36"/>
+          <w:szCs w:val="36"/>
+        </w:rPr>
+        <w:t>Most beginners write PRs without linking them to issues. This breaks the automation chain completely.</w:t>
+      </w:r>
+    </w:p>
+    <w:p>
+      <w:pPr>
+        <w:jc w:val="both"/>
+        <w:rPr>
+          <w:sz w:val="36"/>
+          <w:szCs w:val="36"/>
+        </w:rPr>
+      </w:pPr>
+      <w:r>
+        <w:rPr>
+          <w:sz w:val="36"/>
+          <w:szCs w:val="36"/>
+        </w:rPr>
         <w:lastRenderedPageBreak/>
+        <w:t xml:space="preserve"># </w:t>
+      </w:r>
+      <w:r>
+        <w:rPr>
+          <w:b/>
+          <w:bCs/>
+          <w:sz w:val="36"/>
+          <w:szCs w:val="36"/>
+        </w:rPr>
+        <w:t>Mistake-3</w:t>
+      </w:r>
+      <w:r>
+        <w:rPr>
+          <w:sz w:val="36"/>
+          <w:szCs w:val="36"/>
+        </w:rPr>
+        <w:t>,</w:t>
+      </w:r>
+      <w:r>
+        <w:rPr>
+          <w:sz w:val="36"/>
+          <w:szCs w:val="36"/>
+        </w:rPr>
+        <w:t xml:space="preserve"> One giant project for everything</w:t>
+      </w:r>
+      <w:r>
+        <w:rPr>
+          <w:sz w:val="36"/>
+          <w:szCs w:val="36"/>
+        </w:rPr>
+        <w:t xml:space="preserve">. </w:t>
+      </w:r>
+      <w:r>
+        <w:rPr>
+          <w:sz w:val="36"/>
+          <w:szCs w:val="36"/>
+        </w:rPr>
+        <w:t>Teams with 5+ repos often put ALL work in one board with no filtering. Use views (saved filters) inside our project to show only "Flutter issues" or "this sprint's work."</w:t>
+      </w:r>
+    </w:p>
+    <w:p>
+      <w:pPr>
+        <w:jc w:val="both"/>
+        <w:rPr>
+          <w:sz w:val="36"/>
+          <w:szCs w:val="36"/>
+        </w:rPr>
+      </w:pPr>
+      <w:r>
+        <w:rPr>
+          <w:sz w:val="36"/>
+          <w:szCs w:val="36"/>
+        </w:rPr>
+        <w:t xml:space="preserve"># </w:t>
+      </w:r>
+      <w:r>
+        <w:rPr>
+          <w:b/>
+          <w:bCs/>
+          <w:sz w:val="36"/>
+          <w:szCs w:val="36"/>
+        </w:rPr>
+        <w:t>Mistake-4</w:t>
+      </w:r>
+      <w:r>
+        <w:rPr>
+          <w:sz w:val="36"/>
+          <w:szCs w:val="36"/>
+        </w:rPr>
+        <w:t>,</w:t>
+      </w:r>
+      <w:r>
+        <w:rPr>
+          <w:sz w:val="36"/>
+          <w:szCs w:val="36"/>
+        </w:rPr>
+        <w:t xml:space="preserve"> Ignoring the Roadmap view</w:t>
+      </w:r>
+      <w:r>
+        <w:rPr>
+          <w:sz w:val="36"/>
+          <w:szCs w:val="36"/>
+        </w:rPr>
+        <w:t xml:space="preserve">. </w:t>
+      </w:r>
+      <w:r>
+        <w:rPr>
+          <w:sz w:val="36"/>
+          <w:szCs w:val="36"/>
+        </w:rPr>
+        <w:t xml:space="preserve">Solo </w:t>
+      </w:r>
+      <w:proofErr w:type="spellStart"/>
+      <w:r>
+        <w:rPr>
+          <w:sz w:val="36"/>
+          <w:szCs w:val="36"/>
+        </w:rPr>
+        <w:t>devs</w:t>
+      </w:r>
+      <w:proofErr w:type="spellEnd"/>
+      <w:r>
+        <w:rPr>
+          <w:sz w:val="36"/>
+          <w:szCs w:val="36"/>
+        </w:rPr>
+        <w:t xml:space="preserve"> never touch it. But when </w:t>
+      </w:r>
+      <w:r>
+        <w:rPr>
+          <w:sz w:val="36"/>
+          <w:szCs w:val="36"/>
+        </w:rPr>
         <w:t>we</w:t>
       </w:r>
       <w:r>
@@ -3890,210 +4808,23 @@
           <w:sz w:val="36"/>
           <w:szCs w:val="36"/>
         </w:rPr>
-        <w:t xml:space="preserve">'re creating "draft notes" instead of real issues, </w:t>
-      </w:r>
-      <w:r>
-        <w:rPr>
-          <w:sz w:val="36"/>
-          <w:szCs w:val="36"/>
-        </w:rPr>
-        <w:t>we</w:t>
-      </w:r>
-      <w:r>
-        <w:rPr>
-          <w:sz w:val="36"/>
-          <w:szCs w:val="36"/>
-        </w:rPr>
-        <w:t xml:space="preserve"> lose all the automation power.</w:t>
-      </w:r>
-    </w:p>
-    <w:p>
-      <w:pPr>
-        <w:jc w:val="both"/>
-        <w:rPr>
-          <w:sz w:val="36"/>
-          <w:szCs w:val="36"/>
-        </w:rPr>
-      </w:pPr>
-      <w:r>
-        <w:rPr>
-          <w:sz w:val="36"/>
-          <w:szCs w:val="36"/>
-        </w:rPr>
-        <w:t xml:space="preserve"># </w:t>
-      </w:r>
-      <w:r>
-        <w:rPr>
-          <w:b/>
-          <w:bCs/>
-          <w:sz w:val="36"/>
-          <w:szCs w:val="36"/>
-        </w:rPr>
-        <w:t>Mistake-2,</w:t>
-      </w:r>
-      <w:r>
-        <w:rPr>
-          <w:sz w:val="36"/>
-          <w:szCs w:val="36"/>
-        </w:rPr>
-        <w:t xml:space="preserve"> N</w:t>
-      </w:r>
-      <w:r>
-        <w:rPr>
-          <w:sz w:val="36"/>
-          <w:szCs w:val="36"/>
-        </w:rPr>
-        <w:t>ot using the "</w:t>
-      </w:r>
-      <w:r>
-        <w:rPr>
-          <w:b/>
-          <w:bCs/>
-          <w:sz w:val="36"/>
-          <w:szCs w:val="36"/>
-        </w:rPr>
-        <w:t>Closes #N</w:t>
-      </w:r>
-      <w:r>
-        <w:rPr>
-          <w:sz w:val="36"/>
-          <w:szCs w:val="36"/>
-        </w:rPr>
-        <w:t>" keyword in PRs</w:t>
-      </w:r>
-      <w:r>
-        <w:rPr>
-          <w:sz w:val="36"/>
-          <w:szCs w:val="36"/>
-        </w:rPr>
-        <w:t xml:space="preserve">. </w:t>
-      </w:r>
-      <w:r>
-        <w:rPr>
-          <w:sz w:val="36"/>
-          <w:szCs w:val="36"/>
-        </w:rPr>
-        <w:t>Most beginners write PRs without linking them to issues. This breaks the automation chain completely.</w:t>
-      </w:r>
-    </w:p>
-    <w:p>
-      <w:pPr>
-        <w:jc w:val="both"/>
-        <w:rPr>
-          <w:sz w:val="36"/>
-          <w:szCs w:val="36"/>
-        </w:rPr>
-      </w:pPr>
-      <w:r>
-        <w:rPr>
-          <w:sz w:val="36"/>
-          <w:szCs w:val="36"/>
-        </w:rPr>
-        <w:t xml:space="preserve"># </w:t>
-      </w:r>
-      <w:r>
-        <w:rPr>
-          <w:b/>
-          <w:bCs/>
-          <w:sz w:val="36"/>
-          <w:szCs w:val="36"/>
-        </w:rPr>
-        <w:t>Mistake-3</w:t>
-      </w:r>
-      <w:r>
-        <w:rPr>
-          <w:sz w:val="36"/>
-          <w:szCs w:val="36"/>
-        </w:rPr>
-        <w:t>,</w:t>
-      </w:r>
-      <w:r>
-        <w:rPr>
-          <w:sz w:val="36"/>
-          <w:szCs w:val="36"/>
-        </w:rPr>
-        <w:t xml:space="preserve"> One giant project for everything</w:t>
-      </w:r>
-      <w:r>
-        <w:rPr>
-          <w:sz w:val="36"/>
-          <w:szCs w:val="36"/>
-        </w:rPr>
-        <w:t xml:space="preserve">. </w:t>
-      </w:r>
-      <w:r>
-        <w:rPr>
-          <w:sz w:val="36"/>
-          <w:szCs w:val="36"/>
-        </w:rPr>
-        <w:t>Teams with 5+ repos often put ALL work in one board with no filtering. Use views (saved filters) inside our project to show only "Flutter issues" or "this sprint's work."</w:t>
-      </w:r>
-    </w:p>
-    <w:p>
-      <w:pPr>
-        <w:jc w:val="both"/>
-        <w:rPr>
-          <w:sz w:val="36"/>
-          <w:szCs w:val="36"/>
-        </w:rPr>
-      </w:pPr>
-      <w:r>
-        <w:rPr>
-          <w:sz w:val="36"/>
-          <w:szCs w:val="36"/>
-        </w:rPr>
-        <w:t xml:space="preserve"># </w:t>
-      </w:r>
-      <w:r>
-        <w:rPr>
-          <w:b/>
-          <w:bCs/>
-          <w:sz w:val="36"/>
-          <w:szCs w:val="36"/>
-        </w:rPr>
-        <w:t>Mistake-4</w:t>
-      </w:r>
-      <w:r>
-        <w:rPr>
-          <w:sz w:val="36"/>
-          <w:szCs w:val="36"/>
-        </w:rPr>
-        <w:t>,</w:t>
-      </w:r>
-      <w:r>
-        <w:rPr>
-          <w:sz w:val="36"/>
-          <w:szCs w:val="36"/>
-        </w:rPr>
-        <w:t xml:space="preserve"> Ignoring the Roadmap view</w:t>
-      </w:r>
-      <w:r>
-        <w:rPr>
-          <w:sz w:val="36"/>
-          <w:szCs w:val="36"/>
-        </w:rPr>
-        <w:t xml:space="preserve">. </w:t>
-      </w:r>
-      <w:r>
-        <w:rPr>
-          <w:sz w:val="36"/>
-          <w:szCs w:val="36"/>
-        </w:rPr>
-        <w:t xml:space="preserve">Solo devs never touch it. But when </w:t>
-      </w:r>
-      <w:r>
-        <w:rPr>
-          <w:sz w:val="36"/>
-          <w:szCs w:val="36"/>
-        </w:rPr>
-        <w:t>we</w:t>
-      </w:r>
-      <w:r>
-        <w:rPr>
-          <w:sz w:val="36"/>
-          <w:szCs w:val="36"/>
-        </w:rPr>
-        <w:t xml:space="preserve"> start planning features across weeks, the roadmap view (with iteration fields) is how senior devs think about scope.</w:t>
+        <w:t xml:space="preserve"> start planning features across weeks, the roadmap view (with iteration fields) is how senior </w:t>
+      </w:r>
+      <w:proofErr w:type="spellStart"/>
+      <w:r>
+        <w:rPr>
+          <w:sz w:val="36"/>
+          <w:szCs w:val="36"/>
+        </w:rPr>
+        <w:t>devs</w:t>
+      </w:r>
+      <w:proofErr w:type="spellEnd"/>
+      <w:r>
+        <w:rPr>
+          <w:sz w:val="36"/>
+          <w:szCs w:val="36"/>
+        </w:rPr>
+        <w:t xml:space="preserve"> think about scope.</w:t>
       </w:r>
     </w:p>
     <w:p>
@@ -4236,7 +4967,6 @@
           <w:sz w:val="36"/>
           <w:szCs w:val="36"/>
         </w:rPr>
-        <w:lastRenderedPageBreak/>
         <w:t xml:space="preserve">Priority triage happens weekly and filter by Priority: </w:t>
       </w:r>
       <w:r>
@@ -4274,7 +5004,23 @@
           <w:sz w:val="36"/>
           <w:szCs w:val="36"/>
         </w:rPr>
-        <w:t>GitHub Actions + Projects API, advanced teams use the GraphQL API to programmatically move cards, create issues, or generate weekly reports</w:t>
+        <w:t xml:space="preserve">GitHub Actions + Projects API, advanced teams use the </w:t>
+      </w:r>
+      <w:proofErr w:type="spellStart"/>
+      <w:r>
+        <w:rPr>
+          <w:sz w:val="36"/>
+          <w:szCs w:val="36"/>
+        </w:rPr>
+        <w:t>GraphQL</w:t>
+      </w:r>
+      <w:proofErr w:type="spellEnd"/>
+      <w:r>
+        <w:rPr>
+          <w:sz w:val="36"/>
+          <w:szCs w:val="36"/>
+        </w:rPr>
+        <w:t xml:space="preserve"> API to programmatically move cards, create issues, or generate weekly reports</w:t>
       </w:r>
     </w:p>
     <w:p>
@@ -4295,6 +5041,7 @@
           <w:sz w:val="36"/>
           <w:szCs w:val="36"/>
         </w:rPr>
+        <w:lastRenderedPageBreak/>
         <w:t>Sub-issues (new in 2024) GitHub now supports breaking one issue into sub-tasks directly inside the issue, replacing the old checkbox hack</w:t>
       </w:r>
     </w:p>
@@ -4316,7 +5063,23 @@
           <w:sz w:val="36"/>
           <w:szCs w:val="36"/>
         </w:rPr>
-        <w:t>Milestones vs Projects, Milestones are for version-based releases (v1.0, v2.0). Projects are for ongoing workflow management. Senior devs use both together</w:t>
+        <w:t xml:space="preserve">Milestones vs Projects, Milestones are for version-based releases (v1.0, v2.0). Projects are for ongoing workflow management. Senior </w:t>
+      </w:r>
+      <w:proofErr w:type="spellStart"/>
+      <w:r>
+        <w:rPr>
+          <w:sz w:val="36"/>
+          <w:szCs w:val="36"/>
+        </w:rPr>
+        <w:t>devs</w:t>
+      </w:r>
+      <w:proofErr w:type="spellEnd"/>
+      <w:r>
+        <w:rPr>
+          <w:sz w:val="36"/>
+          <w:szCs w:val="36"/>
+        </w:rPr>
+        <w:t xml:space="preserve"> use both together</w:t>
       </w:r>
     </w:p>
     <w:p>
@@ -6236,7 +6999,6 @@
   <w:style w:type="character" w:default="1" w:styleId="DefaultParagraphFont">
     <w:name w:val="Default Paragraph Font"/>
     <w:uiPriority w:val="1"/>
-    <w:semiHidden/>
     <w:unhideWhenUsed/>
   </w:style>
   <w:style w:type="table" w:default="1" w:styleId="TableNormal">
